--- a/archive/Model Theory Computations - Cp.docx
+++ b/archive/Model Theory Computations - Cp.docx
@@ -130,7 +130,35 @@
         <w:rPr>
           <w:rFonts w:ascii="Cambria Math" w:eastAsiaTheme="minorEastAsia" w:hAnsi="Cambria Math" w:cs="Cambria Math"/>
         </w:rPr>
-        <w:t>logic is called Skolemnization. If we have a formula like ∃a∀x∃y∀z P(a,x,y,z)</w:t>
+        <w:t>logic is called Skolemnization. If we have a formula like ∃</w:t>
+      </w:r>
+      <w:proofErr w:type="spellStart"/>
+      <w:r>
+        <w:rPr>
+          <w:rFonts w:ascii="Cambria Math" w:eastAsiaTheme="minorEastAsia" w:hAnsi="Cambria Math" w:cs="Cambria Math"/>
+        </w:rPr>
+        <w:t>a∀x∃y∀z</w:t>
+      </w:r>
+      <w:proofErr w:type="spellEnd"/>
+      <w:r>
+        <w:rPr>
+          <w:rFonts w:ascii="Cambria Math" w:eastAsiaTheme="minorEastAsia" w:hAnsi="Cambria Math" w:cs="Cambria Math"/>
+        </w:rPr>
+        <w:t xml:space="preserve"> P(</w:t>
+      </w:r>
+      <w:proofErr w:type="spellStart"/>
+      <w:r>
+        <w:rPr>
+          <w:rFonts w:ascii="Cambria Math" w:eastAsiaTheme="minorEastAsia" w:hAnsi="Cambria Math" w:cs="Cambria Math"/>
+        </w:rPr>
+        <w:t>a,x,y,z</w:t>
+      </w:r>
+      <w:proofErr w:type="spellEnd"/>
+      <w:r>
+        <w:rPr>
+          <w:rFonts w:ascii="Cambria Math" w:eastAsiaTheme="minorEastAsia" w:hAnsi="Cambria Math" w:cs="Cambria Math"/>
+        </w:rPr>
+        <w:t>)</w:t>
       </w:r>
     </w:p>
     <w:p>
@@ -326,7 +354,21 @@
         <w:rPr>
           <w:rFonts w:ascii="Cambria Math" w:eastAsiaTheme="minorEastAsia" w:hAnsi="Cambria Math" w:cs="Cambria Math"/>
         </w:rPr>
-        <w:t>we must introduce an auxillary predicate A*, which can be marked up-adjacent</w:t>
+        <w:t xml:space="preserve">we must introduce an </w:t>
+      </w:r>
+      <w:proofErr w:type="spellStart"/>
+      <w:r>
+        <w:rPr>
+          <w:rFonts w:ascii="Cambria Math" w:eastAsiaTheme="minorEastAsia" w:hAnsi="Cambria Math" w:cs="Cambria Math"/>
+        </w:rPr>
+        <w:t>auxillary</w:t>
+      </w:r>
+      <w:proofErr w:type="spellEnd"/>
+      <w:r>
+        <w:rPr>
+          <w:rFonts w:ascii="Cambria Math" w:eastAsiaTheme="minorEastAsia" w:hAnsi="Cambria Math" w:cs="Cambria Math"/>
+        </w:rPr>
+        <w:t xml:space="preserve"> predicate A*, which can be marked up-adjacent</w:t>
       </w:r>
     </w:p>
     <w:p>
@@ -495,150 +537,424 @@
         <w:rPr>
           <w:rFonts w:ascii="Cambria Math" w:eastAsiaTheme="minorEastAsia" w:hAnsi="Cambria Math" w:cs="Cambria Math"/>
         </w:rPr>
-        <w:t>∃a∀x∃y∀z∀w</w:t>
-      </w:r>
-    </w:p>
-    <w:p>
-      <w:pPr>
-        <w:rPr>
-          <w:rFonts w:ascii="Cambria Math" w:eastAsiaTheme="minorEastAsia" w:hAnsi="Cambria Math" w:cs="Cambria Math"/>
-        </w:rPr>
-      </w:pPr>
-      <w:r>
-        <w:rPr>
-          <w:rFonts w:ascii="Cambria Math" w:eastAsiaTheme="minorEastAsia" w:hAnsi="Cambria Math" w:cs="Cambria Math"/>
-        </w:rPr>
-        <w:t>Z(a,a) &amp;&amp;</w:t>
-      </w:r>
-    </w:p>
-    <w:p>
-      <w:pPr>
-        <w:rPr>
-          <w:rFonts w:ascii="Cambria Math" w:eastAsiaTheme="minorEastAsia" w:hAnsi="Cambria Math" w:cs="Cambria Math"/>
-        </w:rPr>
-      </w:pPr>
-      <w:r>
-        <w:rPr>
-          <w:rFonts w:ascii="Cambria Math" w:eastAsiaTheme="minorEastAsia" w:hAnsi="Cambria Math" w:cs="Cambria Math"/>
-        </w:rPr>
-        <w:t>A(a,a) &amp;&amp;</w:t>
-      </w:r>
-    </w:p>
-    <w:p>
-      <w:pPr>
-        <w:rPr>
-          <w:rFonts w:ascii="Cambria Math" w:eastAsiaTheme="minorEastAsia" w:hAnsi="Cambria Math" w:cs="Cambria Math"/>
-        </w:rPr>
-      </w:pPr>
-      <w:r>
-        <w:rPr>
-          <w:rFonts w:ascii="Cambria Math" w:eastAsiaTheme="minorEastAsia" w:hAnsi="Cambria Math" w:cs="Cambria Math"/>
-        </w:rPr>
-        <w:t>B(a,a) &amp;&amp;</w:t>
-      </w:r>
-    </w:p>
-    <w:p>
-      <w:pPr>
-        <w:rPr>
-          <w:rFonts w:ascii="Cambria Math" w:eastAsiaTheme="minorEastAsia" w:hAnsi="Cambria Math" w:cs="Cambria Math"/>
-        </w:rPr>
-      </w:pPr>
-      <w:r>
-        <w:rPr>
-          <w:rFonts w:ascii="Cambria Math" w:eastAsiaTheme="minorEastAsia" w:hAnsi="Cambria Math" w:cs="Cambria Math"/>
-        </w:rPr>
-        <w:t>~Z(y,z) &amp;&amp;</w:t>
-      </w:r>
-    </w:p>
-    <w:p>
-      <w:pPr>
-        <w:rPr>
-          <w:rFonts w:ascii="Cambria Math" w:eastAsiaTheme="minorEastAsia" w:hAnsi="Cambria Math" w:cs="Cambria Math"/>
-        </w:rPr>
-      </w:pPr>
-      <w:r>
-        <w:rPr>
-          <w:rFonts w:ascii="Cambria Math" w:eastAsiaTheme="minorEastAsia" w:hAnsi="Cambria Math" w:cs="Cambria Math"/>
-        </w:rPr>
-        <w:t>(Z(z,x) --&gt; Z(z,y)) &amp;&amp;</w:t>
-      </w:r>
-    </w:p>
-    <w:p>
-      <w:pPr>
-        <w:rPr>
-          <w:rFonts w:ascii="Cambria Math" w:eastAsiaTheme="minorEastAsia" w:hAnsi="Cambria Math" w:cs="Cambria Math"/>
-        </w:rPr>
-      </w:pPr>
-      <w:r>
-        <w:rPr>
-          <w:rFonts w:ascii="Cambria Math" w:eastAsiaTheme="minorEastAsia" w:hAnsi="Cambria Math" w:cs="Cambria Math"/>
-        </w:rPr>
-        <w:t>((A(z,x) &amp;&amp; A(w,x)) --&gt; (z=w)) &amp;&amp;</w:t>
-      </w:r>
-    </w:p>
-    <w:p>
-      <w:pPr>
-        <w:rPr>
-          <w:rFonts w:ascii="Cambria Math" w:eastAsiaTheme="minorEastAsia" w:hAnsi="Cambria Math" w:cs="Cambria Math"/>
-        </w:rPr>
-      </w:pPr>
-      <w:r>
-        <w:rPr>
-          <w:rFonts w:ascii="Cambria Math" w:eastAsiaTheme="minorEastAsia" w:hAnsi="Cambria Math" w:cs="Cambria Math"/>
-        </w:rPr>
-        <w:t>((B(z,x) &amp;&amp; B(w,x)) --&gt; (z=w)) &amp;&amp;</w:t>
-      </w:r>
-    </w:p>
-    <w:p>
-      <w:pPr>
-        <w:rPr>
-          <w:rFonts w:ascii="Cambria Math" w:eastAsiaTheme="minorEastAsia" w:hAnsi="Cambria Math" w:cs="Cambria Math"/>
-        </w:rPr>
-      </w:pPr>
-      <w:r>
-        <w:rPr>
-          <w:rFonts w:ascii="Cambria Math" w:eastAsiaTheme="minorEastAsia" w:hAnsi="Cambria Math" w:cs="Cambria Math"/>
-        </w:rPr>
-        <w:t>(A*(z,x) --&gt; A(z,y)) &amp;&amp;</w:t>
-      </w:r>
-    </w:p>
-    <w:p>
-      <w:pPr>
-        <w:rPr>
-          <w:rFonts w:ascii="Cambria Math" w:eastAsiaTheme="minorEastAsia" w:hAnsi="Cambria Math" w:cs="Cambria Math"/>
-        </w:rPr>
-      </w:pPr>
-      <w:r>
-        <w:rPr>
-          <w:rFonts w:ascii="Cambria Math" w:eastAsiaTheme="minorEastAsia" w:hAnsi="Cambria Math" w:cs="Cambria Math"/>
-        </w:rPr>
-        <w:t>~(B(x,z) &amp;&amp; B*(x,z)) &amp;&amp;</w:t>
-      </w:r>
-    </w:p>
-    <w:p>
-      <w:pPr>
-        <w:rPr>
-          <w:rFonts w:ascii="Cambria Math" w:eastAsiaTheme="minorEastAsia" w:hAnsi="Cambria Math" w:cs="Cambria Math"/>
-        </w:rPr>
-      </w:pPr>
-      <w:r>
-        <w:rPr>
-          <w:rFonts w:ascii="Cambria Math" w:eastAsiaTheme="minorEastAsia" w:hAnsi="Cambria Math" w:cs="Cambria Math"/>
-        </w:rPr>
-        <w:t>(B*(x,z) --&gt; B(y,z)) &amp;&amp;</w:t>
-      </w:r>
-    </w:p>
-    <w:p>
-      <w:pPr>
-        <w:rPr>
-          <w:rFonts w:ascii="Cambria Math" w:eastAsiaTheme="minorEastAsia" w:hAnsi="Cambria Math" w:cs="Cambria Math"/>
-        </w:rPr>
-      </w:pPr>
-      <w:r>
-        <w:rPr>
-          <w:rFonts w:ascii="Cambria Math" w:eastAsiaTheme="minorEastAsia" w:hAnsi="Cambria Math" w:cs="Cambria Math"/>
-        </w:rPr>
-        <w:t>(A(x,z) --&gt; ~(B(x,z) &lt;--&gt; A*(y,z))) &amp;&amp;</w:t>
+        <w:t>∃</w:t>
+      </w:r>
+      <w:proofErr w:type="spellStart"/>
+      <w:r>
+        <w:rPr>
+          <w:rFonts w:ascii="Cambria Math" w:eastAsiaTheme="minorEastAsia" w:hAnsi="Cambria Math" w:cs="Cambria Math"/>
+        </w:rPr>
+        <w:t>a∀x∃y∀z∀w</w:t>
+      </w:r>
+      <w:proofErr w:type="spellEnd"/>
+    </w:p>
+    <w:p>
+      <w:pPr>
+        <w:rPr>
+          <w:rFonts w:ascii="Cambria Math" w:eastAsiaTheme="minorEastAsia" w:hAnsi="Cambria Math" w:cs="Cambria Math"/>
+        </w:rPr>
+      </w:pPr>
+      <w:r>
+        <w:rPr>
+          <w:rFonts w:ascii="Cambria Math" w:eastAsiaTheme="minorEastAsia" w:hAnsi="Cambria Math" w:cs="Cambria Math"/>
+        </w:rPr>
+        <w:t>Z(</w:t>
+      </w:r>
+      <w:proofErr w:type="spellStart"/>
+      <w:r>
+        <w:rPr>
+          <w:rFonts w:ascii="Cambria Math" w:eastAsiaTheme="minorEastAsia" w:hAnsi="Cambria Math" w:cs="Cambria Math"/>
+        </w:rPr>
+        <w:t>a,a</w:t>
+      </w:r>
+      <w:proofErr w:type="spellEnd"/>
+      <w:r>
+        <w:rPr>
+          <w:rFonts w:ascii="Cambria Math" w:eastAsiaTheme="minorEastAsia" w:hAnsi="Cambria Math" w:cs="Cambria Math"/>
+        </w:rPr>
+        <w:t>) &amp;&amp;</w:t>
+      </w:r>
+    </w:p>
+    <w:p>
+      <w:pPr>
+        <w:rPr>
+          <w:rFonts w:ascii="Cambria Math" w:eastAsiaTheme="minorEastAsia" w:hAnsi="Cambria Math" w:cs="Cambria Math"/>
+        </w:rPr>
+      </w:pPr>
+      <w:r>
+        <w:rPr>
+          <w:rFonts w:ascii="Cambria Math" w:eastAsiaTheme="minorEastAsia" w:hAnsi="Cambria Math" w:cs="Cambria Math"/>
+        </w:rPr>
+        <w:t>A(</w:t>
+      </w:r>
+      <w:proofErr w:type="spellStart"/>
+      <w:r>
+        <w:rPr>
+          <w:rFonts w:ascii="Cambria Math" w:eastAsiaTheme="minorEastAsia" w:hAnsi="Cambria Math" w:cs="Cambria Math"/>
+        </w:rPr>
+        <w:t>a,a</w:t>
+      </w:r>
+      <w:proofErr w:type="spellEnd"/>
+      <w:r>
+        <w:rPr>
+          <w:rFonts w:ascii="Cambria Math" w:eastAsiaTheme="minorEastAsia" w:hAnsi="Cambria Math" w:cs="Cambria Math"/>
+        </w:rPr>
+        <w:t>) &amp;&amp;</w:t>
+      </w:r>
+    </w:p>
+    <w:p>
+      <w:pPr>
+        <w:rPr>
+          <w:rFonts w:ascii="Cambria Math" w:eastAsiaTheme="minorEastAsia" w:hAnsi="Cambria Math" w:cs="Cambria Math"/>
+        </w:rPr>
+      </w:pPr>
+      <w:r>
+        <w:rPr>
+          <w:rFonts w:ascii="Cambria Math" w:eastAsiaTheme="minorEastAsia" w:hAnsi="Cambria Math" w:cs="Cambria Math"/>
+        </w:rPr>
+        <w:t>B(</w:t>
+      </w:r>
+      <w:proofErr w:type="spellStart"/>
+      <w:r>
+        <w:rPr>
+          <w:rFonts w:ascii="Cambria Math" w:eastAsiaTheme="minorEastAsia" w:hAnsi="Cambria Math" w:cs="Cambria Math"/>
+        </w:rPr>
+        <w:t>a,a</w:t>
+      </w:r>
+      <w:proofErr w:type="spellEnd"/>
+      <w:r>
+        <w:rPr>
+          <w:rFonts w:ascii="Cambria Math" w:eastAsiaTheme="minorEastAsia" w:hAnsi="Cambria Math" w:cs="Cambria Math"/>
+        </w:rPr>
+        <w:t>) &amp;&amp;</w:t>
+      </w:r>
+    </w:p>
+    <w:p>
+      <w:pPr>
+        <w:rPr>
+          <w:rFonts w:ascii="Cambria Math" w:eastAsiaTheme="minorEastAsia" w:hAnsi="Cambria Math" w:cs="Cambria Math"/>
+        </w:rPr>
+      </w:pPr>
+      <w:r>
+        <w:rPr>
+          <w:rFonts w:ascii="Cambria Math" w:eastAsiaTheme="minorEastAsia" w:hAnsi="Cambria Math" w:cs="Cambria Math"/>
+        </w:rPr>
+        <w:t>~Z(</w:t>
+      </w:r>
+      <w:proofErr w:type="spellStart"/>
+      <w:r>
+        <w:rPr>
+          <w:rFonts w:ascii="Cambria Math" w:eastAsiaTheme="minorEastAsia" w:hAnsi="Cambria Math" w:cs="Cambria Math"/>
+        </w:rPr>
+        <w:t>y,z</w:t>
+      </w:r>
+      <w:proofErr w:type="spellEnd"/>
+      <w:r>
+        <w:rPr>
+          <w:rFonts w:ascii="Cambria Math" w:eastAsiaTheme="minorEastAsia" w:hAnsi="Cambria Math" w:cs="Cambria Math"/>
+        </w:rPr>
+        <w:t>) &amp;&amp;</w:t>
+      </w:r>
+    </w:p>
+    <w:p>
+      <w:pPr>
+        <w:rPr>
+          <w:rFonts w:ascii="Cambria Math" w:eastAsiaTheme="minorEastAsia" w:hAnsi="Cambria Math" w:cs="Cambria Math"/>
+        </w:rPr>
+      </w:pPr>
+      <w:r>
+        <w:rPr>
+          <w:rFonts w:ascii="Cambria Math" w:eastAsiaTheme="minorEastAsia" w:hAnsi="Cambria Math" w:cs="Cambria Math"/>
+        </w:rPr>
+        <w:t>(Z(</w:t>
+      </w:r>
+      <w:proofErr w:type="spellStart"/>
+      <w:r>
+        <w:rPr>
+          <w:rFonts w:ascii="Cambria Math" w:eastAsiaTheme="minorEastAsia" w:hAnsi="Cambria Math" w:cs="Cambria Math"/>
+        </w:rPr>
+        <w:t>z,x</w:t>
+      </w:r>
+      <w:proofErr w:type="spellEnd"/>
+      <w:r>
+        <w:rPr>
+          <w:rFonts w:ascii="Cambria Math" w:eastAsiaTheme="minorEastAsia" w:hAnsi="Cambria Math" w:cs="Cambria Math"/>
+        </w:rPr>
+        <w:t>) --&gt; Z(</w:t>
+      </w:r>
+      <w:proofErr w:type="spellStart"/>
+      <w:r>
+        <w:rPr>
+          <w:rFonts w:ascii="Cambria Math" w:eastAsiaTheme="minorEastAsia" w:hAnsi="Cambria Math" w:cs="Cambria Math"/>
+        </w:rPr>
+        <w:t>z,y</w:t>
+      </w:r>
+      <w:proofErr w:type="spellEnd"/>
+      <w:r>
+        <w:rPr>
+          <w:rFonts w:ascii="Cambria Math" w:eastAsiaTheme="minorEastAsia" w:hAnsi="Cambria Math" w:cs="Cambria Math"/>
+        </w:rPr>
+        <w:t>)) &amp;&amp;</w:t>
+      </w:r>
+    </w:p>
+    <w:p>
+      <w:pPr>
+        <w:rPr>
+          <w:rFonts w:ascii="Cambria Math" w:eastAsiaTheme="minorEastAsia" w:hAnsi="Cambria Math" w:cs="Cambria Math"/>
+        </w:rPr>
+      </w:pPr>
+      <w:r>
+        <w:rPr>
+          <w:rFonts w:ascii="Cambria Math" w:eastAsiaTheme="minorEastAsia" w:hAnsi="Cambria Math" w:cs="Cambria Math"/>
+        </w:rPr>
+        <w:t>((A(</w:t>
+      </w:r>
+      <w:proofErr w:type="spellStart"/>
+      <w:r>
+        <w:rPr>
+          <w:rFonts w:ascii="Cambria Math" w:eastAsiaTheme="minorEastAsia" w:hAnsi="Cambria Math" w:cs="Cambria Math"/>
+        </w:rPr>
+        <w:t>z,x</w:t>
+      </w:r>
+      <w:proofErr w:type="spellEnd"/>
+      <w:r>
+        <w:rPr>
+          <w:rFonts w:ascii="Cambria Math" w:eastAsiaTheme="minorEastAsia" w:hAnsi="Cambria Math" w:cs="Cambria Math"/>
+        </w:rPr>
+        <w:t>) &amp;&amp; A(</w:t>
+      </w:r>
+      <w:proofErr w:type="spellStart"/>
+      <w:r>
+        <w:rPr>
+          <w:rFonts w:ascii="Cambria Math" w:eastAsiaTheme="minorEastAsia" w:hAnsi="Cambria Math" w:cs="Cambria Math"/>
+        </w:rPr>
+        <w:t>w,x</w:t>
+      </w:r>
+      <w:proofErr w:type="spellEnd"/>
+      <w:r>
+        <w:rPr>
+          <w:rFonts w:ascii="Cambria Math" w:eastAsiaTheme="minorEastAsia" w:hAnsi="Cambria Math" w:cs="Cambria Math"/>
+        </w:rPr>
+        <w:t>)) --&gt; (z=w)) &amp;&amp;</w:t>
+      </w:r>
+    </w:p>
+    <w:p>
+      <w:pPr>
+        <w:rPr>
+          <w:rFonts w:ascii="Cambria Math" w:eastAsiaTheme="minorEastAsia" w:hAnsi="Cambria Math" w:cs="Cambria Math"/>
+        </w:rPr>
+      </w:pPr>
+      <w:r>
+        <w:rPr>
+          <w:rFonts w:ascii="Cambria Math" w:eastAsiaTheme="minorEastAsia" w:hAnsi="Cambria Math" w:cs="Cambria Math"/>
+        </w:rPr>
+        <w:t>((B(</w:t>
+      </w:r>
+      <w:proofErr w:type="spellStart"/>
+      <w:r>
+        <w:rPr>
+          <w:rFonts w:ascii="Cambria Math" w:eastAsiaTheme="minorEastAsia" w:hAnsi="Cambria Math" w:cs="Cambria Math"/>
+        </w:rPr>
+        <w:t>z,x</w:t>
+      </w:r>
+      <w:proofErr w:type="spellEnd"/>
+      <w:r>
+        <w:rPr>
+          <w:rFonts w:ascii="Cambria Math" w:eastAsiaTheme="minorEastAsia" w:hAnsi="Cambria Math" w:cs="Cambria Math"/>
+        </w:rPr>
+        <w:t>) &amp;&amp; B(</w:t>
+      </w:r>
+      <w:proofErr w:type="spellStart"/>
+      <w:r>
+        <w:rPr>
+          <w:rFonts w:ascii="Cambria Math" w:eastAsiaTheme="minorEastAsia" w:hAnsi="Cambria Math" w:cs="Cambria Math"/>
+        </w:rPr>
+        <w:t>w,x</w:t>
+      </w:r>
+      <w:proofErr w:type="spellEnd"/>
+      <w:r>
+        <w:rPr>
+          <w:rFonts w:ascii="Cambria Math" w:eastAsiaTheme="minorEastAsia" w:hAnsi="Cambria Math" w:cs="Cambria Math"/>
+        </w:rPr>
+        <w:t>)) --&gt; (z=w)) &amp;&amp;</w:t>
+      </w:r>
+    </w:p>
+    <w:p>
+      <w:pPr>
+        <w:rPr>
+          <w:rFonts w:ascii="Cambria Math" w:eastAsiaTheme="minorEastAsia" w:hAnsi="Cambria Math" w:cs="Cambria Math"/>
+        </w:rPr>
+      </w:pPr>
+      <w:r>
+        <w:rPr>
+          <w:rFonts w:ascii="Cambria Math" w:eastAsiaTheme="minorEastAsia" w:hAnsi="Cambria Math" w:cs="Cambria Math"/>
+        </w:rPr>
+        <w:t>(A*(</w:t>
+      </w:r>
+      <w:proofErr w:type="spellStart"/>
+      <w:r>
+        <w:rPr>
+          <w:rFonts w:ascii="Cambria Math" w:eastAsiaTheme="minorEastAsia" w:hAnsi="Cambria Math" w:cs="Cambria Math"/>
+        </w:rPr>
+        <w:t>z,x</w:t>
+      </w:r>
+      <w:proofErr w:type="spellEnd"/>
+      <w:r>
+        <w:rPr>
+          <w:rFonts w:ascii="Cambria Math" w:eastAsiaTheme="minorEastAsia" w:hAnsi="Cambria Math" w:cs="Cambria Math"/>
+        </w:rPr>
+        <w:t>) --&gt; A(</w:t>
+      </w:r>
+      <w:proofErr w:type="spellStart"/>
+      <w:r>
+        <w:rPr>
+          <w:rFonts w:ascii="Cambria Math" w:eastAsiaTheme="minorEastAsia" w:hAnsi="Cambria Math" w:cs="Cambria Math"/>
+        </w:rPr>
+        <w:t>z,y</w:t>
+      </w:r>
+      <w:proofErr w:type="spellEnd"/>
+      <w:r>
+        <w:rPr>
+          <w:rFonts w:ascii="Cambria Math" w:eastAsiaTheme="minorEastAsia" w:hAnsi="Cambria Math" w:cs="Cambria Math"/>
+        </w:rPr>
+        <w:t>)) &amp;&amp;</w:t>
+      </w:r>
+    </w:p>
+    <w:p>
+      <w:pPr>
+        <w:rPr>
+          <w:rFonts w:ascii="Cambria Math" w:eastAsiaTheme="minorEastAsia" w:hAnsi="Cambria Math" w:cs="Cambria Math"/>
+        </w:rPr>
+      </w:pPr>
+      <w:r>
+        <w:rPr>
+          <w:rFonts w:ascii="Cambria Math" w:eastAsiaTheme="minorEastAsia" w:hAnsi="Cambria Math" w:cs="Cambria Math"/>
+        </w:rPr>
+        <w:t>~(B(</w:t>
+      </w:r>
+      <w:proofErr w:type="spellStart"/>
+      <w:r>
+        <w:rPr>
+          <w:rFonts w:ascii="Cambria Math" w:eastAsiaTheme="minorEastAsia" w:hAnsi="Cambria Math" w:cs="Cambria Math"/>
+        </w:rPr>
+        <w:t>x,z</w:t>
+      </w:r>
+      <w:proofErr w:type="spellEnd"/>
+      <w:r>
+        <w:rPr>
+          <w:rFonts w:ascii="Cambria Math" w:eastAsiaTheme="minorEastAsia" w:hAnsi="Cambria Math" w:cs="Cambria Math"/>
+        </w:rPr>
+        <w:t>) &amp;&amp; B*(</w:t>
+      </w:r>
+      <w:proofErr w:type="spellStart"/>
+      <w:r>
+        <w:rPr>
+          <w:rFonts w:ascii="Cambria Math" w:eastAsiaTheme="minorEastAsia" w:hAnsi="Cambria Math" w:cs="Cambria Math"/>
+        </w:rPr>
+        <w:t>x,z</w:t>
+      </w:r>
+      <w:proofErr w:type="spellEnd"/>
+      <w:r>
+        <w:rPr>
+          <w:rFonts w:ascii="Cambria Math" w:eastAsiaTheme="minorEastAsia" w:hAnsi="Cambria Math" w:cs="Cambria Math"/>
+        </w:rPr>
+        <w:t>)) &amp;&amp;</w:t>
+      </w:r>
+    </w:p>
+    <w:p>
+      <w:pPr>
+        <w:rPr>
+          <w:rFonts w:ascii="Cambria Math" w:eastAsiaTheme="minorEastAsia" w:hAnsi="Cambria Math" w:cs="Cambria Math"/>
+        </w:rPr>
+      </w:pPr>
+      <w:r>
+        <w:rPr>
+          <w:rFonts w:ascii="Cambria Math" w:eastAsiaTheme="minorEastAsia" w:hAnsi="Cambria Math" w:cs="Cambria Math"/>
+        </w:rPr>
+        <w:t>(B*(</w:t>
+      </w:r>
+      <w:proofErr w:type="spellStart"/>
+      <w:r>
+        <w:rPr>
+          <w:rFonts w:ascii="Cambria Math" w:eastAsiaTheme="minorEastAsia" w:hAnsi="Cambria Math" w:cs="Cambria Math"/>
+        </w:rPr>
+        <w:t>x,z</w:t>
+      </w:r>
+      <w:proofErr w:type="spellEnd"/>
+      <w:r>
+        <w:rPr>
+          <w:rFonts w:ascii="Cambria Math" w:eastAsiaTheme="minorEastAsia" w:hAnsi="Cambria Math" w:cs="Cambria Math"/>
+        </w:rPr>
+        <w:t>) --&gt; B(</w:t>
+      </w:r>
+      <w:proofErr w:type="spellStart"/>
+      <w:r>
+        <w:rPr>
+          <w:rFonts w:ascii="Cambria Math" w:eastAsiaTheme="minorEastAsia" w:hAnsi="Cambria Math" w:cs="Cambria Math"/>
+        </w:rPr>
+        <w:t>y,z</w:t>
+      </w:r>
+      <w:proofErr w:type="spellEnd"/>
+      <w:r>
+        <w:rPr>
+          <w:rFonts w:ascii="Cambria Math" w:eastAsiaTheme="minorEastAsia" w:hAnsi="Cambria Math" w:cs="Cambria Math"/>
+        </w:rPr>
+        <w:t>)) &amp;&amp;</w:t>
+      </w:r>
+    </w:p>
+    <w:p>
+      <w:pPr>
+        <w:rPr>
+          <w:rFonts w:ascii="Cambria Math" w:eastAsiaTheme="minorEastAsia" w:hAnsi="Cambria Math" w:cs="Cambria Math"/>
+        </w:rPr>
+      </w:pPr>
+      <w:r>
+        <w:rPr>
+          <w:rFonts w:ascii="Cambria Math" w:eastAsiaTheme="minorEastAsia" w:hAnsi="Cambria Math" w:cs="Cambria Math"/>
+        </w:rPr>
+        <w:t>(A(</w:t>
+      </w:r>
+      <w:proofErr w:type="spellStart"/>
+      <w:r>
+        <w:rPr>
+          <w:rFonts w:ascii="Cambria Math" w:eastAsiaTheme="minorEastAsia" w:hAnsi="Cambria Math" w:cs="Cambria Math"/>
+        </w:rPr>
+        <w:t>x,z</w:t>
+      </w:r>
+      <w:proofErr w:type="spellEnd"/>
+      <w:r>
+        <w:rPr>
+          <w:rFonts w:ascii="Cambria Math" w:eastAsiaTheme="minorEastAsia" w:hAnsi="Cambria Math" w:cs="Cambria Math"/>
+        </w:rPr>
+        <w:t>) --&gt; ~(B(</w:t>
+      </w:r>
+      <w:proofErr w:type="spellStart"/>
+      <w:r>
+        <w:rPr>
+          <w:rFonts w:ascii="Cambria Math" w:eastAsiaTheme="minorEastAsia" w:hAnsi="Cambria Math" w:cs="Cambria Math"/>
+        </w:rPr>
+        <w:t>x,z</w:t>
+      </w:r>
+      <w:proofErr w:type="spellEnd"/>
+      <w:r>
+        <w:rPr>
+          <w:rFonts w:ascii="Cambria Math" w:eastAsiaTheme="minorEastAsia" w:hAnsi="Cambria Math" w:cs="Cambria Math"/>
+        </w:rPr>
+        <w:t>) &lt;--&gt; A*(</w:t>
+      </w:r>
+      <w:proofErr w:type="spellStart"/>
+      <w:r>
+        <w:rPr>
+          <w:rFonts w:ascii="Cambria Math" w:eastAsiaTheme="minorEastAsia" w:hAnsi="Cambria Math" w:cs="Cambria Math"/>
+        </w:rPr>
+        <w:t>y,z</w:t>
+      </w:r>
+      <w:proofErr w:type="spellEnd"/>
+      <w:r>
+        <w:rPr>
+          <w:rFonts w:ascii="Cambria Math" w:eastAsiaTheme="minorEastAsia" w:hAnsi="Cambria Math" w:cs="Cambria Math"/>
+        </w:rPr>
+        <w:t>))) &amp;&amp;</w:t>
       </w:r>
     </w:p>
     <w:p>
@@ -652,33 +968,159 @@
           <w:rFonts w:ascii="Cambria Math" w:eastAsiaTheme="minorEastAsia" w:hAnsi="Cambria Math" w:cs="Cambria Math"/>
         </w:rPr>
         <w:lastRenderedPageBreak/>
-        <w:t>((A(z,x) &amp;&amp; B(z,x)) --&gt; B*(z,y)) &amp;&amp;</w:t>
-      </w:r>
-    </w:p>
-    <w:p>
-      <w:pPr>
-        <w:rPr>
-          <w:rFonts w:ascii="Cambria Math" w:eastAsiaTheme="minorEastAsia" w:hAnsi="Cambria Math" w:cs="Cambria Math"/>
-        </w:rPr>
-      </w:pPr>
-      <w:r>
-        <w:rPr>
-          <w:rFonts w:ascii="Cambria Math" w:eastAsiaTheme="minorEastAsia" w:hAnsi="Cambria Math" w:cs="Cambria Math"/>
-        </w:rPr>
-        <w:t>((~A(z,x) &amp;&amp; B(z,x)) --&gt; B(z,y)) &amp;&amp;</w:t>
-      </w:r>
-    </w:p>
-    <w:p>
-      <w:pPr>
-        <w:rPr>
-          <w:rFonts w:ascii="Cambria Math" w:eastAsiaTheme="minorEastAsia" w:hAnsi="Cambria Math" w:cs="Cambria Math"/>
-        </w:rPr>
-      </w:pPr>
-      <w:r>
-        <w:rPr>
-          <w:rFonts w:ascii="Cambria Math" w:eastAsiaTheme="minorEastAsia" w:hAnsi="Cambria Math" w:cs="Cambria Math"/>
-        </w:rPr>
-        <w:t>((Z(x,z) &amp;&amp; B*(w,z)) --&gt; A(x,z))</w:t>
+        <w:t>((A(</w:t>
+      </w:r>
+      <w:proofErr w:type="spellStart"/>
+      <w:r>
+        <w:rPr>
+          <w:rFonts w:ascii="Cambria Math" w:eastAsiaTheme="minorEastAsia" w:hAnsi="Cambria Math" w:cs="Cambria Math"/>
+        </w:rPr>
+        <w:t>z,x</w:t>
+      </w:r>
+      <w:proofErr w:type="spellEnd"/>
+      <w:r>
+        <w:rPr>
+          <w:rFonts w:ascii="Cambria Math" w:eastAsiaTheme="minorEastAsia" w:hAnsi="Cambria Math" w:cs="Cambria Math"/>
+        </w:rPr>
+        <w:t>) &amp;&amp; B(</w:t>
+      </w:r>
+      <w:proofErr w:type="spellStart"/>
+      <w:r>
+        <w:rPr>
+          <w:rFonts w:ascii="Cambria Math" w:eastAsiaTheme="minorEastAsia" w:hAnsi="Cambria Math" w:cs="Cambria Math"/>
+        </w:rPr>
+        <w:t>z,x</w:t>
+      </w:r>
+      <w:proofErr w:type="spellEnd"/>
+      <w:r>
+        <w:rPr>
+          <w:rFonts w:ascii="Cambria Math" w:eastAsiaTheme="minorEastAsia" w:hAnsi="Cambria Math" w:cs="Cambria Math"/>
+        </w:rPr>
+        <w:t>)) --&gt; B*(</w:t>
+      </w:r>
+      <w:proofErr w:type="spellStart"/>
+      <w:r>
+        <w:rPr>
+          <w:rFonts w:ascii="Cambria Math" w:eastAsiaTheme="minorEastAsia" w:hAnsi="Cambria Math" w:cs="Cambria Math"/>
+        </w:rPr>
+        <w:t>z,y</w:t>
+      </w:r>
+      <w:proofErr w:type="spellEnd"/>
+      <w:r>
+        <w:rPr>
+          <w:rFonts w:ascii="Cambria Math" w:eastAsiaTheme="minorEastAsia" w:hAnsi="Cambria Math" w:cs="Cambria Math"/>
+        </w:rPr>
+        <w:t>)) &amp;&amp;</w:t>
+      </w:r>
+    </w:p>
+    <w:p>
+      <w:pPr>
+        <w:rPr>
+          <w:rFonts w:ascii="Cambria Math" w:eastAsiaTheme="minorEastAsia" w:hAnsi="Cambria Math" w:cs="Cambria Math"/>
+        </w:rPr>
+      </w:pPr>
+      <w:r>
+        <w:rPr>
+          <w:rFonts w:ascii="Cambria Math" w:eastAsiaTheme="minorEastAsia" w:hAnsi="Cambria Math" w:cs="Cambria Math"/>
+        </w:rPr>
+        <w:t>((~A(</w:t>
+      </w:r>
+      <w:proofErr w:type="spellStart"/>
+      <w:r>
+        <w:rPr>
+          <w:rFonts w:ascii="Cambria Math" w:eastAsiaTheme="minorEastAsia" w:hAnsi="Cambria Math" w:cs="Cambria Math"/>
+        </w:rPr>
+        <w:t>z,x</w:t>
+      </w:r>
+      <w:proofErr w:type="spellEnd"/>
+      <w:r>
+        <w:rPr>
+          <w:rFonts w:ascii="Cambria Math" w:eastAsiaTheme="minorEastAsia" w:hAnsi="Cambria Math" w:cs="Cambria Math"/>
+        </w:rPr>
+        <w:t>) &amp;&amp; B(</w:t>
+      </w:r>
+      <w:proofErr w:type="spellStart"/>
+      <w:r>
+        <w:rPr>
+          <w:rFonts w:ascii="Cambria Math" w:eastAsiaTheme="minorEastAsia" w:hAnsi="Cambria Math" w:cs="Cambria Math"/>
+        </w:rPr>
+        <w:t>z,x</w:t>
+      </w:r>
+      <w:proofErr w:type="spellEnd"/>
+      <w:r>
+        <w:rPr>
+          <w:rFonts w:ascii="Cambria Math" w:eastAsiaTheme="minorEastAsia" w:hAnsi="Cambria Math" w:cs="Cambria Math"/>
+        </w:rPr>
+        <w:t>)) --&gt; B(</w:t>
+      </w:r>
+      <w:proofErr w:type="spellStart"/>
+      <w:r>
+        <w:rPr>
+          <w:rFonts w:ascii="Cambria Math" w:eastAsiaTheme="minorEastAsia" w:hAnsi="Cambria Math" w:cs="Cambria Math"/>
+        </w:rPr>
+        <w:t>z,y</w:t>
+      </w:r>
+      <w:proofErr w:type="spellEnd"/>
+      <w:r>
+        <w:rPr>
+          <w:rFonts w:ascii="Cambria Math" w:eastAsiaTheme="minorEastAsia" w:hAnsi="Cambria Math" w:cs="Cambria Math"/>
+        </w:rPr>
+        <w:t>)) &amp;&amp;</w:t>
+      </w:r>
+    </w:p>
+    <w:p>
+      <w:pPr>
+        <w:rPr>
+          <w:rFonts w:ascii="Cambria Math" w:eastAsiaTheme="minorEastAsia" w:hAnsi="Cambria Math" w:cs="Cambria Math"/>
+        </w:rPr>
+      </w:pPr>
+      <w:r>
+        <w:rPr>
+          <w:rFonts w:ascii="Cambria Math" w:eastAsiaTheme="minorEastAsia" w:hAnsi="Cambria Math" w:cs="Cambria Math"/>
+        </w:rPr>
+        <w:t>((Z(</w:t>
+      </w:r>
+      <w:proofErr w:type="spellStart"/>
+      <w:r>
+        <w:rPr>
+          <w:rFonts w:ascii="Cambria Math" w:eastAsiaTheme="minorEastAsia" w:hAnsi="Cambria Math" w:cs="Cambria Math"/>
+        </w:rPr>
+        <w:t>x,z</w:t>
+      </w:r>
+      <w:proofErr w:type="spellEnd"/>
+      <w:r>
+        <w:rPr>
+          <w:rFonts w:ascii="Cambria Math" w:eastAsiaTheme="minorEastAsia" w:hAnsi="Cambria Math" w:cs="Cambria Math"/>
+        </w:rPr>
+        <w:t>) &amp;&amp; B*(</w:t>
+      </w:r>
+      <w:proofErr w:type="spellStart"/>
+      <w:r>
+        <w:rPr>
+          <w:rFonts w:ascii="Cambria Math" w:eastAsiaTheme="minorEastAsia" w:hAnsi="Cambria Math" w:cs="Cambria Math"/>
+        </w:rPr>
+        <w:t>w,z</w:t>
+      </w:r>
+      <w:proofErr w:type="spellEnd"/>
+      <w:r>
+        <w:rPr>
+          <w:rFonts w:ascii="Cambria Math" w:eastAsiaTheme="minorEastAsia" w:hAnsi="Cambria Math" w:cs="Cambria Math"/>
+        </w:rPr>
+        <w:t>)) --&gt; A(</w:t>
+      </w:r>
+      <w:proofErr w:type="spellStart"/>
+      <w:r>
+        <w:rPr>
+          <w:rFonts w:ascii="Cambria Math" w:eastAsiaTheme="minorEastAsia" w:hAnsi="Cambria Math" w:cs="Cambria Math"/>
+        </w:rPr>
+        <w:t>x,z</w:t>
+      </w:r>
+      <w:proofErr w:type="spellEnd"/>
+      <w:r>
+        <w:rPr>
+          <w:rFonts w:ascii="Cambria Math" w:eastAsiaTheme="minorEastAsia" w:hAnsi="Cambria Math" w:cs="Cambria Math"/>
+        </w:rPr>
+        <w:t>))</w:t>
       </w:r>
       <w:r>
         <w:rPr>
@@ -697,7 +1139,21 @@
         <w:rPr>
           <w:rFonts w:ascii="Cambria Math" w:eastAsiaTheme="minorEastAsia" w:hAnsi="Cambria Math" w:cs="Cambria Math"/>
         </w:rPr>
-        <w:t xml:space="preserve">(Z(x,z) </w:t>
+        <w:t>(Z(</w:t>
+      </w:r>
+      <w:proofErr w:type="spellStart"/>
+      <w:r>
+        <w:rPr>
+          <w:rFonts w:ascii="Cambria Math" w:eastAsiaTheme="minorEastAsia" w:hAnsi="Cambria Math" w:cs="Cambria Math"/>
+        </w:rPr>
+        <w:t>x,z</w:t>
+      </w:r>
+      <w:proofErr w:type="spellEnd"/>
+      <w:r>
+        <w:rPr>
+          <w:rFonts w:ascii="Cambria Math" w:eastAsiaTheme="minorEastAsia" w:hAnsi="Cambria Math" w:cs="Cambria Math"/>
+        </w:rPr>
+        <w:t xml:space="preserve">) </w:t>
       </w:r>
       <w:r>
         <w:rPr>
@@ -711,6 +1167,7 @@
         </w:rPr>
         <w:t>(</w:t>
       </w:r>
+      <w:proofErr w:type="spellStart"/>
       <w:r>
         <w:rPr>
           <w:rFonts w:ascii="Cambria Math" w:eastAsiaTheme="minorEastAsia" w:hAnsi="Cambria Math" w:cs="Cambria Math"/>
@@ -721,7 +1178,14 @@
         <w:rPr>
           <w:rFonts w:ascii="Cambria Math" w:eastAsiaTheme="minorEastAsia" w:hAnsi="Cambria Math" w:cs="Cambria Math"/>
         </w:rPr>
-        <w:t xml:space="preserve">,z) </w:t>
+        <w:t>,z</w:t>
+      </w:r>
+      <w:proofErr w:type="spellEnd"/>
+      <w:r>
+        <w:rPr>
+          <w:rFonts w:ascii="Cambria Math" w:eastAsiaTheme="minorEastAsia" w:hAnsi="Cambria Math" w:cs="Cambria Math"/>
+        </w:rPr>
+        <w:t xml:space="preserve">) </w:t>
       </w:r>
       <w:r>
         <w:rPr>
@@ -827,7 +1291,21 @@
         <w:rPr>
           <w:rFonts w:ascii="Cambria Math" w:eastAsiaTheme="minorEastAsia" w:hAnsi="Cambria Math" w:cs="Cambria Math"/>
         </w:rPr>
-        <w:t>~Z(y,z)</w:t>
+        <w:t>~Z(</w:t>
+      </w:r>
+      <w:proofErr w:type="spellStart"/>
+      <w:r>
+        <w:rPr>
+          <w:rFonts w:ascii="Cambria Math" w:eastAsiaTheme="minorEastAsia" w:hAnsi="Cambria Math" w:cs="Cambria Math"/>
+        </w:rPr>
+        <w:t>y,z</w:t>
+      </w:r>
+      <w:proofErr w:type="spellEnd"/>
+      <w:r>
+        <w:rPr>
+          <w:rFonts w:ascii="Cambria Math" w:eastAsiaTheme="minorEastAsia" w:hAnsi="Cambria Math" w:cs="Cambria Math"/>
+        </w:rPr>
+        <w:t>)</w:t>
       </w:r>
       <w:r>
         <w:rPr>
@@ -851,7 +1329,21 @@
         <w:rPr>
           <w:rFonts w:ascii="Cambria Math" w:eastAsiaTheme="minorEastAsia" w:hAnsi="Cambria Math" w:cs="Cambria Math"/>
         </w:rPr>
-        <w:t>~Z(y,z)</w:t>
+        <w:t>~Z(</w:t>
+      </w:r>
+      <w:proofErr w:type="spellStart"/>
+      <w:r>
+        <w:rPr>
+          <w:rFonts w:ascii="Cambria Math" w:eastAsiaTheme="minorEastAsia" w:hAnsi="Cambria Math" w:cs="Cambria Math"/>
+        </w:rPr>
+        <w:t>y,z</w:t>
+      </w:r>
+      <w:proofErr w:type="spellEnd"/>
+      <w:r>
+        <w:rPr>
+          <w:rFonts w:ascii="Cambria Math" w:eastAsiaTheme="minorEastAsia" w:hAnsi="Cambria Math" w:cs="Cambria Math"/>
+        </w:rPr>
+        <w:t>)</w:t>
       </w:r>
       <w:r>
         <w:rPr>
@@ -875,7 +1367,35 @@
         <w:rPr>
           <w:rFonts w:eastAsiaTheme="minorEastAsia"/>
         </w:rPr>
-        <w:t xml:space="preserve">(Z(z,x) &lt;--&gt; Z(z,y)) </w:t>
+        <w:t>(Z(</w:t>
+      </w:r>
+      <w:proofErr w:type="spellStart"/>
+      <w:r>
+        <w:rPr>
+          <w:rFonts w:eastAsiaTheme="minorEastAsia"/>
+        </w:rPr>
+        <w:t>z,x</w:t>
+      </w:r>
+      <w:proofErr w:type="spellEnd"/>
+      <w:r>
+        <w:rPr>
+          <w:rFonts w:eastAsiaTheme="minorEastAsia"/>
+        </w:rPr>
+        <w:t>) &lt;--&gt; Z(</w:t>
+      </w:r>
+      <w:proofErr w:type="spellStart"/>
+      <w:r>
+        <w:rPr>
+          <w:rFonts w:eastAsiaTheme="minorEastAsia"/>
+        </w:rPr>
+        <w:t>z,y</w:t>
+      </w:r>
+      <w:proofErr w:type="spellEnd"/>
+      <w:r>
+        <w:rPr>
+          <w:rFonts w:eastAsiaTheme="minorEastAsia"/>
+        </w:rPr>
+        <w:t xml:space="preserve">)) </w:t>
       </w:r>
       <w:r>
         <w:rPr>
@@ -969,7 +1489,21 @@
           <w:rFonts w:eastAsiaTheme="minorEastAsia"/>
         </w:rPr>
         <w:lastRenderedPageBreak/>
-        <w:t xml:space="preserve">Finally, the last piece to address is the determination of only marking a row as a Z-row whenever we intend to restart the computation at it’s respective column (i.e. when A and B are located in the previous Z-row). We use a symmetry implication for this : a row is marked as a Z row if and only if </w:t>
+        <w:t xml:space="preserve">Finally, the last piece to address is the determination of only marking a row as a Z-row whenever we intend to restart the computation at </w:t>
+      </w:r>
+      <w:proofErr w:type="spellStart"/>
+      <w:r>
+        <w:rPr>
+          <w:rFonts w:eastAsiaTheme="minorEastAsia"/>
+        </w:rPr>
+        <w:t>it’s</w:t>
+      </w:r>
+      <w:proofErr w:type="spellEnd"/>
+      <w:r>
+        <w:rPr>
+          <w:rFonts w:eastAsiaTheme="minorEastAsia"/>
+        </w:rPr>
+        <w:t xml:space="preserve"> respective column (i.e. when A and B are located in the previous Z-row). We use a symmetry implication for this : a row is marked as a Z row if and only if </w:t>
       </w:r>
       <w:r>
         <w:rPr>
@@ -1015,6 +1549,7 @@
         </w:rPr>
         <w:t>∀</w:t>
       </w:r>
+      <w:proofErr w:type="spellStart"/>
       <w:r>
         <w:rPr>
           <w:rFonts w:eastAsiaTheme="minorEastAsia"/>
@@ -1057,6 +1592,7 @@
         </w:rPr>
         <w:t>w</w:t>
       </w:r>
+      <w:proofErr w:type="spellEnd"/>
     </w:p>
     <w:p>
       <w:pPr>
@@ -1133,59 +1669,199 @@
         <w:rPr>
           <w:rFonts w:eastAsiaTheme="minorEastAsia"/>
         </w:rPr>
-        <w:t>(Z(z,x) &lt;--&gt; Z(z,y)) &amp;&amp;</w:t>
-      </w:r>
-    </w:p>
-    <w:p>
-      <w:pPr>
-        <w:rPr>
-          <w:rFonts w:eastAsiaTheme="minorEastAsia"/>
-        </w:rPr>
-      </w:pPr>
-      <w:r>
-        <w:rPr>
-          <w:rFonts w:eastAsiaTheme="minorEastAsia"/>
-        </w:rPr>
-        <w:t>~(Z(x,z) &amp;&amp; A'(x,z)) &amp;&amp;</w:t>
-      </w:r>
-    </w:p>
-    <w:p>
-      <w:pPr>
-        <w:rPr>
-          <w:rFonts w:eastAsiaTheme="minorEastAsia"/>
-        </w:rPr>
-      </w:pPr>
-      <w:r>
-        <w:rPr>
-          <w:rFonts w:eastAsiaTheme="minorEastAsia"/>
-        </w:rPr>
-        <w:t>~(Z(x,z) &amp;&amp; B'(x,z)) &amp;&amp;</w:t>
-      </w:r>
-    </w:p>
-    <w:p>
-      <w:pPr>
-        <w:rPr>
-          <w:rFonts w:eastAsiaTheme="minorEastAsia"/>
-        </w:rPr>
-      </w:pPr>
-      <w:r>
-        <w:rPr>
-          <w:rFonts w:eastAsiaTheme="minorEastAsia"/>
-        </w:rPr>
-        <w:t>~(B(x,z) &amp;&amp; B'(x,z)) &amp;&amp;</w:t>
-      </w:r>
-    </w:p>
-    <w:p>
-      <w:pPr>
-        <w:rPr>
-          <w:rFonts w:eastAsiaTheme="minorEastAsia"/>
-        </w:rPr>
-      </w:pPr>
-      <w:r>
-        <w:rPr>
-          <w:rFonts w:eastAsiaTheme="minorEastAsia"/>
-        </w:rPr>
-        <w:t>~(A(x,z) &amp;&amp; A'(x,z)) &amp;&amp;</w:t>
+        <w:t>(Z(</w:t>
+      </w:r>
+      <w:proofErr w:type="spellStart"/>
+      <w:r>
+        <w:rPr>
+          <w:rFonts w:eastAsiaTheme="minorEastAsia"/>
+        </w:rPr>
+        <w:t>z,x</w:t>
+      </w:r>
+      <w:proofErr w:type="spellEnd"/>
+      <w:r>
+        <w:rPr>
+          <w:rFonts w:eastAsiaTheme="minorEastAsia"/>
+        </w:rPr>
+        <w:t>) &lt;--&gt; Z(</w:t>
+      </w:r>
+      <w:proofErr w:type="spellStart"/>
+      <w:r>
+        <w:rPr>
+          <w:rFonts w:eastAsiaTheme="minorEastAsia"/>
+        </w:rPr>
+        <w:t>z,y</w:t>
+      </w:r>
+      <w:proofErr w:type="spellEnd"/>
+      <w:r>
+        <w:rPr>
+          <w:rFonts w:eastAsiaTheme="minorEastAsia"/>
+        </w:rPr>
+        <w:t>)) &amp;&amp;</w:t>
+      </w:r>
+    </w:p>
+    <w:p>
+      <w:pPr>
+        <w:rPr>
+          <w:rFonts w:eastAsiaTheme="minorEastAsia"/>
+        </w:rPr>
+      </w:pPr>
+      <w:r>
+        <w:rPr>
+          <w:rFonts w:eastAsiaTheme="minorEastAsia"/>
+        </w:rPr>
+        <w:t>~(Z(</w:t>
+      </w:r>
+      <w:proofErr w:type="spellStart"/>
+      <w:r>
+        <w:rPr>
+          <w:rFonts w:eastAsiaTheme="minorEastAsia"/>
+        </w:rPr>
+        <w:t>x,z</w:t>
+      </w:r>
+      <w:proofErr w:type="spellEnd"/>
+      <w:r>
+        <w:rPr>
+          <w:rFonts w:eastAsiaTheme="minorEastAsia"/>
+        </w:rPr>
+        <w:t>) &amp;&amp; A'(</w:t>
+      </w:r>
+      <w:proofErr w:type="spellStart"/>
+      <w:r>
+        <w:rPr>
+          <w:rFonts w:eastAsiaTheme="minorEastAsia"/>
+        </w:rPr>
+        <w:t>x,z</w:t>
+      </w:r>
+      <w:proofErr w:type="spellEnd"/>
+      <w:r>
+        <w:rPr>
+          <w:rFonts w:eastAsiaTheme="minorEastAsia"/>
+        </w:rPr>
+        <w:t>)) &amp;&amp;</w:t>
+      </w:r>
+    </w:p>
+    <w:p>
+      <w:pPr>
+        <w:rPr>
+          <w:rFonts w:eastAsiaTheme="minorEastAsia"/>
+        </w:rPr>
+      </w:pPr>
+      <w:r>
+        <w:rPr>
+          <w:rFonts w:eastAsiaTheme="minorEastAsia"/>
+        </w:rPr>
+        <w:t>~(Z(</w:t>
+      </w:r>
+      <w:proofErr w:type="spellStart"/>
+      <w:r>
+        <w:rPr>
+          <w:rFonts w:eastAsiaTheme="minorEastAsia"/>
+        </w:rPr>
+        <w:t>x,z</w:t>
+      </w:r>
+      <w:proofErr w:type="spellEnd"/>
+      <w:r>
+        <w:rPr>
+          <w:rFonts w:eastAsiaTheme="minorEastAsia"/>
+        </w:rPr>
+        <w:t>) &amp;&amp; B'(</w:t>
+      </w:r>
+      <w:proofErr w:type="spellStart"/>
+      <w:r>
+        <w:rPr>
+          <w:rFonts w:eastAsiaTheme="minorEastAsia"/>
+        </w:rPr>
+        <w:t>x,z</w:t>
+      </w:r>
+      <w:proofErr w:type="spellEnd"/>
+      <w:r>
+        <w:rPr>
+          <w:rFonts w:eastAsiaTheme="minorEastAsia"/>
+        </w:rPr>
+        <w:t>)) &amp;&amp;</w:t>
+      </w:r>
+    </w:p>
+    <w:p>
+      <w:pPr>
+        <w:rPr>
+          <w:rFonts w:eastAsiaTheme="minorEastAsia"/>
+        </w:rPr>
+      </w:pPr>
+      <w:r>
+        <w:rPr>
+          <w:rFonts w:eastAsiaTheme="minorEastAsia"/>
+        </w:rPr>
+        <w:t>~(B(</w:t>
+      </w:r>
+      <w:proofErr w:type="spellStart"/>
+      <w:r>
+        <w:rPr>
+          <w:rFonts w:eastAsiaTheme="minorEastAsia"/>
+        </w:rPr>
+        <w:t>x,z</w:t>
+      </w:r>
+      <w:proofErr w:type="spellEnd"/>
+      <w:r>
+        <w:rPr>
+          <w:rFonts w:eastAsiaTheme="minorEastAsia"/>
+        </w:rPr>
+        <w:t>) &amp;&amp; B'(</w:t>
+      </w:r>
+      <w:proofErr w:type="spellStart"/>
+      <w:r>
+        <w:rPr>
+          <w:rFonts w:eastAsiaTheme="minorEastAsia"/>
+        </w:rPr>
+        <w:t>x,z</w:t>
+      </w:r>
+      <w:proofErr w:type="spellEnd"/>
+      <w:r>
+        <w:rPr>
+          <w:rFonts w:eastAsiaTheme="minorEastAsia"/>
+        </w:rPr>
+        <w:t>)) &amp;&amp;</w:t>
+      </w:r>
+    </w:p>
+    <w:p>
+      <w:pPr>
+        <w:rPr>
+          <w:rFonts w:eastAsiaTheme="minorEastAsia"/>
+        </w:rPr>
+      </w:pPr>
+      <w:r>
+        <w:rPr>
+          <w:rFonts w:eastAsiaTheme="minorEastAsia"/>
+        </w:rPr>
+        <w:t>~(A(</w:t>
+      </w:r>
+      <w:proofErr w:type="spellStart"/>
+      <w:r>
+        <w:rPr>
+          <w:rFonts w:eastAsiaTheme="minorEastAsia"/>
+        </w:rPr>
+        <w:t>x,z</w:t>
+      </w:r>
+      <w:proofErr w:type="spellEnd"/>
+      <w:r>
+        <w:rPr>
+          <w:rFonts w:eastAsiaTheme="minorEastAsia"/>
+        </w:rPr>
+        <w:t>) &amp;&amp; A'(</w:t>
+      </w:r>
+      <w:proofErr w:type="spellStart"/>
+      <w:r>
+        <w:rPr>
+          <w:rFonts w:eastAsiaTheme="minorEastAsia"/>
+        </w:rPr>
+        <w:t>x,z</w:t>
+      </w:r>
+      <w:proofErr w:type="spellEnd"/>
+      <w:r>
+        <w:rPr>
+          <w:rFonts w:eastAsiaTheme="minorEastAsia"/>
+        </w:rPr>
+        <w:t>)) &amp;&amp;</w:t>
       </w:r>
     </w:p>
     <w:p>
@@ -1204,7 +1880,21 @@
         <w:rPr>
           <w:rFonts w:eastAsiaTheme="minorEastAsia"/>
         </w:rPr>
-        <w:t xml:space="preserve">(B*(x,z) </w:t>
+        <w:t>(B*(</w:t>
+      </w:r>
+      <w:proofErr w:type="spellStart"/>
+      <w:r>
+        <w:rPr>
+          <w:rFonts w:eastAsiaTheme="minorEastAsia"/>
+        </w:rPr>
+        <w:t>x,z</w:t>
+      </w:r>
+      <w:proofErr w:type="spellEnd"/>
+      <w:r>
+        <w:rPr>
+          <w:rFonts w:eastAsiaTheme="minorEastAsia"/>
+        </w:rPr>
+        <w:t xml:space="preserve">) </w:t>
       </w:r>
       <w:r>
         <w:rPr>
@@ -1218,6 +1908,7 @@
         </w:rPr>
         <w:t xml:space="preserve"> B(</w:t>
       </w:r>
+      <w:proofErr w:type="spellStart"/>
       <w:r>
         <w:rPr>
           <w:rFonts w:eastAsiaTheme="minorEastAsia"/>
@@ -1228,59 +1919,178 @@
         <w:rPr>
           <w:rFonts w:eastAsiaTheme="minorEastAsia"/>
         </w:rPr>
-        <w:t>,z)) &amp;&amp;</w:t>
-      </w:r>
-    </w:p>
-    <w:p>
-      <w:pPr>
-        <w:rPr>
-          <w:rFonts w:eastAsiaTheme="minorEastAsia"/>
-        </w:rPr>
-      </w:pPr>
-      <w:r>
-        <w:rPr>
-          <w:rFonts w:eastAsiaTheme="minorEastAsia"/>
-        </w:rPr>
-        <w:t>(A*(z,x) --&gt; A(z,y)) &amp;&amp;</w:t>
-      </w:r>
-    </w:p>
-    <w:p>
-      <w:pPr>
-        <w:rPr>
-          <w:rFonts w:eastAsiaTheme="minorEastAsia"/>
-        </w:rPr>
-      </w:pPr>
-      <w:r>
-        <w:rPr>
-          <w:rFonts w:eastAsiaTheme="minorEastAsia"/>
-        </w:rPr>
-        <w:t>(B*(x,z) --&gt; B(y,z)) &amp;&amp;</w:t>
-      </w:r>
-    </w:p>
-    <w:p>
-      <w:pPr>
-        <w:rPr>
-          <w:rFonts w:eastAsiaTheme="minorEastAsia"/>
-        </w:rPr>
-      </w:pPr>
-      <w:r>
-        <w:rPr>
-          <w:rFonts w:eastAsiaTheme="minorEastAsia"/>
-        </w:rPr>
-        <w:t>(A(x,z) --&gt; A'(y,z)) &amp;&amp;</w:t>
-      </w:r>
-    </w:p>
-    <w:p>
-      <w:pPr>
-        <w:rPr>
-          <w:rFonts w:eastAsiaTheme="minorEastAsia"/>
-        </w:rPr>
-      </w:pPr>
-      <w:r>
-        <w:rPr>
-          <w:rFonts w:eastAsiaTheme="minorEastAsia"/>
-        </w:rPr>
-        <w:t>(B(x,z) --&gt; B'(y,z))</w:t>
+        <w:t>,z</w:t>
+      </w:r>
+      <w:proofErr w:type="spellEnd"/>
+      <w:r>
+        <w:rPr>
+          <w:rFonts w:eastAsiaTheme="minorEastAsia"/>
+        </w:rPr>
+        <w:t>)) &amp;&amp;</w:t>
+      </w:r>
+    </w:p>
+    <w:p>
+      <w:pPr>
+        <w:rPr>
+          <w:rFonts w:eastAsiaTheme="minorEastAsia"/>
+        </w:rPr>
+      </w:pPr>
+      <w:r>
+        <w:rPr>
+          <w:rFonts w:eastAsiaTheme="minorEastAsia"/>
+        </w:rPr>
+        <w:t>(A*(</w:t>
+      </w:r>
+      <w:proofErr w:type="spellStart"/>
+      <w:r>
+        <w:rPr>
+          <w:rFonts w:eastAsiaTheme="minorEastAsia"/>
+        </w:rPr>
+        <w:t>z,x</w:t>
+      </w:r>
+      <w:proofErr w:type="spellEnd"/>
+      <w:r>
+        <w:rPr>
+          <w:rFonts w:eastAsiaTheme="minorEastAsia"/>
+        </w:rPr>
+        <w:t>) --&gt; A(</w:t>
+      </w:r>
+      <w:proofErr w:type="spellStart"/>
+      <w:r>
+        <w:rPr>
+          <w:rFonts w:eastAsiaTheme="minorEastAsia"/>
+        </w:rPr>
+        <w:t>z,y</w:t>
+      </w:r>
+      <w:proofErr w:type="spellEnd"/>
+      <w:r>
+        <w:rPr>
+          <w:rFonts w:eastAsiaTheme="minorEastAsia"/>
+        </w:rPr>
+        <w:t>)) &amp;&amp;</w:t>
+      </w:r>
+    </w:p>
+    <w:p>
+      <w:pPr>
+        <w:rPr>
+          <w:rFonts w:eastAsiaTheme="minorEastAsia"/>
+        </w:rPr>
+      </w:pPr>
+      <w:r>
+        <w:rPr>
+          <w:rFonts w:eastAsiaTheme="minorEastAsia"/>
+        </w:rPr>
+        <w:t>(B*(</w:t>
+      </w:r>
+      <w:proofErr w:type="spellStart"/>
+      <w:r>
+        <w:rPr>
+          <w:rFonts w:eastAsiaTheme="minorEastAsia"/>
+        </w:rPr>
+        <w:t>x,z</w:t>
+      </w:r>
+      <w:proofErr w:type="spellEnd"/>
+      <w:r>
+        <w:rPr>
+          <w:rFonts w:eastAsiaTheme="minorEastAsia"/>
+        </w:rPr>
+        <w:t>) --&gt; B(</w:t>
+      </w:r>
+      <w:proofErr w:type="spellStart"/>
+      <w:r>
+        <w:rPr>
+          <w:rFonts w:eastAsiaTheme="minorEastAsia"/>
+        </w:rPr>
+        <w:t>y,z</w:t>
+      </w:r>
+      <w:proofErr w:type="spellEnd"/>
+      <w:r>
+        <w:rPr>
+          <w:rFonts w:eastAsiaTheme="minorEastAsia"/>
+        </w:rPr>
+        <w:t>)) &amp;&amp;</w:t>
+      </w:r>
+    </w:p>
+    <w:p>
+      <w:pPr>
+        <w:rPr>
+          <w:rFonts w:eastAsiaTheme="minorEastAsia"/>
+        </w:rPr>
+      </w:pPr>
+      <w:r>
+        <w:rPr>
+          <w:rFonts w:eastAsiaTheme="minorEastAsia"/>
+        </w:rPr>
+        <w:t>(A(</w:t>
+      </w:r>
+      <w:proofErr w:type="spellStart"/>
+      <w:r>
+        <w:rPr>
+          <w:rFonts w:eastAsiaTheme="minorEastAsia"/>
+        </w:rPr>
+        <w:t>x,z</w:t>
+      </w:r>
+      <w:proofErr w:type="spellEnd"/>
+      <w:r>
+        <w:rPr>
+          <w:rFonts w:eastAsiaTheme="minorEastAsia"/>
+        </w:rPr>
+        <w:t>) --&gt; A'(</w:t>
+      </w:r>
+      <w:proofErr w:type="spellStart"/>
+      <w:r>
+        <w:rPr>
+          <w:rFonts w:eastAsiaTheme="minorEastAsia"/>
+        </w:rPr>
+        <w:t>y,z</w:t>
+      </w:r>
+      <w:proofErr w:type="spellEnd"/>
+      <w:r>
+        <w:rPr>
+          <w:rFonts w:eastAsiaTheme="minorEastAsia"/>
+        </w:rPr>
+        <w:t>)) &amp;&amp;</w:t>
+      </w:r>
+    </w:p>
+    <w:p>
+      <w:pPr>
+        <w:rPr>
+          <w:rFonts w:eastAsiaTheme="minorEastAsia"/>
+        </w:rPr>
+      </w:pPr>
+      <w:r>
+        <w:rPr>
+          <w:rFonts w:eastAsiaTheme="minorEastAsia"/>
+        </w:rPr>
+        <w:t>(B(</w:t>
+      </w:r>
+      <w:proofErr w:type="spellStart"/>
+      <w:r>
+        <w:rPr>
+          <w:rFonts w:eastAsiaTheme="minorEastAsia"/>
+        </w:rPr>
+        <w:t>x,z</w:t>
+      </w:r>
+      <w:proofErr w:type="spellEnd"/>
+      <w:r>
+        <w:rPr>
+          <w:rFonts w:eastAsiaTheme="minorEastAsia"/>
+        </w:rPr>
+        <w:t>) --&gt; B'(</w:t>
+      </w:r>
+      <w:proofErr w:type="spellStart"/>
+      <w:r>
+        <w:rPr>
+          <w:rFonts w:eastAsiaTheme="minorEastAsia"/>
+        </w:rPr>
+        <w:t>y,z</w:t>
+      </w:r>
+      <w:proofErr w:type="spellEnd"/>
+      <w:r>
+        <w:rPr>
+          <w:rFonts w:eastAsiaTheme="minorEastAsia"/>
+        </w:rPr>
+        <w:t>))</w:t>
       </w:r>
       <w:r>
         <w:rPr>
@@ -1299,20 +2109,118 @@
         <w:rPr>
           <w:rFonts w:eastAsiaTheme="minorEastAsia"/>
         </w:rPr>
-        <w:t>(A(x,z) --&gt; ~(B(x,z) &lt;--&gt; A*(y,z))) &amp;&amp;</w:t>
-      </w:r>
-    </w:p>
-    <w:p>
-      <w:pPr>
-        <w:rPr>
-          <w:rFonts w:eastAsiaTheme="minorEastAsia"/>
-        </w:rPr>
-      </w:pPr>
-      <w:r>
-        <w:rPr>
-          <w:rFonts w:eastAsiaTheme="minorEastAsia"/>
-        </w:rPr>
-        <w:t>((Z(w,y) &amp;&amp; B(z,x) &amp;&amp; B'(z,y)) --&gt; B(w,y))</w:t>
+        <w:t>(A(</w:t>
+      </w:r>
+      <w:proofErr w:type="spellStart"/>
+      <w:r>
+        <w:rPr>
+          <w:rFonts w:eastAsiaTheme="minorEastAsia"/>
+        </w:rPr>
+        <w:t>x,z</w:t>
+      </w:r>
+      <w:proofErr w:type="spellEnd"/>
+      <w:r>
+        <w:rPr>
+          <w:rFonts w:eastAsiaTheme="minorEastAsia"/>
+        </w:rPr>
+        <w:t>) --&gt; ~(B(</w:t>
+      </w:r>
+      <w:proofErr w:type="spellStart"/>
+      <w:r>
+        <w:rPr>
+          <w:rFonts w:eastAsiaTheme="minorEastAsia"/>
+        </w:rPr>
+        <w:t>x,z</w:t>
+      </w:r>
+      <w:proofErr w:type="spellEnd"/>
+      <w:r>
+        <w:rPr>
+          <w:rFonts w:eastAsiaTheme="minorEastAsia"/>
+        </w:rPr>
+        <w:t>) &lt;--&gt; A*(</w:t>
+      </w:r>
+      <w:proofErr w:type="spellStart"/>
+      <w:r>
+        <w:rPr>
+          <w:rFonts w:eastAsiaTheme="minorEastAsia"/>
+        </w:rPr>
+        <w:t>y,z</w:t>
+      </w:r>
+      <w:proofErr w:type="spellEnd"/>
+      <w:r>
+        <w:rPr>
+          <w:rFonts w:eastAsiaTheme="minorEastAsia"/>
+        </w:rPr>
+        <w:t>))) &amp;&amp;</w:t>
+      </w:r>
+    </w:p>
+    <w:p>
+      <w:pPr>
+        <w:rPr>
+          <w:rFonts w:eastAsiaTheme="minorEastAsia"/>
+        </w:rPr>
+      </w:pPr>
+      <w:r>
+        <w:rPr>
+          <w:rFonts w:eastAsiaTheme="minorEastAsia"/>
+        </w:rPr>
+        <w:t>((Z(</w:t>
+      </w:r>
+      <w:proofErr w:type="spellStart"/>
+      <w:r>
+        <w:rPr>
+          <w:rFonts w:eastAsiaTheme="minorEastAsia"/>
+        </w:rPr>
+        <w:t>w,y</w:t>
+      </w:r>
+      <w:proofErr w:type="spellEnd"/>
+      <w:r>
+        <w:rPr>
+          <w:rFonts w:eastAsiaTheme="minorEastAsia"/>
+        </w:rPr>
+        <w:t>) &amp;&amp; B(</w:t>
+      </w:r>
+      <w:proofErr w:type="spellStart"/>
+      <w:r>
+        <w:rPr>
+          <w:rFonts w:eastAsiaTheme="minorEastAsia"/>
+        </w:rPr>
+        <w:t>z,x</w:t>
+      </w:r>
+      <w:proofErr w:type="spellEnd"/>
+      <w:r>
+        <w:rPr>
+          <w:rFonts w:eastAsiaTheme="minorEastAsia"/>
+        </w:rPr>
+        <w:t>) &amp;&amp; B'(</w:t>
+      </w:r>
+      <w:proofErr w:type="spellStart"/>
+      <w:r>
+        <w:rPr>
+          <w:rFonts w:eastAsiaTheme="minorEastAsia"/>
+        </w:rPr>
+        <w:t>z,y</w:t>
+      </w:r>
+      <w:proofErr w:type="spellEnd"/>
+      <w:r>
+        <w:rPr>
+          <w:rFonts w:eastAsiaTheme="minorEastAsia"/>
+        </w:rPr>
+        <w:t>)) --&gt; B(</w:t>
+      </w:r>
+      <w:proofErr w:type="spellStart"/>
+      <w:r>
+        <w:rPr>
+          <w:rFonts w:eastAsiaTheme="minorEastAsia"/>
+        </w:rPr>
+        <w:t>w,y</w:t>
+      </w:r>
+      <w:proofErr w:type="spellEnd"/>
+      <w:r>
+        <w:rPr>
+          <w:rFonts w:eastAsiaTheme="minorEastAsia"/>
+        </w:rPr>
+        <w:t>))</w:t>
       </w:r>
       <w:r>
         <w:rPr>
@@ -1331,46 +2239,228 @@
         <w:rPr>
           <w:rFonts w:eastAsiaTheme="minorEastAsia"/>
         </w:rPr>
-        <w:t>((A(z,x) &amp;&amp; B(z,x)) --&gt; (B*(z,y) || B'(z,y))) &amp;&amp;</w:t>
-      </w:r>
-    </w:p>
-    <w:p>
-      <w:pPr>
-        <w:rPr>
-          <w:rFonts w:eastAsiaTheme="minorEastAsia"/>
-        </w:rPr>
-      </w:pPr>
-      <w:r>
-        <w:rPr>
-          <w:rFonts w:eastAsiaTheme="minorEastAsia"/>
-        </w:rPr>
-        <w:t>((~A(z,x) &amp;&amp; B(z,x)) --&gt; B(z,y)) &amp;&amp;</w:t>
-      </w:r>
-    </w:p>
-    <w:p>
-      <w:pPr>
-        <w:rPr>
-          <w:rFonts w:eastAsiaTheme="minorEastAsia"/>
-        </w:rPr>
-      </w:pPr>
-      <w:r>
-        <w:rPr>
-          <w:rFonts w:eastAsiaTheme="minorEastAsia"/>
-        </w:rPr>
-        <w:t>((Z(x,z) &amp;&amp; B*(w,z)) --&gt; A(x,z)) &amp;&amp;</w:t>
-      </w:r>
-    </w:p>
-    <w:p>
-      <w:pPr>
-        <w:rPr>
-          <w:rFonts w:eastAsiaTheme="minorEastAsia"/>
-        </w:rPr>
-      </w:pPr>
-      <w:r>
-        <w:rPr>
-          <w:rFonts w:eastAsiaTheme="minorEastAsia"/>
-        </w:rPr>
-        <w:t>((Z(x,z) &amp;&amp; B(x,z)) --&gt; A(x,z)) &amp;&amp;</w:t>
+        <w:t>((A(</w:t>
+      </w:r>
+      <w:proofErr w:type="spellStart"/>
+      <w:r>
+        <w:rPr>
+          <w:rFonts w:eastAsiaTheme="minorEastAsia"/>
+        </w:rPr>
+        <w:t>z,x</w:t>
+      </w:r>
+      <w:proofErr w:type="spellEnd"/>
+      <w:r>
+        <w:rPr>
+          <w:rFonts w:eastAsiaTheme="minorEastAsia"/>
+        </w:rPr>
+        <w:t>) &amp;&amp; B(</w:t>
+      </w:r>
+      <w:proofErr w:type="spellStart"/>
+      <w:r>
+        <w:rPr>
+          <w:rFonts w:eastAsiaTheme="minorEastAsia"/>
+        </w:rPr>
+        <w:t>z,x</w:t>
+      </w:r>
+      <w:proofErr w:type="spellEnd"/>
+      <w:r>
+        <w:rPr>
+          <w:rFonts w:eastAsiaTheme="minorEastAsia"/>
+        </w:rPr>
+        <w:t>)) --&gt; (B*(</w:t>
+      </w:r>
+      <w:proofErr w:type="spellStart"/>
+      <w:r>
+        <w:rPr>
+          <w:rFonts w:eastAsiaTheme="minorEastAsia"/>
+        </w:rPr>
+        <w:t>z,y</w:t>
+      </w:r>
+      <w:proofErr w:type="spellEnd"/>
+      <w:r>
+        <w:rPr>
+          <w:rFonts w:eastAsiaTheme="minorEastAsia"/>
+        </w:rPr>
+        <w:t>) || B'(</w:t>
+      </w:r>
+      <w:proofErr w:type="spellStart"/>
+      <w:r>
+        <w:rPr>
+          <w:rFonts w:eastAsiaTheme="minorEastAsia"/>
+        </w:rPr>
+        <w:t>z,y</w:t>
+      </w:r>
+      <w:proofErr w:type="spellEnd"/>
+      <w:r>
+        <w:rPr>
+          <w:rFonts w:eastAsiaTheme="minorEastAsia"/>
+        </w:rPr>
+        <w:t>))) &amp;&amp;</w:t>
+      </w:r>
+    </w:p>
+    <w:p>
+      <w:pPr>
+        <w:rPr>
+          <w:rFonts w:eastAsiaTheme="minorEastAsia"/>
+        </w:rPr>
+      </w:pPr>
+      <w:r>
+        <w:rPr>
+          <w:rFonts w:eastAsiaTheme="minorEastAsia"/>
+        </w:rPr>
+        <w:t>((~A(</w:t>
+      </w:r>
+      <w:proofErr w:type="spellStart"/>
+      <w:r>
+        <w:rPr>
+          <w:rFonts w:eastAsiaTheme="minorEastAsia"/>
+        </w:rPr>
+        <w:t>z,x</w:t>
+      </w:r>
+      <w:proofErr w:type="spellEnd"/>
+      <w:r>
+        <w:rPr>
+          <w:rFonts w:eastAsiaTheme="minorEastAsia"/>
+        </w:rPr>
+        <w:t>) &amp;&amp; B(</w:t>
+      </w:r>
+      <w:proofErr w:type="spellStart"/>
+      <w:r>
+        <w:rPr>
+          <w:rFonts w:eastAsiaTheme="minorEastAsia"/>
+        </w:rPr>
+        <w:t>z,x</w:t>
+      </w:r>
+      <w:proofErr w:type="spellEnd"/>
+      <w:r>
+        <w:rPr>
+          <w:rFonts w:eastAsiaTheme="minorEastAsia"/>
+        </w:rPr>
+        <w:t>)) --&gt; B(</w:t>
+      </w:r>
+      <w:proofErr w:type="spellStart"/>
+      <w:r>
+        <w:rPr>
+          <w:rFonts w:eastAsiaTheme="minorEastAsia"/>
+        </w:rPr>
+        <w:t>z,y</w:t>
+      </w:r>
+      <w:proofErr w:type="spellEnd"/>
+      <w:r>
+        <w:rPr>
+          <w:rFonts w:eastAsiaTheme="minorEastAsia"/>
+        </w:rPr>
+        <w:t>)) &amp;&amp;</w:t>
+      </w:r>
+    </w:p>
+    <w:p>
+      <w:pPr>
+        <w:rPr>
+          <w:rFonts w:eastAsiaTheme="minorEastAsia"/>
+        </w:rPr>
+      </w:pPr>
+      <w:r>
+        <w:rPr>
+          <w:rFonts w:eastAsiaTheme="minorEastAsia"/>
+        </w:rPr>
+        <w:t>((Z(</w:t>
+      </w:r>
+      <w:proofErr w:type="spellStart"/>
+      <w:r>
+        <w:rPr>
+          <w:rFonts w:eastAsiaTheme="minorEastAsia"/>
+        </w:rPr>
+        <w:t>x,z</w:t>
+      </w:r>
+      <w:proofErr w:type="spellEnd"/>
+      <w:r>
+        <w:rPr>
+          <w:rFonts w:eastAsiaTheme="minorEastAsia"/>
+        </w:rPr>
+        <w:t>) &amp;&amp; B*(</w:t>
+      </w:r>
+      <w:proofErr w:type="spellStart"/>
+      <w:r>
+        <w:rPr>
+          <w:rFonts w:eastAsiaTheme="minorEastAsia"/>
+        </w:rPr>
+        <w:t>w,z</w:t>
+      </w:r>
+      <w:proofErr w:type="spellEnd"/>
+      <w:r>
+        <w:rPr>
+          <w:rFonts w:eastAsiaTheme="minorEastAsia"/>
+        </w:rPr>
+        <w:t>)) --&gt; A(</w:t>
+      </w:r>
+      <w:proofErr w:type="spellStart"/>
+      <w:r>
+        <w:rPr>
+          <w:rFonts w:eastAsiaTheme="minorEastAsia"/>
+        </w:rPr>
+        <w:t>x,z</w:t>
+      </w:r>
+      <w:proofErr w:type="spellEnd"/>
+      <w:r>
+        <w:rPr>
+          <w:rFonts w:eastAsiaTheme="minorEastAsia"/>
+        </w:rPr>
+        <w:t>)) &amp;&amp;</w:t>
+      </w:r>
+    </w:p>
+    <w:p>
+      <w:pPr>
+        <w:rPr>
+          <w:rFonts w:eastAsiaTheme="minorEastAsia"/>
+        </w:rPr>
+      </w:pPr>
+      <w:r>
+        <w:rPr>
+          <w:rFonts w:eastAsiaTheme="minorEastAsia"/>
+        </w:rPr>
+        <w:t>((Z(</w:t>
+      </w:r>
+      <w:proofErr w:type="spellStart"/>
+      <w:r>
+        <w:rPr>
+          <w:rFonts w:eastAsiaTheme="minorEastAsia"/>
+        </w:rPr>
+        <w:t>x,z</w:t>
+      </w:r>
+      <w:proofErr w:type="spellEnd"/>
+      <w:r>
+        <w:rPr>
+          <w:rFonts w:eastAsiaTheme="minorEastAsia"/>
+        </w:rPr>
+        <w:t>) &amp;&amp; B(</w:t>
+      </w:r>
+      <w:proofErr w:type="spellStart"/>
+      <w:r>
+        <w:rPr>
+          <w:rFonts w:eastAsiaTheme="minorEastAsia"/>
+        </w:rPr>
+        <w:t>x,z</w:t>
+      </w:r>
+      <w:proofErr w:type="spellEnd"/>
+      <w:r>
+        <w:rPr>
+          <w:rFonts w:eastAsiaTheme="minorEastAsia"/>
+        </w:rPr>
+        <w:t>)) --&gt; A(</w:t>
+      </w:r>
+      <w:proofErr w:type="spellStart"/>
+      <w:r>
+        <w:rPr>
+          <w:rFonts w:eastAsiaTheme="minorEastAsia"/>
+        </w:rPr>
+        <w:t>x,z</w:t>
+      </w:r>
+      <w:proofErr w:type="spellEnd"/>
+      <w:r>
+        <w:rPr>
+          <w:rFonts w:eastAsiaTheme="minorEastAsia"/>
+        </w:rPr>
+        <w:t>)) &amp;&amp;</w:t>
       </w:r>
     </w:p>
     <w:p>
@@ -1384,7 +2474,21 @@
           <w:rFonts w:eastAsiaTheme="minorEastAsia"/>
         </w:rPr>
         <w:lastRenderedPageBreak/>
-        <w:t xml:space="preserve">((Z(x,z) --&gt; </w:t>
+        <w:t>((Z(</w:t>
+      </w:r>
+      <w:proofErr w:type="spellStart"/>
+      <w:r>
+        <w:rPr>
+          <w:rFonts w:eastAsiaTheme="minorEastAsia"/>
+        </w:rPr>
+        <w:t>x,z</w:t>
+      </w:r>
+      <w:proofErr w:type="spellEnd"/>
+      <w:r>
+        <w:rPr>
+          <w:rFonts w:eastAsiaTheme="minorEastAsia"/>
+        </w:rPr>
+        <w:t xml:space="preserve">) --&gt; </w:t>
       </w:r>
       <w:r>
         <w:rPr>
@@ -1396,7 +2500,21 @@
         <w:rPr>
           <w:rFonts w:eastAsiaTheme="minorEastAsia"/>
         </w:rPr>
-        <w:t xml:space="preserve">B(x,z) </w:t>
+        <w:t>B(</w:t>
+      </w:r>
+      <w:proofErr w:type="spellStart"/>
+      <w:r>
+        <w:rPr>
+          <w:rFonts w:eastAsiaTheme="minorEastAsia"/>
+        </w:rPr>
+        <w:t>x,z</w:t>
+      </w:r>
+      <w:proofErr w:type="spellEnd"/>
+      <w:r>
+        <w:rPr>
+          <w:rFonts w:eastAsiaTheme="minorEastAsia"/>
+        </w:rPr>
+        <w:t xml:space="preserve">) </w:t>
       </w:r>
       <w:r>
         <w:rPr>
@@ -1414,7 +2532,21 @@
         <w:rPr>
           <w:rFonts w:eastAsiaTheme="minorEastAsia"/>
         </w:rPr>
-        <w:t>Z(z,x)))</w:t>
+        <w:t>Z(</w:t>
+      </w:r>
+      <w:proofErr w:type="spellStart"/>
+      <w:r>
+        <w:rPr>
+          <w:rFonts w:eastAsiaTheme="minorEastAsia"/>
+        </w:rPr>
+        <w:t>z,x</w:t>
+      </w:r>
+      <w:proofErr w:type="spellEnd"/>
+      <w:r>
+        <w:rPr>
+          <w:rFonts w:eastAsiaTheme="minorEastAsia"/>
+        </w:rPr>
+        <w:t>)))</w:t>
       </w:r>
       <w:r>
         <w:rPr>
@@ -1433,7 +2565,49 @@
         <w:rPr>
           <w:rFonts w:eastAsiaTheme="minorEastAsia"/>
         </w:rPr>
-        <w:t>(A'(x,z) --&gt; (A'(y,z) || Z(y,z))</w:t>
+        <w:t>(A'(</w:t>
+      </w:r>
+      <w:proofErr w:type="spellStart"/>
+      <w:r>
+        <w:rPr>
+          <w:rFonts w:eastAsiaTheme="minorEastAsia"/>
+        </w:rPr>
+        <w:t>x,z</w:t>
+      </w:r>
+      <w:proofErr w:type="spellEnd"/>
+      <w:r>
+        <w:rPr>
+          <w:rFonts w:eastAsiaTheme="minorEastAsia"/>
+        </w:rPr>
+        <w:t>) --&gt; (A'(</w:t>
+      </w:r>
+      <w:proofErr w:type="spellStart"/>
+      <w:r>
+        <w:rPr>
+          <w:rFonts w:eastAsiaTheme="minorEastAsia"/>
+        </w:rPr>
+        <w:t>y,z</w:t>
+      </w:r>
+      <w:proofErr w:type="spellEnd"/>
+      <w:r>
+        <w:rPr>
+          <w:rFonts w:eastAsiaTheme="minorEastAsia"/>
+        </w:rPr>
+        <w:t>) || Z(</w:t>
+      </w:r>
+      <w:proofErr w:type="spellStart"/>
+      <w:r>
+        <w:rPr>
+          <w:rFonts w:eastAsiaTheme="minorEastAsia"/>
+        </w:rPr>
+        <w:t>y,z</w:t>
+      </w:r>
+      <w:proofErr w:type="spellEnd"/>
+      <w:r>
+        <w:rPr>
+          <w:rFonts w:eastAsiaTheme="minorEastAsia"/>
+        </w:rPr>
+        <w:t>))</w:t>
       </w:r>
       <w:r>
         <w:rPr>
@@ -1458,7 +2632,49 @@
         <w:rPr>
           <w:rFonts w:eastAsiaTheme="minorEastAsia"/>
         </w:rPr>
-        <w:t>(B'(x,z) --&gt; (B'(y,z) || Z(y,z))</w:t>
+        <w:t>(B'(</w:t>
+      </w:r>
+      <w:proofErr w:type="spellStart"/>
+      <w:r>
+        <w:rPr>
+          <w:rFonts w:eastAsiaTheme="minorEastAsia"/>
+        </w:rPr>
+        <w:t>x,z</w:t>
+      </w:r>
+      <w:proofErr w:type="spellEnd"/>
+      <w:r>
+        <w:rPr>
+          <w:rFonts w:eastAsiaTheme="minorEastAsia"/>
+        </w:rPr>
+        <w:t>) --&gt; (B'(</w:t>
+      </w:r>
+      <w:proofErr w:type="spellStart"/>
+      <w:r>
+        <w:rPr>
+          <w:rFonts w:eastAsiaTheme="minorEastAsia"/>
+        </w:rPr>
+        <w:t>y,z</w:t>
+      </w:r>
+      <w:proofErr w:type="spellEnd"/>
+      <w:r>
+        <w:rPr>
+          <w:rFonts w:eastAsiaTheme="minorEastAsia"/>
+        </w:rPr>
+        <w:t>) || Z(</w:t>
+      </w:r>
+      <w:proofErr w:type="spellStart"/>
+      <w:r>
+        <w:rPr>
+          <w:rFonts w:eastAsiaTheme="minorEastAsia"/>
+        </w:rPr>
+        <w:t>y,z</w:t>
+      </w:r>
+      <w:proofErr w:type="spellEnd"/>
+      <w:r>
+        <w:rPr>
+          <w:rFonts w:eastAsiaTheme="minorEastAsia"/>
+        </w:rPr>
+        <w:t>))</w:t>
       </w:r>
       <w:r>
         <w:rPr>
@@ -1510,13 +2726,35 @@
         <w:rPr>
           <w:rFonts w:ascii="Cambria Math" w:eastAsiaTheme="minorEastAsia" w:hAnsi="Cambria Math" w:cs="Cambria Math"/>
         </w:rPr>
-        <w:t>∃a∀x∃y∀z</w:t>
-      </w:r>
-      <w:r>
-        <w:rPr>
-          <w:rFonts w:ascii="Cambria Math" w:eastAsiaTheme="minorEastAsia" w:hAnsi="Cambria Math" w:cs="Cambria Math"/>
-        </w:rPr>
-        <w:t xml:space="preserve"> P(a,x,y,z) where P is quantifier free, we can understand its equisatisfiability by treating ‘a’ like an initial constant (i.e. zero), and y as ‘x+1’, and x and z are arbitrary universal quantifiers. </w:t>
+        <w:t>∃</w:t>
+      </w:r>
+      <w:proofErr w:type="spellStart"/>
+      <w:r>
+        <w:rPr>
+          <w:rFonts w:ascii="Cambria Math" w:eastAsiaTheme="minorEastAsia" w:hAnsi="Cambria Math" w:cs="Cambria Math"/>
+        </w:rPr>
+        <w:t>a∀x∃y∀z</w:t>
+      </w:r>
+      <w:proofErr w:type="spellEnd"/>
+      <w:r>
+        <w:rPr>
+          <w:rFonts w:ascii="Cambria Math" w:eastAsiaTheme="minorEastAsia" w:hAnsi="Cambria Math" w:cs="Cambria Math"/>
+        </w:rPr>
+        <w:t xml:space="preserve"> P(</w:t>
+      </w:r>
+      <w:proofErr w:type="spellStart"/>
+      <w:r>
+        <w:rPr>
+          <w:rFonts w:ascii="Cambria Math" w:eastAsiaTheme="minorEastAsia" w:hAnsi="Cambria Math" w:cs="Cambria Math"/>
+        </w:rPr>
+        <w:t>a,x,y,z</w:t>
+      </w:r>
+      <w:proofErr w:type="spellEnd"/>
+      <w:r>
+        <w:rPr>
+          <w:rFonts w:ascii="Cambria Math" w:eastAsiaTheme="minorEastAsia" w:hAnsi="Cambria Math" w:cs="Cambria Math"/>
+        </w:rPr>
+        <w:t xml:space="preserve">) where P is quantifier free, we can understand its equisatisfiability by treating ‘a’ like an initial constant (i.e. zero), and y as ‘x+1’, and x and z are arbitrary universal quantifiers. </w:t>
       </w:r>
     </w:p>
     <w:p>
@@ -1568,20 +2806,42 @@
         <w:rPr>
           <w:rFonts w:ascii="Cambria Math" w:eastAsiaTheme="minorEastAsia" w:hAnsi="Cambria Math" w:cs="Cambria Math"/>
         </w:rPr>
-        <w:t>∃a∀x∃y∀z∀w</w:t>
-      </w:r>
-    </w:p>
-    <w:p>
-      <w:pPr>
-        <w:rPr>
-          <w:rFonts w:ascii="Cambria Math" w:eastAsiaTheme="minorEastAsia" w:hAnsi="Cambria Math" w:cs="Cambria Math"/>
-        </w:rPr>
-      </w:pPr>
-      <w:r>
-        <w:rPr>
-          <w:rFonts w:ascii="Cambria Math" w:eastAsiaTheme="minorEastAsia" w:hAnsi="Cambria Math" w:cs="Cambria Math"/>
-        </w:rPr>
-        <w:t>Z(a,a) &amp;&amp;</w:t>
+        <w:t>∃</w:t>
+      </w:r>
+      <w:proofErr w:type="spellStart"/>
+      <w:r>
+        <w:rPr>
+          <w:rFonts w:ascii="Cambria Math" w:eastAsiaTheme="minorEastAsia" w:hAnsi="Cambria Math" w:cs="Cambria Math"/>
+        </w:rPr>
+        <w:t>a∀x∃y∀z∀w</w:t>
+      </w:r>
+      <w:proofErr w:type="spellEnd"/>
+    </w:p>
+    <w:p>
+      <w:pPr>
+        <w:rPr>
+          <w:rFonts w:ascii="Cambria Math" w:eastAsiaTheme="minorEastAsia" w:hAnsi="Cambria Math" w:cs="Cambria Math"/>
+        </w:rPr>
+      </w:pPr>
+      <w:r>
+        <w:rPr>
+          <w:rFonts w:ascii="Cambria Math" w:eastAsiaTheme="minorEastAsia" w:hAnsi="Cambria Math" w:cs="Cambria Math"/>
+        </w:rPr>
+        <w:t>Z(</w:t>
+      </w:r>
+      <w:proofErr w:type="spellStart"/>
+      <w:r>
+        <w:rPr>
+          <w:rFonts w:ascii="Cambria Math" w:eastAsiaTheme="minorEastAsia" w:hAnsi="Cambria Math" w:cs="Cambria Math"/>
+        </w:rPr>
+        <w:t>a,a</w:t>
+      </w:r>
+      <w:proofErr w:type="spellEnd"/>
+      <w:r>
+        <w:rPr>
+          <w:rFonts w:ascii="Cambria Math" w:eastAsiaTheme="minorEastAsia" w:hAnsi="Cambria Math" w:cs="Cambria Math"/>
+        </w:rPr>
+        <w:t>) &amp;&amp;</w:t>
       </w:r>
     </w:p>
     <w:p>
@@ -1600,47 +2860,103 @@
         <w:rPr>
           <w:rFonts w:ascii="Cambria Math" w:eastAsiaTheme="minorEastAsia" w:hAnsi="Cambria Math" w:cs="Cambria Math"/>
         </w:rPr>
-        <w:t>(a,a) &amp;&amp;</w:t>
-      </w:r>
-    </w:p>
-    <w:p>
-      <w:pPr>
-        <w:rPr>
-          <w:rFonts w:ascii="Cambria Math" w:eastAsiaTheme="minorEastAsia" w:hAnsi="Cambria Math" w:cs="Cambria Math"/>
-        </w:rPr>
-      </w:pPr>
-      <w:r>
-        <w:rPr>
-          <w:rFonts w:ascii="Cambria Math" w:eastAsiaTheme="minorEastAsia" w:hAnsi="Cambria Math" w:cs="Cambria Math"/>
-        </w:rPr>
-        <w:t>~Z(y,z) &amp;&amp;</w:t>
-      </w:r>
-    </w:p>
-    <w:p>
-      <w:pPr>
-        <w:rPr>
-          <w:rFonts w:ascii="Cambria Math" w:eastAsiaTheme="minorEastAsia" w:hAnsi="Cambria Math" w:cs="Cambria Math"/>
-        </w:rPr>
-      </w:pPr>
-      <w:r>
-        <w:rPr>
-          <w:rFonts w:ascii="Cambria Math" w:eastAsiaTheme="minorEastAsia" w:hAnsi="Cambria Math" w:cs="Cambria Math"/>
-        </w:rPr>
-        <w:t>(Z(z,x) --&gt; Z(z,y)) &amp;&amp;</w:t>
-      </w:r>
-    </w:p>
-    <w:p>
-      <w:pPr>
-        <w:rPr>
-          <w:rFonts w:ascii="Cambria Math" w:eastAsiaTheme="minorEastAsia" w:hAnsi="Cambria Math" w:cs="Cambria Math"/>
-        </w:rPr>
-      </w:pPr>
-      <w:r>
-        <w:rPr>
-          <w:rFonts w:ascii="Cambria Math" w:eastAsiaTheme="minorEastAsia" w:hAnsi="Cambria Math" w:cs="Cambria Math"/>
-        </w:rPr>
         <w:t>(</w:t>
       </w:r>
+      <w:proofErr w:type="spellStart"/>
+      <w:r>
+        <w:rPr>
+          <w:rFonts w:ascii="Cambria Math" w:eastAsiaTheme="minorEastAsia" w:hAnsi="Cambria Math" w:cs="Cambria Math"/>
+        </w:rPr>
+        <w:t>a,a</w:t>
+      </w:r>
+      <w:proofErr w:type="spellEnd"/>
+      <w:r>
+        <w:rPr>
+          <w:rFonts w:ascii="Cambria Math" w:eastAsiaTheme="minorEastAsia" w:hAnsi="Cambria Math" w:cs="Cambria Math"/>
+        </w:rPr>
+        <w:t>) &amp;&amp;</w:t>
+      </w:r>
+    </w:p>
+    <w:p>
+      <w:pPr>
+        <w:rPr>
+          <w:rFonts w:ascii="Cambria Math" w:eastAsiaTheme="minorEastAsia" w:hAnsi="Cambria Math" w:cs="Cambria Math"/>
+        </w:rPr>
+      </w:pPr>
+      <w:r>
+        <w:rPr>
+          <w:rFonts w:ascii="Cambria Math" w:eastAsiaTheme="minorEastAsia" w:hAnsi="Cambria Math" w:cs="Cambria Math"/>
+        </w:rPr>
+        <w:t>~Z(</w:t>
+      </w:r>
+      <w:proofErr w:type="spellStart"/>
+      <w:r>
+        <w:rPr>
+          <w:rFonts w:ascii="Cambria Math" w:eastAsiaTheme="minorEastAsia" w:hAnsi="Cambria Math" w:cs="Cambria Math"/>
+        </w:rPr>
+        <w:t>y,z</w:t>
+      </w:r>
+      <w:proofErr w:type="spellEnd"/>
+      <w:r>
+        <w:rPr>
+          <w:rFonts w:ascii="Cambria Math" w:eastAsiaTheme="minorEastAsia" w:hAnsi="Cambria Math" w:cs="Cambria Math"/>
+        </w:rPr>
+        <w:t>) &amp;&amp;</w:t>
+      </w:r>
+    </w:p>
+    <w:p>
+      <w:pPr>
+        <w:rPr>
+          <w:rFonts w:ascii="Cambria Math" w:eastAsiaTheme="minorEastAsia" w:hAnsi="Cambria Math" w:cs="Cambria Math"/>
+        </w:rPr>
+      </w:pPr>
+      <w:r>
+        <w:rPr>
+          <w:rFonts w:ascii="Cambria Math" w:eastAsiaTheme="minorEastAsia" w:hAnsi="Cambria Math" w:cs="Cambria Math"/>
+        </w:rPr>
+        <w:t>(Z(</w:t>
+      </w:r>
+      <w:proofErr w:type="spellStart"/>
+      <w:r>
+        <w:rPr>
+          <w:rFonts w:ascii="Cambria Math" w:eastAsiaTheme="minorEastAsia" w:hAnsi="Cambria Math" w:cs="Cambria Math"/>
+        </w:rPr>
+        <w:t>z,x</w:t>
+      </w:r>
+      <w:proofErr w:type="spellEnd"/>
+      <w:r>
+        <w:rPr>
+          <w:rFonts w:ascii="Cambria Math" w:eastAsiaTheme="minorEastAsia" w:hAnsi="Cambria Math" w:cs="Cambria Math"/>
+        </w:rPr>
+        <w:t>) --&gt; Z(</w:t>
+      </w:r>
+      <w:proofErr w:type="spellStart"/>
+      <w:r>
+        <w:rPr>
+          <w:rFonts w:ascii="Cambria Math" w:eastAsiaTheme="minorEastAsia" w:hAnsi="Cambria Math" w:cs="Cambria Math"/>
+        </w:rPr>
+        <w:t>z,y</w:t>
+      </w:r>
+      <w:proofErr w:type="spellEnd"/>
+      <w:r>
+        <w:rPr>
+          <w:rFonts w:ascii="Cambria Math" w:eastAsiaTheme="minorEastAsia" w:hAnsi="Cambria Math" w:cs="Cambria Math"/>
+        </w:rPr>
+        <w:t>)) &amp;&amp;</w:t>
+      </w:r>
+    </w:p>
+    <w:p>
+      <w:pPr>
+        <w:rPr>
+          <w:rFonts w:ascii="Cambria Math" w:eastAsiaTheme="minorEastAsia" w:hAnsi="Cambria Math" w:cs="Cambria Math"/>
+        </w:rPr>
+      </w:pPr>
+      <w:r>
+        <w:rPr>
+          <w:rFonts w:ascii="Cambria Math" w:eastAsiaTheme="minorEastAsia" w:hAnsi="Cambria Math" w:cs="Cambria Math"/>
+        </w:rPr>
+        <w:t>(</w:t>
+      </w:r>
       <w:r>
         <w:rPr>
           <w:rFonts w:ascii="Cambria Math" w:eastAsiaTheme="minorEastAsia" w:hAnsi="Cambria Math" w:cs="Cambria Math"/>
@@ -1653,6 +2969,7 @@
         </w:rPr>
         <w:t>(</w:t>
       </w:r>
+      <w:proofErr w:type="spellStart"/>
       <w:r>
         <w:rPr>
           <w:rFonts w:ascii="Cambria Math" w:eastAsiaTheme="minorEastAsia" w:hAnsi="Cambria Math" w:cs="Cambria Math"/>
@@ -1671,6 +2988,7 @@
         </w:rPr>
         <w:t>x</w:t>
       </w:r>
+      <w:proofErr w:type="spellEnd"/>
       <w:r>
         <w:rPr>
           <w:rFonts w:ascii="Cambria Math" w:eastAsiaTheme="minorEastAsia" w:hAnsi="Cambria Math" w:cs="Cambria Math"/>
@@ -1689,12 +3007,14 @@
         </w:rPr>
         <w:t>(</w:t>
       </w:r>
+      <w:proofErr w:type="spellStart"/>
       <w:r>
         <w:rPr>
           <w:rFonts w:ascii="Cambria Math" w:eastAsiaTheme="minorEastAsia" w:hAnsi="Cambria Math" w:cs="Cambria Math"/>
         </w:rPr>
         <w:t>y,x</w:t>
       </w:r>
+      <w:proofErr w:type="spellEnd"/>
       <w:r>
         <w:rPr>
           <w:rFonts w:ascii="Cambria Math" w:eastAsiaTheme="minorEastAsia" w:hAnsi="Cambria Math" w:cs="Cambria Math"/>
@@ -1726,6 +3046,7 @@
         </w:rPr>
         <w:t>(</w:t>
       </w:r>
+      <w:proofErr w:type="spellStart"/>
       <w:r>
         <w:rPr>
           <w:rFonts w:ascii="Cambria Math" w:eastAsiaTheme="minorEastAsia" w:hAnsi="Cambria Math" w:cs="Cambria Math"/>
@@ -1744,6 +3065,7 @@
         </w:rPr>
         <w:t>x</w:t>
       </w:r>
+      <w:proofErr w:type="spellEnd"/>
       <w:r>
         <w:rPr>
           <w:rFonts w:ascii="Cambria Math" w:eastAsiaTheme="minorEastAsia" w:hAnsi="Cambria Math" w:cs="Cambria Math"/>
@@ -1762,12 +3084,14 @@
         </w:rPr>
         <w:t>(</w:t>
       </w:r>
+      <w:proofErr w:type="spellStart"/>
       <w:r>
         <w:rPr>
           <w:rFonts w:ascii="Cambria Math" w:eastAsiaTheme="minorEastAsia" w:hAnsi="Cambria Math" w:cs="Cambria Math"/>
         </w:rPr>
         <w:t>y,y</w:t>
       </w:r>
+      <w:proofErr w:type="spellEnd"/>
       <w:r>
         <w:rPr>
           <w:rFonts w:ascii="Cambria Math" w:eastAsiaTheme="minorEastAsia" w:hAnsi="Cambria Math" w:cs="Cambria Math"/>
@@ -1799,6 +3123,7 @@
         </w:rPr>
         <w:t>(</w:t>
       </w:r>
+      <w:proofErr w:type="spellStart"/>
       <w:r>
         <w:rPr>
           <w:rFonts w:ascii="Cambria Math" w:eastAsiaTheme="minorEastAsia" w:hAnsi="Cambria Math" w:cs="Cambria Math"/>
@@ -1817,6 +3142,7 @@
         </w:rPr>
         <w:t>x</w:t>
       </w:r>
+      <w:proofErr w:type="spellEnd"/>
       <w:r>
         <w:rPr>
           <w:rFonts w:ascii="Cambria Math" w:eastAsiaTheme="minorEastAsia" w:hAnsi="Cambria Math" w:cs="Cambria Math"/>
@@ -1835,12 +3161,14 @@
         </w:rPr>
         <w:t>(</w:t>
       </w:r>
+      <w:proofErr w:type="spellStart"/>
       <w:r>
         <w:rPr>
           <w:rFonts w:ascii="Cambria Math" w:eastAsiaTheme="minorEastAsia" w:hAnsi="Cambria Math" w:cs="Cambria Math"/>
         </w:rPr>
         <w:t>y,y</w:t>
       </w:r>
+      <w:proofErr w:type="spellEnd"/>
       <w:r>
         <w:rPr>
           <w:rFonts w:ascii="Cambria Math" w:eastAsiaTheme="minorEastAsia" w:hAnsi="Cambria Math" w:cs="Cambria Math"/>
@@ -1866,6 +3194,7 @@
         </w:rPr>
         <w:t>(</w:t>
       </w:r>
+      <w:proofErr w:type="spellStart"/>
       <w:r>
         <w:rPr>
           <w:rFonts w:ascii="Cambria Math" w:eastAsiaTheme="minorEastAsia" w:hAnsi="Cambria Math" w:cs="Cambria Math"/>
@@ -1884,6 +3213,7 @@
         </w:rPr>
         <w:t>x</w:t>
       </w:r>
+      <w:proofErr w:type="spellEnd"/>
       <w:r>
         <w:rPr>
           <w:rFonts w:ascii="Cambria Math" w:eastAsiaTheme="minorEastAsia" w:hAnsi="Cambria Math" w:cs="Cambria Math"/>
@@ -1894,7 +3224,21 @@
         <w:rPr>
           <w:rFonts w:ascii="Cambria Math" w:eastAsiaTheme="minorEastAsia" w:hAnsi="Cambria Math" w:cs="Cambria Math"/>
         </w:rPr>
-        <w:t xml:space="preserve"> ~A(z,x)) &amp;&amp; </w:t>
+        <w:t xml:space="preserve"> ~A(</w:t>
+      </w:r>
+      <w:proofErr w:type="spellStart"/>
+      <w:r>
+        <w:rPr>
+          <w:rFonts w:ascii="Cambria Math" w:eastAsiaTheme="minorEastAsia" w:hAnsi="Cambria Math" w:cs="Cambria Math"/>
+        </w:rPr>
+        <w:t>z,x</w:t>
+      </w:r>
+      <w:proofErr w:type="spellEnd"/>
+      <w:r>
+        <w:rPr>
+          <w:rFonts w:ascii="Cambria Math" w:eastAsiaTheme="minorEastAsia" w:hAnsi="Cambria Math" w:cs="Cambria Math"/>
+        </w:rPr>
+        <w:t xml:space="preserve">)) &amp;&amp; </w:t>
       </w:r>
     </w:p>
     <w:p>
@@ -1915,6 +3259,7 @@
         </w:rPr>
         <w:t>(</w:t>
       </w:r>
+      <w:proofErr w:type="spellStart"/>
       <w:r>
         <w:rPr>
           <w:rFonts w:ascii="Cambria Math" w:eastAsiaTheme="minorEastAsia" w:hAnsi="Cambria Math" w:cs="Cambria Math"/>
@@ -1933,6 +3278,7 @@
         </w:rPr>
         <w:t>x</w:t>
       </w:r>
+      <w:proofErr w:type="spellEnd"/>
       <w:r>
         <w:rPr>
           <w:rFonts w:ascii="Cambria Math" w:eastAsiaTheme="minorEastAsia" w:hAnsi="Cambria Math" w:cs="Cambria Math"/>
@@ -1943,7 +3289,21 @@
         <w:rPr>
           <w:rFonts w:ascii="Cambria Math" w:eastAsiaTheme="minorEastAsia" w:hAnsi="Cambria Math" w:cs="Cambria Math"/>
         </w:rPr>
-        <w:t xml:space="preserve"> ~B(z,x)) &amp;&amp;</w:t>
+        <w:t xml:space="preserve"> ~B(</w:t>
+      </w:r>
+      <w:proofErr w:type="spellStart"/>
+      <w:r>
+        <w:rPr>
+          <w:rFonts w:ascii="Cambria Math" w:eastAsiaTheme="minorEastAsia" w:hAnsi="Cambria Math" w:cs="Cambria Math"/>
+        </w:rPr>
+        <w:t>z,x</w:t>
+      </w:r>
+      <w:proofErr w:type="spellEnd"/>
+      <w:r>
+        <w:rPr>
+          <w:rFonts w:ascii="Cambria Math" w:eastAsiaTheme="minorEastAsia" w:hAnsi="Cambria Math" w:cs="Cambria Math"/>
+        </w:rPr>
+        <w:t>)) &amp;&amp;</w:t>
       </w:r>
     </w:p>
     <w:p>
@@ -1970,6 +3330,7 @@
         </w:rPr>
         <w:t>(</w:t>
       </w:r>
+      <w:proofErr w:type="spellStart"/>
       <w:r>
         <w:rPr>
           <w:rFonts w:ascii="Cambria Math" w:eastAsiaTheme="minorEastAsia" w:hAnsi="Cambria Math" w:cs="Cambria Math"/>
@@ -1988,6 +3349,7 @@
         </w:rPr>
         <w:t>z</w:t>
       </w:r>
+      <w:proofErr w:type="spellEnd"/>
       <w:r>
         <w:rPr>
           <w:rFonts w:ascii="Cambria Math" w:eastAsiaTheme="minorEastAsia" w:hAnsi="Cambria Math" w:cs="Cambria Math"/>
@@ -2006,12 +3368,14 @@
         </w:rPr>
         <w:t>(</w:t>
       </w:r>
+      <w:proofErr w:type="spellStart"/>
       <w:r>
         <w:rPr>
           <w:rFonts w:ascii="Cambria Math" w:eastAsiaTheme="minorEastAsia" w:hAnsi="Cambria Math" w:cs="Cambria Math"/>
         </w:rPr>
         <w:t>x,z</w:t>
       </w:r>
+      <w:proofErr w:type="spellEnd"/>
       <w:r>
         <w:rPr>
           <w:rFonts w:ascii="Cambria Math" w:eastAsiaTheme="minorEastAsia" w:hAnsi="Cambria Math" w:cs="Cambria Math"/>
@@ -2035,7 +3399,21 @@
         <w:rPr>
           <w:rFonts w:ascii="Cambria Math" w:eastAsiaTheme="minorEastAsia" w:hAnsi="Cambria Math" w:cs="Cambria Math"/>
         </w:rPr>
-        <w:t xml:space="preserve">(A(x,z) </w:t>
+        <w:t>(A(</w:t>
+      </w:r>
+      <w:proofErr w:type="spellStart"/>
+      <w:r>
+        <w:rPr>
+          <w:rFonts w:ascii="Cambria Math" w:eastAsiaTheme="minorEastAsia" w:hAnsi="Cambria Math" w:cs="Cambria Math"/>
+        </w:rPr>
+        <w:t>x,z</w:t>
+      </w:r>
+      <w:proofErr w:type="spellEnd"/>
+      <w:r>
+        <w:rPr>
+          <w:rFonts w:ascii="Cambria Math" w:eastAsiaTheme="minorEastAsia" w:hAnsi="Cambria Math" w:cs="Cambria Math"/>
+        </w:rPr>
+        <w:t xml:space="preserve">) </w:t>
       </w:r>
       <w:r>
         <w:rPr>
@@ -2047,7 +3425,21 @@
         <w:rPr>
           <w:rFonts w:ascii="Cambria Math" w:eastAsiaTheme="minorEastAsia" w:hAnsi="Cambria Math" w:cs="Cambria Math"/>
         </w:rPr>
-        <w:t xml:space="preserve"> (B(x,z) </w:t>
+        <w:t xml:space="preserve"> (B(</w:t>
+      </w:r>
+      <w:proofErr w:type="spellStart"/>
+      <w:r>
+        <w:rPr>
+          <w:rFonts w:ascii="Cambria Math" w:eastAsiaTheme="minorEastAsia" w:hAnsi="Cambria Math" w:cs="Cambria Math"/>
+        </w:rPr>
+        <w:t>x,z</w:t>
+      </w:r>
+      <w:proofErr w:type="spellEnd"/>
+      <w:r>
+        <w:rPr>
+          <w:rFonts w:ascii="Cambria Math" w:eastAsiaTheme="minorEastAsia" w:hAnsi="Cambria Math" w:cs="Cambria Math"/>
+        </w:rPr>
+        <w:t xml:space="preserve">) </w:t>
       </w:r>
       <w:r>
         <w:rPr>
@@ -2059,20 +3451,48 @@
         <w:rPr>
           <w:rFonts w:ascii="Cambria Math" w:eastAsiaTheme="minorEastAsia" w:hAnsi="Cambria Math" w:cs="Cambria Math"/>
         </w:rPr>
-        <w:t xml:space="preserve"> C(z,z))) &amp;&amp; </w:t>
-      </w:r>
-    </w:p>
-    <w:p>
-      <w:pPr>
-        <w:rPr>
-          <w:rFonts w:ascii="Cambria Math" w:eastAsiaTheme="minorEastAsia" w:hAnsi="Cambria Math" w:cs="Cambria Math"/>
-        </w:rPr>
-      </w:pPr>
-      <w:r>
-        <w:rPr>
-          <w:rFonts w:ascii="Cambria Math" w:eastAsiaTheme="minorEastAsia" w:hAnsi="Cambria Math" w:cs="Cambria Math"/>
-        </w:rPr>
-        <w:t xml:space="preserve">(C(x,x) </w:t>
+        <w:t xml:space="preserve"> C(</w:t>
+      </w:r>
+      <w:proofErr w:type="spellStart"/>
+      <w:r>
+        <w:rPr>
+          <w:rFonts w:ascii="Cambria Math" w:eastAsiaTheme="minorEastAsia" w:hAnsi="Cambria Math" w:cs="Cambria Math"/>
+        </w:rPr>
+        <w:t>z,z</w:t>
+      </w:r>
+      <w:proofErr w:type="spellEnd"/>
+      <w:r>
+        <w:rPr>
+          <w:rFonts w:ascii="Cambria Math" w:eastAsiaTheme="minorEastAsia" w:hAnsi="Cambria Math" w:cs="Cambria Math"/>
+        </w:rPr>
+        <w:t xml:space="preserve">))) &amp;&amp; </w:t>
+      </w:r>
+    </w:p>
+    <w:p>
+      <w:pPr>
+        <w:rPr>
+          <w:rFonts w:ascii="Cambria Math" w:eastAsiaTheme="minorEastAsia" w:hAnsi="Cambria Math" w:cs="Cambria Math"/>
+        </w:rPr>
+      </w:pPr>
+      <w:r>
+        <w:rPr>
+          <w:rFonts w:ascii="Cambria Math" w:eastAsiaTheme="minorEastAsia" w:hAnsi="Cambria Math" w:cs="Cambria Math"/>
+        </w:rPr>
+        <w:t>(C(</w:t>
+      </w:r>
+      <w:proofErr w:type="spellStart"/>
+      <w:r>
+        <w:rPr>
+          <w:rFonts w:ascii="Cambria Math" w:eastAsiaTheme="minorEastAsia" w:hAnsi="Cambria Math" w:cs="Cambria Math"/>
+        </w:rPr>
+        <w:t>x,x</w:t>
+      </w:r>
+      <w:proofErr w:type="spellEnd"/>
+      <w:r>
+        <w:rPr>
+          <w:rFonts w:ascii="Cambria Math" w:eastAsiaTheme="minorEastAsia" w:hAnsi="Cambria Math" w:cs="Cambria Math"/>
+        </w:rPr>
+        <w:t xml:space="preserve">) </w:t>
       </w:r>
       <w:r>
         <w:rPr>
@@ -2084,20 +3504,76 @@
         <w:rPr>
           <w:rFonts w:ascii="Cambria Math" w:eastAsiaTheme="minorEastAsia" w:hAnsi="Cambria Math" w:cs="Cambria Math"/>
         </w:rPr>
-        <w:t xml:space="preserve"> B(x,y)) &amp;&amp;</w:t>
-      </w:r>
-    </w:p>
-    <w:p>
-      <w:pPr>
-        <w:rPr>
-          <w:rFonts w:ascii="Cambria Math" w:eastAsiaTheme="minorEastAsia" w:hAnsi="Cambria Math" w:cs="Cambria Math"/>
-        </w:rPr>
-      </w:pPr>
-      <w:r>
-        <w:rPr>
-          <w:rFonts w:ascii="Cambria Math" w:eastAsiaTheme="minorEastAsia" w:hAnsi="Cambria Math" w:cs="Cambria Math"/>
-        </w:rPr>
-        <w:t xml:space="preserve">(Z(z,x) --&gt; (C(x,x)  &lt;--&gt; P(z,x))) &amp;&amp; </w:t>
+        <w:t xml:space="preserve"> B(</w:t>
+      </w:r>
+      <w:proofErr w:type="spellStart"/>
+      <w:r>
+        <w:rPr>
+          <w:rFonts w:ascii="Cambria Math" w:eastAsiaTheme="minorEastAsia" w:hAnsi="Cambria Math" w:cs="Cambria Math"/>
+        </w:rPr>
+        <w:t>x,y</w:t>
+      </w:r>
+      <w:proofErr w:type="spellEnd"/>
+      <w:r>
+        <w:rPr>
+          <w:rFonts w:ascii="Cambria Math" w:eastAsiaTheme="minorEastAsia" w:hAnsi="Cambria Math" w:cs="Cambria Math"/>
+        </w:rPr>
+        <w:t>)) &amp;&amp;</w:t>
+      </w:r>
+    </w:p>
+    <w:p>
+      <w:pPr>
+        <w:rPr>
+          <w:rFonts w:ascii="Cambria Math" w:eastAsiaTheme="minorEastAsia" w:hAnsi="Cambria Math" w:cs="Cambria Math"/>
+        </w:rPr>
+      </w:pPr>
+      <w:r>
+        <w:rPr>
+          <w:rFonts w:ascii="Cambria Math" w:eastAsiaTheme="minorEastAsia" w:hAnsi="Cambria Math" w:cs="Cambria Math"/>
+        </w:rPr>
+        <w:t>(Z(</w:t>
+      </w:r>
+      <w:proofErr w:type="spellStart"/>
+      <w:r>
+        <w:rPr>
+          <w:rFonts w:ascii="Cambria Math" w:eastAsiaTheme="minorEastAsia" w:hAnsi="Cambria Math" w:cs="Cambria Math"/>
+        </w:rPr>
+        <w:t>z,x</w:t>
+      </w:r>
+      <w:proofErr w:type="spellEnd"/>
+      <w:r>
+        <w:rPr>
+          <w:rFonts w:ascii="Cambria Math" w:eastAsiaTheme="minorEastAsia" w:hAnsi="Cambria Math" w:cs="Cambria Math"/>
+        </w:rPr>
+        <w:t>) --&gt; (C(</w:t>
+      </w:r>
+      <w:proofErr w:type="spellStart"/>
+      <w:r>
+        <w:rPr>
+          <w:rFonts w:ascii="Cambria Math" w:eastAsiaTheme="minorEastAsia" w:hAnsi="Cambria Math" w:cs="Cambria Math"/>
+        </w:rPr>
+        <w:t>x,x</w:t>
+      </w:r>
+      <w:proofErr w:type="spellEnd"/>
+      <w:r>
+        <w:rPr>
+          <w:rFonts w:ascii="Cambria Math" w:eastAsiaTheme="minorEastAsia" w:hAnsi="Cambria Math" w:cs="Cambria Math"/>
+        </w:rPr>
+        <w:t>)  &lt;--&gt; P(</w:t>
+      </w:r>
+      <w:proofErr w:type="spellStart"/>
+      <w:r>
+        <w:rPr>
+          <w:rFonts w:ascii="Cambria Math" w:eastAsiaTheme="minorEastAsia" w:hAnsi="Cambria Math" w:cs="Cambria Math"/>
+        </w:rPr>
+        <w:t>z,x</w:t>
+      </w:r>
+      <w:proofErr w:type="spellEnd"/>
+      <w:r>
+        <w:rPr>
+          <w:rFonts w:ascii="Cambria Math" w:eastAsiaTheme="minorEastAsia" w:hAnsi="Cambria Math" w:cs="Cambria Math"/>
+        </w:rPr>
+        <w:t xml:space="preserve">))) &amp;&amp; </w:t>
       </w:r>
     </w:p>
     <w:p>
@@ -2124,6 +3600,7 @@
         </w:rPr>
         <w:t>(</w:t>
       </w:r>
+      <w:proofErr w:type="spellStart"/>
       <w:r>
         <w:rPr>
           <w:rFonts w:ascii="Cambria Math" w:eastAsiaTheme="minorEastAsia" w:hAnsi="Cambria Math" w:cs="Cambria Math"/>
@@ -2142,6 +3619,7 @@
         </w:rPr>
         <w:t>z</w:t>
       </w:r>
+      <w:proofErr w:type="spellEnd"/>
       <w:r>
         <w:rPr>
           <w:rFonts w:ascii="Cambria Math" w:eastAsiaTheme="minorEastAsia" w:hAnsi="Cambria Math" w:cs="Cambria Math"/>
@@ -2160,6 +3638,7 @@
         </w:rPr>
         <w:t>(</w:t>
       </w:r>
+      <w:proofErr w:type="spellStart"/>
       <w:r>
         <w:rPr>
           <w:rFonts w:ascii="Cambria Math" w:eastAsiaTheme="minorEastAsia" w:hAnsi="Cambria Math" w:cs="Cambria Math"/>
@@ -2178,6 +3657,7 @@
         </w:rPr>
         <w:t>z</w:t>
       </w:r>
+      <w:proofErr w:type="spellEnd"/>
       <w:r>
         <w:rPr>
           <w:rFonts w:ascii="Cambria Math" w:eastAsiaTheme="minorEastAsia" w:hAnsi="Cambria Math" w:cs="Cambria Math"/>
@@ -2195,33 +3675,131 @@
         <w:rPr>
           <w:rFonts w:ascii="Cambria Math" w:eastAsiaTheme="minorEastAsia" w:hAnsi="Cambria Math" w:cs="Cambria Math"/>
         </w:rPr>
-        <w:t>(A*(z,x) --&gt; A(z,y)) &amp;&amp;</w:t>
-      </w:r>
-    </w:p>
-    <w:p>
-      <w:pPr>
-        <w:rPr>
-          <w:rFonts w:ascii="Cambria Math" w:eastAsiaTheme="minorEastAsia" w:hAnsi="Cambria Math" w:cs="Cambria Math"/>
-        </w:rPr>
-      </w:pPr>
-      <w:r>
-        <w:rPr>
-          <w:rFonts w:ascii="Cambria Math" w:eastAsiaTheme="minorEastAsia" w:hAnsi="Cambria Math" w:cs="Cambria Math"/>
-        </w:rPr>
-        <w:t>(A(x,z) --&gt; ~(B(x,z) &lt;--&gt; A*(y,z))) &amp;&amp;</w:t>
-      </w:r>
-    </w:p>
-    <w:p>
-      <w:pPr>
-        <w:rPr>
-          <w:rFonts w:ascii="Cambria Math" w:eastAsiaTheme="minorEastAsia" w:hAnsi="Cambria Math" w:cs="Cambria Math"/>
-        </w:rPr>
-      </w:pPr>
-      <w:r>
-        <w:rPr>
-          <w:rFonts w:ascii="Cambria Math" w:eastAsiaTheme="minorEastAsia" w:hAnsi="Cambria Math" w:cs="Cambria Math"/>
-        </w:rPr>
-        <w:t xml:space="preserve">((~C(z,z) &amp;&amp; B(z,x)) </w:t>
+        <w:t>(A*(</w:t>
+      </w:r>
+      <w:proofErr w:type="spellStart"/>
+      <w:r>
+        <w:rPr>
+          <w:rFonts w:ascii="Cambria Math" w:eastAsiaTheme="minorEastAsia" w:hAnsi="Cambria Math" w:cs="Cambria Math"/>
+        </w:rPr>
+        <w:t>z,x</w:t>
+      </w:r>
+      <w:proofErr w:type="spellEnd"/>
+      <w:r>
+        <w:rPr>
+          <w:rFonts w:ascii="Cambria Math" w:eastAsiaTheme="minorEastAsia" w:hAnsi="Cambria Math" w:cs="Cambria Math"/>
+        </w:rPr>
+        <w:t>) --&gt; A(</w:t>
+      </w:r>
+      <w:proofErr w:type="spellStart"/>
+      <w:r>
+        <w:rPr>
+          <w:rFonts w:ascii="Cambria Math" w:eastAsiaTheme="minorEastAsia" w:hAnsi="Cambria Math" w:cs="Cambria Math"/>
+        </w:rPr>
+        <w:t>z,y</w:t>
+      </w:r>
+      <w:proofErr w:type="spellEnd"/>
+      <w:r>
+        <w:rPr>
+          <w:rFonts w:ascii="Cambria Math" w:eastAsiaTheme="minorEastAsia" w:hAnsi="Cambria Math" w:cs="Cambria Math"/>
+        </w:rPr>
+        <w:t>)) &amp;&amp;</w:t>
+      </w:r>
+    </w:p>
+    <w:p>
+      <w:pPr>
+        <w:rPr>
+          <w:rFonts w:ascii="Cambria Math" w:eastAsiaTheme="minorEastAsia" w:hAnsi="Cambria Math" w:cs="Cambria Math"/>
+        </w:rPr>
+      </w:pPr>
+      <w:r>
+        <w:rPr>
+          <w:rFonts w:ascii="Cambria Math" w:eastAsiaTheme="minorEastAsia" w:hAnsi="Cambria Math" w:cs="Cambria Math"/>
+        </w:rPr>
+        <w:t>(A(</w:t>
+      </w:r>
+      <w:proofErr w:type="spellStart"/>
+      <w:r>
+        <w:rPr>
+          <w:rFonts w:ascii="Cambria Math" w:eastAsiaTheme="minorEastAsia" w:hAnsi="Cambria Math" w:cs="Cambria Math"/>
+        </w:rPr>
+        <w:t>x,z</w:t>
+      </w:r>
+      <w:proofErr w:type="spellEnd"/>
+      <w:r>
+        <w:rPr>
+          <w:rFonts w:ascii="Cambria Math" w:eastAsiaTheme="minorEastAsia" w:hAnsi="Cambria Math" w:cs="Cambria Math"/>
+        </w:rPr>
+        <w:t>) --&gt; ~(B(</w:t>
+      </w:r>
+      <w:proofErr w:type="spellStart"/>
+      <w:r>
+        <w:rPr>
+          <w:rFonts w:ascii="Cambria Math" w:eastAsiaTheme="minorEastAsia" w:hAnsi="Cambria Math" w:cs="Cambria Math"/>
+        </w:rPr>
+        <w:t>x,z</w:t>
+      </w:r>
+      <w:proofErr w:type="spellEnd"/>
+      <w:r>
+        <w:rPr>
+          <w:rFonts w:ascii="Cambria Math" w:eastAsiaTheme="minorEastAsia" w:hAnsi="Cambria Math" w:cs="Cambria Math"/>
+        </w:rPr>
+        <w:t>) &lt;--&gt; A*(</w:t>
+      </w:r>
+      <w:proofErr w:type="spellStart"/>
+      <w:r>
+        <w:rPr>
+          <w:rFonts w:ascii="Cambria Math" w:eastAsiaTheme="minorEastAsia" w:hAnsi="Cambria Math" w:cs="Cambria Math"/>
+        </w:rPr>
+        <w:t>y,z</w:t>
+      </w:r>
+      <w:proofErr w:type="spellEnd"/>
+      <w:r>
+        <w:rPr>
+          <w:rFonts w:ascii="Cambria Math" w:eastAsiaTheme="minorEastAsia" w:hAnsi="Cambria Math" w:cs="Cambria Math"/>
+        </w:rPr>
+        <w:t>))) &amp;&amp;</w:t>
+      </w:r>
+    </w:p>
+    <w:p>
+      <w:pPr>
+        <w:rPr>
+          <w:rFonts w:ascii="Cambria Math" w:eastAsiaTheme="minorEastAsia" w:hAnsi="Cambria Math" w:cs="Cambria Math"/>
+        </w:rPr>
+      </w:pPr>
+      <w:r>
+        <w:rPr>
+          <w:rFonts w:ascii="Cambria Math" w:eastAsiaTheme="minorEastAsia" w:hAnsi="Cambria Math" w:cs="Cambria Math"/>
+        </w:rPr>
+        <w:t>((~C(</w:t>
+      </w:r>
+      <w:proofErr w:type="spellStart"/>
+      <w:r>
+        <w:rPr>
+          <w:rFonts w:ascii="Cambria Math" w:eastAsiaTheme="minorEastAsia" w:hAnsi="Cambria Math" w:cs="Cambria Math"/>
+        </w:rPr>
+        <w:t>z,z</w:t>
+      </w:r>
+      <w:proofErr w:type="spellEnd"/>
+      <w:r>
+        <w:rPr>
+          <w:rFonts w:ascii="Cambria Math" w:eastAsiaTheme="minorEastAsia" w:hAnsi="Cambria Math" w:cs="Cambria Math"/>
+        </w:rPr>
+        <w:t>) &amp;&amp; B(</w:t>
+      </w:r>
+      <w:proofErr w:type="spellStart"/>
+      <w:r>
+        <w:rPr>
+          <w:rFonts w:ascii="Cambria Math" w:eastAsiaTheme="minorEastAsia" w:hAnsi="Cambria Math" w:cs="Cambria Math"/>
+        </w:rPr>
+        <w:t>z,x</w:t>
+      </w:r>
+      <w:proofErr w:type="spellEnd"/>
+      <w:r>
+        <w:rPr>
+          <w:rFonts w:ascii="Cambria Math" w:eastAsiaTheme="minorEastAsia" w:hAnsi="Cambria Math" w:cs="Cambria Math"/>
+        </w:rPr>
+        <w:t xml:space="preserve">)) </w:t>
       </w:r>
       <w:r>
         <w:rPr>
@@ -2233,33 +3811,103 @@
         <w:rPr>
           <w:rFonts w:ascii="Cambria Math" w:eastAsiaTheme="minorEastAsia" w:hAnsi="Cambria Math" w:cs="Cambria Math"/>
         </w:rPr>
-        <w:t xml:space="preserve"> B(z,y)) &amp;&amp;</w:t>
-      </w:r>
-    </w:p>
-    <w:p>
-      <w:pPr>
-        <w:rPr>
-          <w:rFonts w:ascii="Cambria Math" w:eastAsiaTheme="minorEastAsia" w:hAnsi="Cambria Math" w:cs="Cambria Math"/>
-        </w:rPr>
-      </w:pPr>
-      <w:r>
-        <w:rPr>
-          <w:rFonts w:ascii="Cambria Math" w:eastAsiaTheme="minorEastAsia" w:hAnsi="Cambria Math" w:cs="Cambria Math"/>
-        </w:rPr>
-        <w:t>((A(z,x) &amp;&amp; A(w,x)) --&gt; (z=w)) &amp;&amp;</w:t>
-      </w:r>
-    </w:p>
-    <w:p>
-      <w:pPr>
-        <w:rPr>
-          <w:rFonts w:ascii="Cambria Math" w:eastAsiaTheme="minorEastAsia" w:hAnsi="Cambria Math" w:cs="Cambria Math"/>
-        </w:rPr>
-      </w:pPr>
-      <w:r>
-        <w:rPr>
-          <w:rFonts w:ascii="Cambria Math" w:eastAsiaTheme="minorEastAsia" w:hAnsi="Cambria Math" w:cs="Cambria Math"/>
-        </w:rPr>
-        <w:t>((B(z,x) &amp;&amp; B(w,x)) --&gt; (z=</w:t>
+        <w:t xml:space="preserve"> B(</w:t>
+      </w:r>
+      <w:proofErr w:type="spellStart"/>
+      <w:r>
+        <w:rPr>
+          <w:rFonts w:ascii="Cambria Math" w:eastAsiaTheme="minorEastAsia" w:hAnsi="Cambria Math" w:cs="Cambria Math"/>
+        </w:rPr>
+        <w:t>z,y</w:t>
+      </w:r>
+      <w:proofErr w:type="spellEnd"/>
+      <w:r>
+        <w:rPr>
+          <w:rFonts w:ascii="Cambria Math" w:eastAsiaTheme="minorEastAsia" w:hAnsi="Cambria Math" w:cs="Cambria Math"/>
+        </w:rPr>
+        <w:t>)) &amp;&amp;</w:t>
+      </w:r>
+    </w:p>
+    <w:p>
+      <w:pPr>
+        <w:rPr>
+          <w:rFonts w:ascii="Cambria Math" w:eastAsiaTheme="minorEastAsia" w:hAnsi="Cambria Math" w:cs="Cambria Math"/>
+        </w:rPr>
+      </w:pPr>
+      <w:r>
+        <w:rPr>
+          <w:rFonts w:ascii="Cambria Math" w:eastAsiaTheme="minorEastAsia" w:hAnsi="Cambria Math" w:cs="Cambria Math"/>
+        </w:rPr>
+        <w:t>((A(</w:t>
+      </w:r>
+      <w:proofErr w:type="spellStart"/>
+      <w:r>
+        <w:rPr>
+          <w:rFonts w:ascii="Cambria Math" w:eastAsiaTheme="minorEastAsia" w:hAnsi="Cambria Math" w:cs="Cambria Math"/>
+        </w:rPr>
+        <w:t>z,x</w:t>
+      </w:r>
+      <w:proofErr w:type="spellEnd"/>
+      <w:r>
+        <w:rPr>
+          <w:rFonts w:ascii="Cambria Math" w:eastAsiaTheme="minorEastAsia" w:hAnsi="Cambria Math" w:cs="Cambria Math"/>
+        </w:rPr>
+        <w:t>) &amp;&amp; A(</w:t>
+      </w:r>
+      <w:proofErr w:type="spellStart"/>
+      <w:r>
+        <w:rPr>
+          <w:rFonts w:ascii="Cambria Math" w:eastAsiaTheme="minorEastAsia" w:hAnsi="Cambria Math" w:cs="Cambria Math"/>
+        </w:rPr>
+        <w:t>w,x</w:t>
+      </w:r>
+      <w:proofErr w:type="spellEnd"/>
+      <w:r>
+        <w:rPr>
+          <w:rFonts w:ascii="Cambria Math" w:eastAsiaTheme="minorEastAsia" w:hAnsi="Cambria Math" w:cs="Cambria Math"/>
+        </w:rPr>
+        <w:t>)) --&gt; (z=w)) &amp;&amp;</w:t>
+      </w:r>
+    </w:p>
+    <w:p>
+      <w:pPr>
+        <w:rPr>
+          <w:rFonts w:ascii="Cambria Math" w:eastAsiaTheme="minorEastAsia" w:hAnsi="Cambria Math" w:cs="Cambria Math"/>
+        </w:rPr>
+      </w:pPr>
+      <w:r>
+        <w:rPr>
+          <w:rFonts w:ascii="Cambria Math" w:eastAsiaTheme="minorEastAsia" w:hAnsi="Cambria Math" w:cs="Cambria Math"/>
+        </w:rPr>
+        <w:t>((B(</w:t>
+      </w:r>
+      <w:proofErr w:type="spellStart"/>
+      <w:r>
+        <w:rPr>
+          <w:rFonts w:ascii="Cambria Math" w:eastAsiaTheme="minorEastAsia" w:hAnsi="Cambria Math" w:cs="Cambria Math"/>
+        </w:rPr>
+        <w:t>z,x</w:t>
+      </w:r>
+      <w:proofErr w:type="spellEnd"/>
+      <w:r>
+        <w:rPr>
+          <w:rFonts w:ascii="Cambria Math" w:eastAsiaTheme="minorEastAsia" w:hAnsi="Cambria Math" w:cs="Cambria Math"/>
+        </w:rPr>
+        <w:t>) &amp;&amp; B(</w:t>
+      </w:r>
+      <w:proofErr w:type="spellStart"/>
+      <w:r>
+        <w:rPr>
+          <w:rFonts w:ascii="Cambria Math" w:eastAsiaTheme="minorEastAsia" w:hAnsi="Cambria Math" w:cs="Cambria Math"/>
+        </w:rPr>
+        <w:t>w,x</w:t>
+      </w:r>
+      <w:proofErr w:type="spellEnd"/>
+      <w:r>
+        <w:rPr>
+          <w:rFonts w:ascii="Cambria Math" w:eastAsiaTheme="minorEastAsia" w:hAnsi="Cambria Math" w:cs="Cambria Math"/>
+        </w:rPr>
+        <w:t>)) --&gt; (z=</w:t>
       </w:r>
       <w:r>
         <w:rPr>
@@ -2335,7 +3983,21 @@
         <w:rPr>
           <w:rFonts w:ascii="Cambria Math" w:eastAsiaTheme="minorEastAsia" w:hAnsi="Cambria Math" w:cs="Cambria Math"/>
         </w:rPr>
-        <w:t xml:space="preserve"> By the “starting anchor”, we refer to the point of origin, or (0,0), or the existential arguments (as with the last example) (a,a). </w:t>
+        <w:t xml:space="preserve"> By the “starting anchor”, we refer to the point of origin, or (0,0), or the existential arguments (as with the last example) (</w:t>
+      </w:r>
+      <w:proofErr w:type="spellStart"/>
+      <w:r>
+        <w:rPr>
+          <w:rFonts w:ascii="Cambria Math" w:eastAsiaTheme="minorEastAsia" w:hAnsi="Cambria Math" w:cs="Cambria Math"/>
+        </w:rPr>
+        <w:t>a,a</w:t>
+      </w:r>
+      <w:proofErr w:type="spellEnd"/>
+      <w:r>
+        <w:rPr>
+          <w:rFonts w:ascii="Cambria Math" w:eastAsiaTheme="minorEastAsia" w:hAnsi="Cambria Math" w:cs="Cambria Math"/>
+        </w:rPr>
+        <w:t xml:space="preserve">). </w:t>
       </w:r>
       <w:r>
         <w:rPr>
@@ -2359,7 +4021,21 @@
         <w:rPr>
           <w:rFonts w:ascii="Cambria Math" w:eastAsiaTheme="minorEastAsia" w:hAnsi="Cambria Math" w:cs="Cambria Math"/>
         </w:rPr>
-        <w:t xml:space="preserve">the computation is a simple cycle or anything like it (i.e. abcdabcdabcd...), encoding computation becomes nontrivial. </w:t>
+        <w:t xml:space="preserve">the computation is a simple cycle or anything like it (i.e. </w:t>
+      </w:r>
+      <w:proofErr w:type="spellStart"/>
+      <w:r>
+        <w:rPr>
+          <w:rFonts w:ascii="Cambria Math" w:eastAsiaTheme="minorEastAsia" w:hAnsi="Cambria Math" w:cs="Cambria Math"/>
+        </w:rPr>
+        <w:t>abcdabcdabcd</w:t>
+      </w:r>
+      <w:proofErr w:type="spellEnd"/>
+      <w:r>
+        <w:rPr>
+          <w:rFonts w:ascii="Cambria Math" w:eastAsiaTheme="minorEastAsia" w:hAnsi="Cambria Math" w:cs="Cambria Math"/>
+        </w:rPr>
+        <w:t xml:space="preserve">...), encoding computation becomes nontrivial. </w:t>
       </w:r>
     </w:p>
     <w:p>
@@ -5099,7 +6775,21 @@
         <w:rPr>
           <w:rFonts w:ascii="Cambria Math" w:eastAsiaTheme="minorEastAsia" w:hAnsi="Cambria Math" w:cs="Cambria Math"/>
         </w:rPr>
-        <w:t xml:space="preserve"> For 8 and 6, other than 4, the only other possible vertical mapping adjacency translation is a 9, since the auxillary cycle states (9,10,11,12) form similar though delayed behavior to (5,6,7,8) [with 10 and 12 being transition phase states], and the previous horizontal adjacent node was 12, it implies that </w:t>
+        <w:t xml:space="preserve"> For 8 and 6, other than 4, the only other possible vertical mapping adjacency translation is a 9, since the </w:t>
+      </w:r>
+      <w:proofErr w:type="spellStart"/>
+      <w:r>
+        <w:rPr>
+          <w:rFonts w:ascii="Cambria Math" w:eastAsiaTheme="minorEastAsia" w:hAnsi="Cambria Math" w:cs="Cambria Math"/>
+        </w:rPr>
+        <w:t>auxillary</w:t>
+      </w:r>
+      <w:proofErr w:type="spellEnd"/>
+      <w:r>
+        <w:rPr>
+          <w:rFonts w:ascii="Cambria Math" w:eastAsiaTheme="minorEastAsia" w:hAnsi="Cambria Math" w:cs="Cambria Math"/>
+        </w:rPr>
+        <w:t xml:space="preserve"> cycle states (9,10,11,12) form similar though delayed behavior to (5,6,7,8) [with 10 and 12 being transition phase states], and the previous horizontal adjacent node was 12, it implies that </w:t>
       </w:r>
       <w:r>
         <w:rPr>
@@ -5137,7 +6827,21 @@
         <w:rPr>
           <w:rFonts w:ascii="Cambria Math" w:eastAsiaTheme="minorEastAsia" w:hAnsi="Cambria Math" w:cs="Cambria Math"/>
         </w:rPr>
-        <w:t xml:space="preserve"> To lengthen dynamic cycles, cycle states such as 5 and 7 must continue to expand. Therefore, the auxillary 9 and 11 states </w:t>
+        <w:t xml:space="preserve"> To lengthen dynamic cycles, cycle states such as 5 and 7 must continue to expand. Therefore, the </w:t>
+      </w:r>
+      <w:proofErr w:type="spellStart"/>
+      <w:r>
+        <w:rPr>
+          <w:rFonts w:ascii="Cambria Math" w:eastAsiaTheme="minorEastAsia" w:hAnsi="Cambria Math" w:cs="Cambria Math"/>
+        </w:rPr>
+        <w:t>auxillary</w:t>
+      </w:r>
+      <w:proofErr w:type="spellEnd"/>
+      <w:r>
+        <w:rPr>
+          <w:rFonts w:ascii="Cambria Math" w:eastAsiaTheme="minorEastAsia" w:hAnsi="Cambria Math" w:cs="Cambria Math"/>
+        </w:rPr>
+        <w:t xml:space="preserve"> 9 and 11 states </w:t>
       </w:r>
       <w:r>
         <w:rPr>
@@ -5180,7 +6884,14 @@
         <w:rPr>
           <w:rFonts w:ascii="Cambria Math" w:eastAsiaTheme="minorEastAsia" w:hAnsi="Cambria Math" w:cs="Cambria Math"/>
         </w:rPr>
-        <w:t>∃a∀x∃y∀</w:t>
+        <w:t>∃</w:t>
+      </w:r>
+      <w:proofErr w:type="spellStart"/>
+      <w:r>
+        <w:rPr>
+          <w:rFonts w:ascii="Cambria Math" w:eastAsiaTheme="minorEastAsia" w:hAnsi="Cambria Math" w:cs="Cambria Math"/>
+        </w:rPr>
+        <w:t>a∀x∃y∀</w:t>
       </w:r>
       <w:r>
         <w:rPr>
@@ -5188,6 +6899,7 @@
         </w:rPr>
         <w:t>z</w:t>
       </w:r>
+      <w:proofErr w:type="spellEnd"/>
     </w:p>
     <w:p>
       <w:pPr>
@@ -5201,12 +6913,14 @@
         </w:rPr>
         <w:t>P(</w:t>
       </w:r>
+      <w:proofErr w:type="spellStart"/>
       <w:r>
         <w:rPr>
           <w:rFonts w:ascii="Cambria Math" w:eastAsiaTheme="minorEastAsia" w:hAnsi="Cambria Math" w:cs="Cambria Math"/>
         </w:rPr>
         <w:t>a,a</w:t>
       </w:r>
+      <w:proofErr w:type="spellEnd"/>
       <w:r>
         <w:rPr>
           <w:rFonts w:ascii="Cambria Math" w:eastAsiaTheme="minorEastAsia" w:hAnsi="Cambria Math" w:cs="Cambria Math"/>
@@ -5230,7 +6944,21 @@
         <w:rPr>
           <w:rFonts w:ascii="Cambria Math" w:eastAsiaTheme="minorEastAsia" w:hAnsi="Cambria Math" w:cs="Cambria Math"/>
         </w:rPr>
-        <w:t xml:space="preserve">(P(z,x) = 1 </w:t>
+        <w:t>(P(</w:t>
+      </w:r>
+      <w:proofErr w:type="spellStart"/>
+      <w:r>
+        <w:rPr>
+          <w:rFonts w:ascii="Cambria Math" w:eastAsiaTheme="minorEastAsia" w:hAnsi="Cambria Math" w:cs="Cambria Math"/>
+        </w:rPr>
+        <w:t>z,x</w:t>
+      </w:r>
+      <w:proofErr w:type="spellEnd"/>
+      <w:r>
+        <w:rPr>
+          <w:rFonts w:ascii="Cambria Math" w:eastAsiaTheme="minorEastAsia" w:hAnsi="Cambria Math" w:cs="Cambria Math"/>
+        </w:rPr>
+        <w:t xml:space="preserve">) = 1 </w:t>
       </w:r>
       <w:r>
         <w:rPr>
@@ -5242,20 +6970,48 @@
         <w:rPr>
           <w:rFonts w:ascii="Cambria Math" w:eastAsiaTheme="minorEastAsia" w:hAnsi="Cambria Math" w:cs="Cambria Math"/>
         </w:rPr>
-        <w:t xml:space="preserve"> P(z,y) = 3) &amp;&amp;</w:t>
-      </w:r>
-    </w:p>
-    <w:p>
-      <w:pPr>
-        <w:rPr>
-          <w:rFonts w:ascii="Cambria Math" w:eastAsiaTheme="minorEastAsia" w:hAnsi="Cambria Math" w:cs="Cambria Math"/>
-        </w:rPr>
-      </w:pPr>
-      <w:r>
-        <w:rPr>
-          <w:rFonts w:ascii="Cambria Math" w:eastAsiaTheme="minorEastAsia" w:hAnsi="Cambria Math" w:cs="Cambria Math"/>
-        </w:rPr>
-        <w:t xml:space="preserve">(P(z,x) = 2 </w:t>
+        <w:t xml:space="preserve"> P(</w:t>
+      </w:r>
+      <w:proofErr w:type="spellStart"/>
+      <w:r>
+        <w:rPr>
+          <w:rFonts w:ascii="Cambria Math" w:eastAsiaTheme="minorEastAsia" w:hAnsi="Cambria Math" w:cs="Cambria Math"/>
+        </w:rPr>
+        <w:t>z,y</w:t>
+      </w:r>
+      <w:proofErr w:type="spellEnd"/>
+      <w:r>
+        <w:rPr>
+          <w:rFonts w:ascii="Cambria Math" w:eastAsiaTheme="minorEastAsia" w:hAnsi="Cambria Math" w:cs="Cambria Math"/>
+        </w:rPr>
+        <w:t>) = 3) &amp;&amp;</w:t>
+      </w:r>
+    </w:p>
+    <w:p>
+      <w:pPr>
+        <w:rPr>
+          <w:rFonts w:ascii="Cambria Math" w:eastAsiaTheme="minorEastAsia" w:hAnsi="Cambria Math" w:cs="Cambria Math"/>
+        </w:rPr>
+      </w:pPr>
+      <w:r>
+        <w:rPr>
+          <w:rFonts w:ascii="Cambria Math" w:eastAsiaTheme="minorEastAsia" w:hAnsi="Cambria Math" w:cs="Cambria Math"/>
+        </w:rPr>
+        <w:t>(P(</w:t>
+      </w:r>
+      <w:proofErr w:type="spellStart"/>
+      <w:r>
+        <w:rPr>
+          <w:rFonts w:ascii="Cambria Math" w:eastAsiaTheme="minorEastAsia" w:hAnsi="Cambria Math" w:cs="Cambria Math"/>
+        </w:rPr>
+        <w:t>z,x</w:t>
+      </w:r>
+      <w:proofErr w:type="spellEnd"/>
+      <w:r>
+        <w:rPr>
+          <w:rFonts w:ascii="Cambria Math" w:eastAsiaTheme="minorEastAsia" w:hAnsi="Cambria Math" w:cs="Cambria Math"/>
+        </w:rPr>
+        <w:t xml:space="preserve">) = 2 </w:t>
       </w:r>
       <w:r>
         <w:rPr>
@@ -5267,20 +7023,48 @@
         <w:rPr>
           <w:rFonts w:ascii="Cambria Math" w:eastAsiaTheme="minorEastAsia" w:hAnsi="Cambria Math" w:cs="Cambria Math"/>
         </w:rPr>
-        <w:t xml:space="preserve"> P(z,y) = 4) &amp;&amp;</w:t>
-      </w:r>
-    </w:p>
-    <w:p>
-      <w:pPr>
-        <w:rPr>
-          <w:rFonts w:ascii="Cambria Math" w:eastAsiaTheme="minorEastAsia" w:hAnsi="Cambria Math" w:cs="Cambria Math"/>
-        </w:rPr>
-      </w:pPr>
-      <w:r>
-        <w:rPr>
-          <w:rFonts w:ascii="Cambria Math" w:eastAsiaTheme="minorEastAsia" w:hAnsi="Cambria Math" w:cs="Cambria Math"/>
-        </w:rPr>
-        <w:t xml:space="preserve">(P(z,x) = 3 </w:t>
+        <w:t xml:space="preserve"> P(</w:t>
+      </w:r>
+      <w:proofErr w:type="spellStart"/>
+      <w:r>
+        <w:rPr>
+          <w:rFonts w:ascii="Cambria Math" w:eastAsiaTheme="minorEastAsia" w:hAnsi="Cambria Math" w:cs="Cambria Math"/>
+        </w:rPr>
+        <w:t>z,y</w:t>
+      </w:r>
+      <w:proofErr w:type="spellEnd"/>
+      <w:r>
+        <w:rPr>
+          <w:rFonts w:ascii="Cambria Math" w:eastAsiaTheme="minorEastAsia" w:hAnsi="Cambria Math" w:cs="Cambria Math"/>
+        </w:rPr>
+        <w:t>) = 4) &amp;&amp;</w:t>
+      </w:r>
+    </w:p>
+    <w:p>
+      <w:pPr>
+        <w:rPr>
+          <w:rFonts w:ascii="Cambria Math" w:eastAsiaTheme="minorEastAsia" w:hAnsi="Cambria Math" w:cs="Cambria Math"/>
+        </w:rPr>
+      </w:pPr>
+      <w:r>
+        <w:rPr>
+          <w:rFonts w:ascii="Cambria Math" w:eastAsiaTheme="minorEastAsia" w:hAnsi="Cambria Math" w:cs="Cambria Math"/>
+        </w:rPr>
+        <w:t>(P(</w:t>
+      </w:r>
+      <w:proofErr w:type="spellStart"/>
+      <w:r>
+        <w:rPr>
+          <w:rFonts w:ascii="Cambria Math" w:eastAsiaTheme="minorEastAsia" w:hAnsi="Cambria Math" w:cs="Cambria Math"/>
+        </w:rPr>
+        <w:t>z,x</w:t>
+      </w:r>
+      <w:proofErr w:type="spellEnd"/>
+      <w:r>
+        <w:rPr>
+          <w:rFonts w:ascii="Cambria Math" w:eastAsiaTheme="minorEastAsia" w:hAnsi="Cambria Math" w:cs="Cambria Math"/>
+        </w:rPr>
+        <w:t xml:space="preserve">) = 3 </w:t>
       </w:r>
       <w:r>
         <w:rPr>
@@ -5292,20 +7076,62 @@
         <w:rPr>
           <w:rFonts w:ascii="Cambria Math" w:eastAsiaTheme="minorEastAsia" w:hAnsi="Cambria Math" w:cs="Cambria Math"/>
         </w:rPr>
-        <w:t xml:space="preserve"> (P(z,y) = 5 || P(z,y) = 7)) &amp;&amp;</w:t>
-      </w:r>
-    </w:p>
-    <w:p>
-      <w:pPr>
-        <w:rPr>
-          <w:rFonts w:ascii="Cambria Math" w:eastAsiaTheme="minorEastAsia" w:hAnsi="Cambria Math" w:cs="Cambria Math"/>
-        </w:rPr>
-      </w:pPr>
-      <w:r>
-        <w:rPr>
-          <w:rFonts w:ascii="Cambria Math" w:eastAsiaTheme="minorEastAsia" w:hAnsi="Cambria Math" w:cs="Cambria Math"/>
-        </w:rPr>
-        <w:t xml:space="preserve">(P(z,x) = 4 </w:t>
+        <w:t xml:space="preserve"> (P(</w:t>
+      </w:r>
+      <w:proofErr w:type="spellStart"/>
+      <w:r>
+        <w:rPr>
+          <w:rFonts w:ascii="Cambria Math" w:eastAsiaTheme="minorEastAsia" w:hAnsi="Cambria Math" w:cs="Cambria Math"/>
+        </w:rPr>
+        <w:t>z,y</w:t>
+      </w:r>
+      <w:proofErr w:type="spellEnd"/>
+      <w:r>
+        <w:rPr>
+          <w:rFonts w:ascii="Cambria Math" w:eastAsiaTheme="minorEastAsia" w:hAnsi="Cambria Math" w:cs="Cambria Math"/>
+        </w:rPr>
+        <w:t>) = 5 || P(</w:t>
+      </w:r>
+      <w:proofErr w:type="spellStart"/>
+      <w:r>
+        <w:rPr>
+          <w:rFonts w:ascii="Cambria Math" w:eastAsiaTheme="minorEastAsia" w:hAnsi="Cambria Math" w:cs="Cambria Math"/>
+        </w:rPr>
+        <w:t>z,y</w:t>
+      </w:r>
+      <w:proofErr w:type="spellEnd"/>
+      <w:r>
+        <w:rPr>
+          <w:rFonts w:ascii="Cambria Math" w:eastAsiaTheme="minorEastAsia" w:hAnsi="Cambria Math" w:cs="Cambria Math"/>
+        </w:rPr>
+        <w:t>) = 7)) &amp;&amp;</w:t>
+      </w:r>
+    </w:p>
+    <w:p>
+      <w:pPr>
+        <w:rPr>
+          <w:rFonts w:ascii="Cambria Math" w:eastAsiaTheme="minorEastAsia" w:hAnsi="Cambria Math" w:cs="Cambria Math"/>
+        </w:rPr>
+      </w:pPr>
+      <w:r>
+        <w:rPr>
+          <w:rFonts w:ascii="Cambria Math" w:eastAsiaTheme="minorEastAsia" w:hAnsi="Cambria Math" w:cs="Cambria Math"/>
+        </w:rPr>
+        <w:t>(P(</w:t>
+      </w:r>
+      <w:proofErr w:type="spellStart"/>
+      <w:r>
+        <w:rPr>
+          <w:rFonts w:ascii="Cambria Math" w:eastAsiaTheme="minorEastAsia" w:hAnsi="Cambria Math" w:cs="Cambria Math"/>
+        </w:rPr>
+        <w:t>z,x</w:t>
+      </w:r>
+      <w:proofErr w:type="spellEnd"/>
+      <w:r>
+        <w:rPr>
+          <w:rFonts w:ascii="Cambria Math" w:eastAsiaTheme="minorEastAsia" w:hAnsi="Cambria Math" w:cs="Cambria Math"/>
+        </w:rPr>
+        <w:t xml:space="preserve">) = 4 </w:t>
       </w:r>
       <w:r>
         <w:rPr>
@@ -5317,20 +7143,62 @@
         <w:rPr>
           <w:rFonts w:ascii="Cambria Math" w:eastAsiaTheme="minorEastAsia" w:hAnsi="Cambria Math" w:cs="Cambria Math"/>
         </w:rPr>
-        <w:t xml:space="preserve"> (P(z,y) = 6 || P(z,y) = 8)) &amp;&amp;</w:t>
-      </w:r>
-    </w:p>
-    <w:p>
-      <w:pPr>
-        <w:rPr>
-          <w:rFonts w:ascii="Cambria Math" w:eastAsiaTheme="minorEastAsia" w:hAnsi="Cambria Math" w:cs="Cambria Math"/>
-        </w:rPr>
-      </w:pPr>
-      <w:r>
-        <w:rPr>
-          <w:rFonts w:ascii="Cambria Math" w:eastAsiaTheme="minorEastAsia" w:hAnsi="Cambria Math" w:cs="Cambria Math"/>
-        </w:rPr>
-        <w:t xml:space="preserve">(P(z,x) = 5 </w:t>
+        <w:t xml:space="preserve"> (P(</w:t>
+      </w:r>
+      <w:proofErr w:type="spellStart"/>
+      <w:r>
+        <w:rPr>
+          <w:rFonts w:ascii="Cambria Math" w:eastAsiaTheme="minorEastAsia" w:hAnsi="Cambria Math" w:cs="Cambria Math"/>
+        </w:rPr>
+        <w:t>z,y</w:t>
+      </w:r>
+      <w:proofErr w:type="spellEnd"/>
+      <w:r>
+        <w:rPr>
+          <w:rFonts w:ascii="Cambria Math" w:eastAsiaTheme="minorEastAsia" w:hAnsi="Cambria Math" w:cs="Cambria Math"/>
+        </w:rPr>
+        <w:t>) = 6 || P(</w:t>
+      </w:r>
+      <w:proofErr w:type="spellStart"/>
+      <w:r>
+        <w:rPr>
+          <w:rFonts w:ascii="Cambria Math" w:eastAsiaTheme="minorEastAsia" w:hAnsi="Cambria Math" w:cs="Cambria Math"/>
+        </w:rPr>
+        <w:t>z,y</w:t>
+      </w:r>
+      <w:proofErr w:type="spellEnd"/>
+      <w:r>
+        <w:rPr>
+          <w:rFonts w:ascii="Cambria Math" w:eastAsiaTheme="minorEastAsia" w:hAnsi="Cambria Math" w:cs="Cambria Math"/>
+        </w:rPr>
+        <w:t>) = 8)) &amp;&amp;</w:t>
+      </w:r>
+    </w:p>
+    <w:p>
+      <w:pPr>
+        <w:rPr>
+          <w:rFonts w:ascii="Cambria Math" w:eastAsiaTheme="minorEastAsia" w:hAnsi="Cambria Math" w:cs="Cambria Math"/>
+        </w:rPr>
+      </w:pPr>
+      <w:r>
+        <w:rPr>
+          <w:rFonts w:ascii="Cambria Math" w:eastAsiaTheme="minorEastAsia" w:hAnsi="Cambria Math" w:cs="Cambria Math"/>
+        </w:rPr>
+        <w:t>(P(</w:t>
+      </w:r>
+      <w:proofErr w:type="spellStart"/>
+      <w:r>
+        <w:rPr>
+          <w:rFonts w:ascii="Cambria Math" w:eastAsiaTheme="minorEastAsia" w:hAnsi="Cambria Math" w:cs="Cambria Math"/>
+        </w:rPr>
+        <w:t>z,x</w:t>
+      </w:r>
+      <w:proofErr w:type="spellEnd"/>
+      <w:r>
+        <w:rPr>
+          <w:rFonts w:ascii="Cambria Math" w:eastAsiaTheme="minorEastAsia" w:hAnsi="Cambria Math" w:cs="Cambria Math"/>
+        </w:rPr>
+        <w:t xml:space="preserve">) = 5 </w:t>
       </w:r>
       <w:r>
         <w:rPr>
@@ -5342,20 +7210,48 @@
         <w:rPr>
           <w:rFonts w:ascii="Cambria Math" w:eastAsiaTheme="minorEastAsia" w:hAnsi="Cambria Math" w:cs="Cambria Math"/>
         </w:rPr>
-        <w:t xml:space="preserve"> P(z,y) = 9) &amp;&amp;</w:t>
-      </w:r>
-    </w:p>
-    <w:p>
-      <w:pPr>
-        <w:rPr>
-          <w:rFonts w:ascii="Cambria Math" w:eastAsiaTheme="minorEastAsia" w:hAnsi="Cambria Math" w:cs="Cambria Math"/>
-        </w:rPr>
-      </w:pPr>
-      <w:r>
-        <w:rPr>
-          <w:rFonts w:ascii="Cambria Math" w:eastAsiaTheme="minorEastAsia" w:hAnsi="Cambria Math" w:cs="Cambria Math"/>
-        </w:rPr>
-        <w:t xml:space="preserve">(P(z,x) = 6 </w:t>
+        <w:t xml:space="preserve"> P(</w:t>
+      </w:r>
+      <w:proofErr w:type="spellStart"/>
+      <w:r>
+        <w:rPr>
+          <w:rFonts w:ascii="Cambria Math" w:eastAsiaTheme="minorEastAsia" w:hAnsi="Cambria Math" w:cs="Cambria Math"/>
+        </w:rPr>
+        <w:t>z,y</w:t>
+      </w:r>
+      <w:proofErr w:type="spellEnd"/>
+      <w:r>
+        <w:rPr>
+          <w:rFonts w:ascii="Cambria Math" w:eastAsiaTheme="minorEastAsia" w:hAnsi="Cambria Math" w:cs="Cambria Math"/>
+        </w:rPr>
+        <w:t>) = 9) &amp;&amp;</w:t>
+      </w:r>
+    </w:p>
+    <w:p>
+      <w:pPr>
+        <w:rPr>
+          <w:rFonts w:ascii="Cambria Math" w:eastAsiaTheme="minorEastAsia" w:hAnsi="Cambria Math" w:cs="Cambria Math"/>
+        </w:rPr>
+      </w:pPr>
+      <w:r>
+        <w:rPr>
+          <w:rFonts w:ascii="Cambria Math" w:eastAsiaTheme="minorEastAsia" w:hAnsi="Cambria Math" w:cs="Cambria Math"/>
+        </w:rPr>
+        <w:t>(P(</w:t>
+      </w:r>
+      <w:proofErr w:type="spellStart"/>
+      <w:r>
+        <w:rPr>
+          <w:rFonts w:ascii="Cambria Math" w:eastAsiaTheme="minorEastAsia" w:hAnsi="Cambria Math" w:cs="Cambria Math"/>
+        </w:rPr>
+        <w:t>z,x</w:t>
+      </w:r>
+      <w:proofErr w:type="spellEnd"/>
+      <w:r>
+        <w:rPr>
+          <w:rFonts w:ascii="Cambria Math" w:eastAsiaTheme="minorEastAsia" w:hAnsi="Cambria Math" w:cs="Cambria Math"/>
+        </w:rPr>
+        <w:t xml:space="preserve">) = 6 </w:t>
       </w:r>
       <w:r>
         <w:rPr>
@@ -5367,20 +7263,48 @@
         <w:rPr>
           <w:rFonts w:ascii="Cambria Math" w:eastAsiaTheme="minorEastAsia" w:hAnsi="Cambria Math" w:cs="Cambria Math"/>
         </w:rPr>
-        <w:t xml:space="preserve"> P(z,y) = 10) &amp;&amp;</w:t>
-      </w:r>
-    </w:p>
-    <w:p>
-      <w:pPr>
-        <w:rPr>
-          <w:rFonts w:ascii="Cambria Math" w:eastAsiaTheme="minorEastAsia" w:hAnsi="Cambria Math" w:cs="Cambria Math"/>
-        </w:rPr>
-      </w:pPr>
-      <w:r>
-        <w:rPr>
-          <w:rFonts w:ascii="Cambria Math" w:eastAsiaTheme="minorEastAsia" w:hAnsi="Cambria Math" w:cs="Cambria Math"/>
-        </w:rPr>
-        <w:t xml:space="preserve">(P(z,x) = 7 </w:t>
+        <w:t xml:space="preserve"> P(</w:t>
+      </w:r>
+      <w:proofErr w:type="spellStart"/>
+      <w:r>
+        <w:rPr>
+          <w:rFonts w:ascii="Cambria Math" w:eastAsiaTheme="minorEastAsia" w:hAnsi="Cambria Math" w:cs="Cambria Math"/>
+        </w:rPr>
+        <w:t>z,y</w:t>
+      </w:r>
+      <w:proofErr w:type="spellEnd"/>
+      <w:r>
+        <w:rPr>
+          <w:rFonts w:ascii="Cambria Math" w:eastAsiaTheme="minorEastAsia" w:hAnsi="Cambria Math" w:cs="Cambria Math"/>
+        </w:rPr>
+        <w:t>) = 10) &amp;&amp;</w:t>
+      </w:r>
+    </w:p>
+    <w:p>
+      <w:pPr>
+        <w:rPr>
+          <w:rFonts w:ascii="Cambria Math" w:eastAsiaTheme="minorEastAsia" w:hAnsi="Cambria Math" w:cs="Cambria Math"/>
+        </w:rPr>
+      </w:pPr>
+      <w:r>
+        <w:rPr>
+          <w:rFonts w:ascii="Cambria Math" w:eastAsiaTheme="minorEastAsia" w:hAnsi="Cambria Math" w:cs="Cambria Math"/>
+        </w:rPr>
+        <w:t>(P(</w:t>
+      </w:r>
+      <w:proofErr w:type="spellStart"/>
+      <w:r>
+        <w:rPr>
+          <w:rFonts w:ascii="Cambria Math" w:eastAsiaTheme="minorEastAsia" w:hAnsi="Cambria Math" w:cs="Cambria Math"/>
+        </w:rPr>
+        <w:t>z,x</w:t>
+      </w:r>
+      <w:proofErr w:type="spellEnd"/>
+      <w:r>
+        <w:rPr>
+          <w:rFonts w:ascii="Cambria Math" w:eastAsiaTheme="minorEastAsia" w:hAnsi="Cambria Math" w:cs="Cambria Math"/>
+        </w:rPr>
+        <w:t xml:space="preserve">) = 7 </w:t>
       </w:r>
       <w:r>
         <w:rPr>
@@ -5392,20 +7316,48 @@
         <w:rPr>
           <w:rFonts w:ascii="Cambria Math" w:eastAsiaTheme="minorEastAsia" w:hAnsi="Cambria Math" w:cs="Cambria Math"/>
         </w:rPr>
-        <w:t xml:space="preserve"> P(z,y) = 11) &amp;&amp;</w:t>
-      </w:r>
-    </w:p>
-    <w:p>
-      <w:pPr>
-        <w:rPr>
-          <w:rFonts w:ascii="Cambria Math" w:eastAsiaTheme="minorEastAsia" w:hAnsi="Cambria Math" w:cs="Cambria Math"/>
-        </w:rPr>
-      </w:pPr>
-      <w:r>
-        <w:rPr>
-          <w:rFonts w:ascii="Cambria Math" w:eastAsiaTheme="minorEastAsia" w:hAnsi="Cambria Math" w:cs="Cambria Math"/>
-        </w:rPr>
-        <w:t xml:space="preserve">(P(z,x) = 8 </w:t>
+        <w:t xml:space="preserve"> P(</w:t>
+      </w:r>
+      <w:proofErr w:type="spellStart"/>
+      <w:r>
+        <w:rPr>
+          <w:rFonts w:ascii="Cambria Math" w:eastAsiaTheme="minorEastAsia" w:hAnsi="Cambria Math" w:cs="Cambria Math"/>
+        </w:rPr>
+        <w:t>z,y</w:t>
+      </w:r>
+      <w:proofErr w:type="spellEnd"/>
+      <w:r>
+        <w:rPr>
+          <w:rFonts w:ascii="Cambria Math" w:eastAsiaTheme="minorEastAsia" w:hAnsi="Cambria Math" w:cs="Cambria Math"/>
+        </w:rPr>
+        <w:t>) = 11) &amp;&amp;</w:t>
+      </w:r>
+    </w:p>
+    <w:p>
+      <w:pPr>
+        <w:rPr>
+          <w:rFonts w:ascii="Cambria Math" w:eastAsiaTheme="minorEastAsia" w:hAnsi="Cambria Math" w:cs="Cambria Math"/>
+        </w:rPr>
+      </w:pPr>
+      <w:r>
+        <w:rPr>
+          <w:rFonts w:ascii="Cambria Math" w:eastAsiaTheme="minorEastAsia" w:hAnsi="Cambria Math" w:cs="Cambria Math"/>
+        </w:rPr>
+        <w:t>(P(</w:t>
+      </w:r>
+      <w:proofErr w:type="spellStart"/>
+      <w:r>
+        <w:rPr>
+          <w:rFonts w:ascii="Cambria Math" w:eastAsiaTheme="minorEastAsia" w:hAnsi="Cambria Math" w:cs="Cambria Math"/>
+        </w:rPr>
+        <w:t>z,x</w:t>
+      </w:r>
+      <w:proofErr w:type="spellEnd"/>
+      <w:r>
+        <w:rPr>
+          <w:rFonts w:ascii="Cambria Math" w:eastAsiaTheme="minorEastAsia" w:hAnsi="Cambria Math" w:cs="Cambria Math"/>
+        </w:rPr>
+        <w:t xml:space="preserve">) = 8 </w:t>
       </w:r>
       <w:r>
         <w:rPr>
@@ -5417,20 +7369,48 @@
         <w:rPr>
           <w:rFonts w:ascii="Cambria Math" w:eastAsiaTheme="minorEastAsia" w:hAnsi="Cambria Math" w:cs="Cambria Math"/>
         </w:rPr>
-        <w:t xml:space="preserve"> P(z,y) = 12) &amp;&amp;</w:t>
-      </w:r>
-    </w:p>
-    <w:p>
-      <w:pPr>
-        <w:rPr>
-          <w:rFonts w:ascii="Cambria Math" w:eastAsiaTheme="minorEastAsia" w:hAnsi="Cambria Math" w:cs="Cambria Math"/>
-        </w:rPr>
-      </w:pPr>
-      <w:r>
-        <w:rPr>
-          <w:rFonts w:ascii="Cambria Math" w:eastAsiaTheme="minorEastAsia" w:hAnsi="Cambria Math" w:cs="Cambria Math"/>
-        </w:rPr>
-        <w:t xml:space="preserve">(P(z,x) = 9 </w:t>
+        <w:t xml:space="preserve"> P(</w:t>
+      </w:r>
+      <w:proofErr w:type="spellStart"/>
+      <w:r>
+        <w:rPr>
+          <w:rFonts w:ascii="Cambria Math" w:eastAsiaTheme="minorEastAsia" w:hAnsi="Cambria Math" w:cs="Cambria Math"/>
+        </w:rPr>
+        <w:t>z,y</w:t>
+      </w:r>
+      <w:proofErr w:type="spellEnd"/>
+      <w:r>
+        <w:rPr>
+          <w:rFonts w:ascii="Cambria Math" w:eastAsiaTheme="minorEastAsia" w:hAnsi="Cambria Math" w:cs="Cambria Math"/>
+        </w:rPr>
+        <w:t>) = 12) &amp;&amp;</w:t>
+      </w:r>
+    </w:p>
+    <w:p>
+      <w:pPr>
+        <w:rPr>
+          <w:rFonts w:ascii="Cambria Math" w:eastAsiaTheme="minorEastAsia" w:hAnsi="Cambria Math" w:cs="Cambria Math"/>
+        </w:rPr>
+      </w:pPr>
+      <w:r>
+        <w:rPr>
+          <w:rFonts w:ascii="Cambria Math" w:eastAsiaTheme="minorEastAsia" w:hAnsi="Cambria Math" w:cs="Cambria Math"/>
+        </w:rPr>
+        <w:t>(P(</w:t>
+      </w:r>
+      <w:proofErr w:type="spellStart"/>
+      <w:r>
+        <w:rPr>
+          <w:rFonts w:ascii="Cambria Math" w:eastAsiaTheme="minorEastAsia" w:hAnsi="Cambria Math" w:cs="Cambria Math"/>
+        </w:rPr>
+        <w:t>z,x</w:t>
+      </w:r>
+      <w:proofErr w:type="spellEnd"/>
+      <w:r>
+        <w:rPr>
+          <w:rFonts w:ascii="Cambria Math" w:eastAsiaTheme="minorEastAsia" w:hAnsi="Cambria Math" w:cs="Cambria Math"/>
+        </w:rPr>
+        <w:t xml:space="preserve">) = 9 </w:t>
       </w:r>
       <w:r>
         <w:rPr>
@@ -5442,20 +7422,62 @@
         <w:rPr>
           <w:rFonts w:ascii="Cambria Math" w:eastAsiaTheme="minorEastAsia" w:hAnsi="Cambria Math" w:cs="Cambria Math"/>
         </w:rPr>
-        <w:t xml:space="preserve"> (P(z,y) = 5 || P(z,y) = 7)) &amp;&amp;</w:t>
-      </w:r>
-    </w:p>
-    <w:p>
-      <w:pPr>
-        <w:rPr>
-          <w:rFonts w:ascii="Cambria Math" w:eastAsiaTheme="minorEastAsia" w:hAnsi="Cambria Math" w:cs="Cambria Math"/>
-        </w:rPr>
-      </w:pPr>
-      <w:r>
-        <w:rPr>
-          <w:rFonts w:ascii="Cambria Math" w:eastAsiaTheme="minorEastAsia" w:hAnsi="Cambria Math" w:cs="Cambria Math"/>
-        </w:rPr>
-        <w:t xml:space="preserve">(P(z,x) = 10 </w:t>
+        <w:t xml:space="preserve"> (P(</w:t>
+      </w:r>
+      <w:proofErr w:type="spellStart"/>
+      <w:r>
+        <w:rPr>
+          <w:rFonts w:ascii="Cambria Math" w:eastAsiaTheme="minorEastAsia" w:hAnsi="Cambria Math" w:cs="Cambria Math"/>
+        </w:rPr>
+        <w:t>z,y</w:t>
+      </w:r>
+      <w:proofErr w:type="spellEnd"/>
+      <w:r>
+        <w:rPr>
+          <w:rFonts w:ascii="Cambria Math" w:eastAsiaTheme="minorEastAsia" w:hAnsi="Cambria Math" w:cs="Cambria Math"/>
+        </w:rPr>
+        <w:t>) = 5 || P(</w:t>
+      </w:r>
+      <w:proofErr w:type="spellStart"/>
+      <w:r>
+        <w:rPr>
+          <w:rFonts w:ascii="Cambria Math" w:eastAsiaTheme="minorEastAsia" w:hAnsi="Cambria Math" w:cs="Cambria Math"/>
+        </w:rPr>
+        <w:t>z,y</w:t>
+      </w:r>
+      <w:proofErr w:type="spellEnd"/>
+      <w:r>
+        <w:rPr>
+          <w:rFonts w:ascii="Cambria Math" w:eastAsiaTheme="minorEastAsia" w:hAnsi="Cambria Math" w:cs="Cambria Math"/>
+        </w:rPr>
+        <w:t>) = 7)) &amp;&amp;</w:t>
+      </w:r>
+    </w:p>
+    <w:p>
+      <w:pPr>
+        <w:rPr>
+          <w:rFonts w:ascii="Cambria Math" w:eastAsiaTheme="minorEastAsia" w:hAnsi="Cambria Math" w:cs="Cambria Math"/>
+        </w:rPr>
+      </w:pPr>
+      <w:r>
+        <w:rPr>
+          <w:rFonts w:ascii="Cambria Math" w:eastAsiaTheme="minorEastAsia" w:hAnsi="Cambria Math" w:cs="Cambria Math"/>
+        </w:rPr>
+        <w:t>(P(</w:t>
+      </w:r>
+      <w:proofErr w:type="spellStart"/>
+      <w:r>
+        <w:rPr>
+          <w:rFonts w:ascii="Cambria Math" w:eastAsiaTheme="minorEastAsia" w:hAnsi="Cambria Math" w:cs="Cambria Math"/>
+        </w:rPr>
+        <w:t>z,x</w:t>
+      </w:r>
+      <w:proofErr w:type="spellEnd"/>
+      <w:r>
+        <w:rPr>
+          <w:rFonts w:ascii="Cambria Math" w:eastAsiaTheme="minorEastAsia" w:hAnsi="Cambria Math" w:cs="Cambria Math"/>
+        </w:rPr>
+        <w:t xml:space="preserve">) = 10 </w:t>
       </w:r>
       <w:r>
         <w:rPr>
@@ -5467,20 +7489,62 @@
         <w:rPr>
           <w:rFonts w:ascii="Cambria Math" w:eastAsiaTheme="minorEastAsia" w:hAnsi="Cambria Math" w:cs="Cambria Math"/>
         </w:rPr>
-        <w:t xml:space="preserve"> (P(z,y) = 5 || P(z,y) = 7)) &amp;&amp;</w:t>
-      </w:r>
-    </w:p>
-    <w:p>
-      <w:pPr>
-        <w:rPr>
-          <w:rFonts w:ascii="Cambria Math" w:eastAsiaTheme="minorEastAsia" w:hAnsi="Cambria Math" w:cs="Cambria Math"/>
-        </w:rPr>
-      </w:pPr>
-      <w:r>
-        <w:rPr>
-          <w:rFonts w:ascii="Cambria Math" w:eastAsiaTheme="minorEastAsia" w:hAnsi="Cambria Math" w:cs="Cambria Math"/>
-        </w:rPr>
-        <w:t xml:space="preserve">(P(z,x) = 11 </w:t>
+        <w:t xml:space="preserve"> (P(</w:t>
+      </w:r>
+      <w:proofErr w:type="spellStart"/>
+      <w:r>
+        <w:rPr>
+          <w:rFonts w:ascii="Cambria Math" w:eastAsiaTheme="minorEastAsia" w:hAnsi="Cambria Math" w:cs="Cambria Math"/>
+        </w:rPr>
+        <w:t>z,y</w:t>
+      </w:r>
+      <w:proofErr w:type="spellEnd"/>
+      <w:r>
+        <w:rPr>
+          <w:rFonts w:ascii="Cambria Math" w:eastAsiaTheme="minorEastAsia" w:hAnsi="Cambria Math" w:cs="Cambria Math"/>
+        </w:rPr>
+        <w:t>) = 5 || P(</w:t>
+      </w:r>
+      <w:proofErr w:type="spellStart"/>
+      <w:r>
+        <w:rPr>
+          <w:rFonts w:ascii="Cambria Math" w:eastAsiaTheme="minorEastAsia" w:hAnsi="Cambria Math" w:cs="Cambria Math"/>
+        </w:rPr>
+        <w:t>z,y</w:t>
+      </w:r>
+      <w:proofErr w:type="spellEnd"/>
+      <w:r>
+        <w:rPr>
+          <w:rFonts w:ascii="Cambria Math" w:eastAsiaTheme="minorEastAsia" w:hAnsi="Cambria Math" w:cs="Cambria Math"/>
+        </w:rPr>
+        <w:t>) = 7)) &amp;&amp;</w:t>
+      </w:r>
+    </w:p>
+    <w:p>
+      <w:pPr>
+        <w:rPr>
+          <w:rFonts w:ascii="Cambria Math" w:eastAsiaTheme="minorEastAsia" w:hAnsi="Cambria Math" w:cs="Cambria Math"/>
+        </w:rPr>
+      </w:pPr>
+      <w:r>
+        <w:rPr>
+          <w:rFonts w:ascii="Cambria Math" w:eastAsiaTheme="minorEastAsia" w:hAnsi="Cambria Math" w:cs="Cambria Math"/>
+        </w:rPr>
+        <w:t>(P(</w:t>
+      </w:r>
+      <w:proofErr w:type="spellStart"/>
+      <w:r>
+        <w:rPr>
+          <w:rFonts w:ascii="Cambria Math" w:eastAsiaTheme="minorEastAsia" w:hAnsi="Cambria Math" w:cs="Cambria Math"/>
+        </w:rPr>
+        <w:t>z,x</w:t>
+      </w:r>
+      <w:proofErr w:type="spellEnd"/>
+      <w:r>
+        <w:rPr>
+          <w:rFonts w:ascii="Cambria Math" w:eastAsiaTheme="minorEastAsia" w:hAnsi="Cambria Math" w:cs="Cambria Math"/>
+        </w:rPr>
+        <w:t xml:space="preserve">) = 11 </w:t>
       </w:r>
       <w:r>
         <w:rPr>
@@ -5492,20 +7556,62 @@
         <w:rPr>
           <w:rFonts w:ascii="Cambria Math" w:eastAsiaTheme="minorEastAsia" w:hAnsi="Cambria Math" w:cs="Cambria Math"/>
         </w:rPr>
-        <w:t xml:space="preserve"> (P(z,y) = 5 || P(z,y) = 7)) &amp;&amp;</w:t>
-      </w:r>
-    </w:p>
-    <w:p>
-      <w:pPr>
-        <w:rPr>
-          <w:rFonts w:ascii="Cambria Math" w:eastAsiaTheme="minorEastAsia" w:hAnsi="Cambria Math" w:cs="Cambria Math"/>
-        </w:rPr>
-      </w:pPr>
-      <w:r>
-        <w:rPr>
-          <w:rFonts w:ascii="Cambria Math" w:eastAsiaTheme="minorEastAsia" w:hAnsi="Cambria Math" w:cs="Cambria Math"/>
-        </w:rPr>
-        <w:t xml:space="preserve">(P(z,x) = 12 </w:t>
+        <w:t xml:space="preserve"> (P(</w:t>
+      </w:r>
+      <w:proofErr w:type="spellStart"/>
+      <w:r>
+        <w:rPr>
+          <w:rFonts w:ascii="Cambria Math" w:eastAsiaTheme="minorEastAsia" w:hAnsi="Cambria Math" w:cs="Cambria Math"/>
+        </w:rPr>
+        <w:t>z,y</w:t>
+      </w:r>
+      <w:proofErr w:type="spellEnd"/>
+      <w:r>
+        <w:rPr>
+          <w:rFonts w:ascii="Cambria Math" w:eastAsiaTheme="minorEastAsia" w:hAnsi="Cambria Math" w:cs="Cambria Math"/>
+        </w:rPr>
+        <w:t>) = 5 || P(</w:t>
+      </w:r>
+      <w:proofErr w:type="spellStart"/>
+      <w:r>
+        <w:rPr>
+          <w:rFonts w:ascii="Cambria Math" w:eastAsiaTheme="minorEastAsia" w:hAnsi="Cambria Math" w:cs="Cambria Math"/>
+        </w:rPr>
+        <w:t>z,y</w:t>
+      </w:r>
+      <w:proofErr w:type="spellEnd"/>
+      <w:r>
+        <w:rPr>
+          <w:rFonts w:ascii="Cambria Math" w:eastAsiaTheme="minorEastAsia" w:hAnsi="Cambria Math" w:cs="Cambria Math"/>
+        </w:rPr>
+        <w:t>) = 7)) &amp;&amp;</w:t>
+      </w:r>
+    </w:p>
+    <w:p>
+      <w:pPr>
+        <w:rPr>
+          <w:rFonts w:ascii="Cambria Math" w:eastAsiaTheme="minorEastAsia" w:hAnsi="Cambria Math" w:cs="Cambria Math"/>
+        </w:rPr>
+      </w:pPr>
+      <w:r>
+        <w:rPr>
+          <w:rFonts w:ascii="Cambria Math" w:eastAsiaTheme="minorEastAsia" w:hAnsi="Cambria Math" w:cs="Cambria Math"/>
+        </w:rPr>
+        <w:t>(P(</w:t>
+      </w:r>
+      <w:proofErr w:type="spellStart"/>
+      <w:r>
+        <w:rPr>
+          <w:rFonts w:ascii="Cambria Math" w:eastAsiaTheme="minorEastAsia" w:hAnsi="Cambria Math" w:cs="Cambria Math"/>
+        </w:rPr>
+        <w:t>z,x</w:t>
+      </w:r>
+      <w:proofErr w:type="spellEnd"/>
+      <w:r>
+        <w:rPr>
+          <w:rFonts w:ascii="Cambria Math" w:eastAsiaTheme="minorEastAsia" w:hAnsi="Cambria Math" w:cs="Cambria Math"/>
+        </w:rPr>
+        <w:t xml:space="preserve">) = 12 </w:t>
       </w:r>
       <w:r>
         <w:rPr>
@@ -5517,20 +7623,62 @@
         <w:rPr>
           <w:rFonts w:ascii="Cambria Math" w:eastAsiaTheme="minorEastAsia" w:hAnsi="Cambria Math" w:cs="Cambria Math"/>
         </w:rPr>
-        <w:t xml:space="preserve"> (P(z,y) = 6 || P(z,y) = 8)) &amp;&amp;</w:t>
-      </w:r>
-    </w:p>
-    <w:p>
-      <w:pPr>
-        <w:rPr>
-          <w:rFonts w:ascii="Cambria Math" w:eastAsiaTheme="minorEastAsia" w:hAnsi="Cambria Math" w:cs="Cambria Math"/>
-        </w:rPr>
-      </w:pPr>
-      <w:r>
-        <w:rPr>
-          <w:rFonts w:ascii="Cambria Math" w:eastAsiaTheme="minorEastAsia" w:hAnsi="Cambria Math" w:cs="Cambria Math"/>
-        </w:rPr>
-        <w:t xml:space="preserve">(P(x,z) = 0 </w:t>
+        <w:t xml:space="preserve"> (P(</w:t>
+      </w:r>
+      <w:proofErr w:type="spellStart"/>
+      <w:r>
+        <w:rPr>
+          <w:rFonts w:ascii="Cambria Math" w:eastAsiaTheme="minorEastAsia" w:hAnsi="Cambria Math" w:cs="Cambria Math"/>
+        </w:rPr>
+        <w:t>z,y</w:t>
+      </w:r>
+      <w:proofErr w:type="spellEnd"/>
+      <w:r>
+        <w:rPr>
+          <w:rFonts w:ascii="Cambria Math" w:eastAsiaTheme="minorEastAsia" w:hAnsi="Cambria Math" w:cs="Cambria Math"/>
+        </w:rPr>
+        <w:t>) = 6 || P(</w:t>
+      </w:r>
+      <w:proofErr w:type="spellStart"/>
+      <w:r>
+        <w:rPr>
+          <w:rFonts w:ascii="Cambria Math" w:eastAsiaTheme="minorEastAsia" w:hAnsi="Cambria Math" w:cs="Cambria Math"/>
+        </w:rPr>
+        <w:t>z,y</w:t>
+      </w:r>
+      <w:proofErr w:type="spellEnd"/>
+      <w:r>
+        <w:rPr>
+          <w:rFonts w:ascii="Cambria Math" w:eastAsiaTheme="minorEastAsia" w:hAnsi="Cambria Math" w:cs="Cambria Math"/>
+        </w:rPr>
+        <w:t>) = 8)) &amp;&amp;</w:t>
+      </w:r>
+    </w:p>
+    <w:p>
+      <w:pPr>
+        <w:rPr>
+          <w:rFonts w:ascii="Cambria Math" w:eastAsiaTheme="minorEastAsia" w:hAnsi="Cambria Math" w:cs="Cambria Math"/>
+        </w:rPr>
+      </w:pPr>
+      <w:r>
+        <w:rPr>
+          <w:rFonts w:ascii="Cambria Math" w:eastAsiaTheme="minorEastAsia" w:hAnsi="Cambria Math" w:cs="Cambria Math"/>
+        </w:rPr>
+        <w:t>(P(</w:t>
+      </w:r>
+      <w:proofErr w:type="spellStart"/>
+      <w:r>
+        <w:rPr>
+          <w:rFonts w:ascii="Cambria Math" w:eastAsiaTheme="minorEastAsia" w:hAnsi="Cambria Math" w:cs="Cambria Math"/>
+        </w:rPr>
+        <w:t>x,z</w:t>
+      </w:r>
+      <w:proofErr w:type="spellEnd"/>
+      <w:r>
+        <w:rPr>
+          <w:rFonts w:ascii="Cambria Math" w:eastAsiaTheme="minorEastAsia" w:hAnsi="Cambria Math" w:cs="Cambria Math"/>
+        </w:rPr>
+        <w:t xml:space="preserve">) = 0 </w:t>
       </w:r>
       <w:r>
         <w:rPr>
@@ -5542,7 +7690,21 @@
         <w:rPr>
           <w:rFonts w:ascii="Cambria Math" w:eastAsiaTheme="minorEastAsia" w:hAnsi="Cambria Math" w:cs="Cambria Math"/>
         </w:rPr>
-        <w:t xml:space="preserve"> P(y,z) = 0) &amp;&amp;</w:t>
+        <w:t xml:space="preserve"> P(</w:t>
+      </w:r>
+      <w:proofErr w:type="spellStart"/>
+      <w:r>
+        <w:rPr>
+          <w:rFonts w:ascii="Cambria Math" w:eastAsiaTheme="minorEastAsia" w:hAnsi="Cambria Math" w:cs="Cambria Math"/>
+        </w:rPr>
+        <w:t>y,z</w:t>
+      </w:r>
+      <w:proofErr w:type="spellEnd"/>
+      <w:r>
+        <w:rPr>
+          <w:rFonts w:ascii="Cambria Math" w:eastAsiaTheme="minorEastAsia" w:hAnsi="Cambria Math" w:cs="Cambria Math"/>
+        </w:rPr>
+        <w:t>) = 0) &amp;&amp;</w:t>
       </w:r>
     </w:p>
     <w:p>
@@ -5556,7 +7718,21 @@
           <w:rFonts w:ascii="Cambria Math" w:eastAsiaTheme="minorEastAsia" w:hAnsi="Cambria Math" w:cs="Cambria Math"/>
         </w:rPr>
         <w:lastRenderedPageBreak/>
-        <w:t xml:space="preserve">(P(x,z) = 1 </w:t>
+        <w:t>(P(</w:t>
+      </w:r>
+      <w:proofErr w:type="spellStart"/>
+      <w:r>
+        <w:rPr>
+          <w:rFonts w:ascii="Cambria Math" w:eastAsiaTheme="minorEastAsia" w:hAnsi="Cambria Math" w:cs="Cambria Math"/>
+        </w:rPr>
+        <w:t>x,z</w:t>
+      </w:r>
+      <w:proofErr w:type="spellEnd"/>
+      <w:r>
+        <w:rPr>
+          <w:rFonts w:ascii="Cambria Math" w:eastAsiaTheme="minorEastAsia" w:hAnsi="Cambria Math" w:cs="Cambria Math"/>
+        </w:rPr>
+        <w:t xml:space="preserve">) = 1 </w:t>
       </w:r>
       <w:r>
         <w:rPr>
@@ -5568,20 +7744,48 @@
         <w:rPr>
           <w:rFonts w:ascii="Cambria Math" w:eastAsiaTheme="minorEastAsia" w:hAnsi="Cambria Math" w:cs="Cambria Math"/>
         </w:rPr>
-        <w:t xml:space="preserve"> P(y,z) = 0) &amp;&amp;</w:t>
-      </w:r>
-    </w:p>
-    <w:p>
-      <w:pPr>
-        <w:rPr>
-          <w:rFonts w:ascii="Cambria Math" w:eastAsiaTheme="minorEastAsia" w:hAnsi="Cambria Math" w:cs="Cambria Math"/>
-        </w:rPr>
-      </w:pPr>
-      <w:r>
-        <w:rPr>
-          <w:rFonts w:ascii="Cambria Math" w:eastAsiaTheme="minorEastAsia" w:hAnsi="Cambria Math" w:cs="Cambria Math"/>
-        </w:rPr>
-        <w:t xml:space="preserve">(P(x,z) = 2 </w:t>
+        <w:t xml:space="preserve"> P(</w:t>
+      </w:r>
+      <w:proofErr w:type="spellStart"/>
+      <w:r>
+        <w:rPr>
+          <w:rFonts w:ascii="Cambria Math" w:eastAsiaTheme="minorEastAsia" w:hAnsi="Cambria Math" w:cs="Cambria Math"/>
+        </w:rPr>
+        <w:t>y,z</w:t>
+      </w:r>
+      <w:proofErr w:type="spellEnd"/>
+      <w:r>
+        <w:rPr>
+          <w:rFonts w:ascii="Cambria Math" w:eastAsiaTheme="minorEastAsia" w:hAnsi="Cambria Math" w:cs="Cambria Math"/>
+        </w:rPr>
+        <w:t>) = 0) &amp;&amp;</w:t>
+      </w:r>
+    </w:p>
+    <w:p>
+      <w:pPr>
+        <w:rPr>
+          <w:rFonts w:ascii="Cambria Math" w:eastAsiaTheme="minorEastAsia" w:hAnsi="Cambria Math" w:cs="Cambria Math"/>
+        </w:rPr>
+      </w:pPr>
+      <w:r>
+        <w:rPr>
+          <w:rFonts w:ascii="Cambria Math" w:eastAsiaTheme="minorEastAsia" w:hAnsi="Cambria Math" w:cs="Cambria Math"/>
+        </w:rPr>
+        <w:t>(P(</w:t>
+      </w:r>
+      <w:proofErr w:type="spellStart"/>
+      <w:r>
+        <w:rPr>
+          <w:rFonts w:ascii="Cambria Math" w:eastAsiaTheme="minorEastAsia" w:hAnsi="Cambria Math" w:cs="Cambria Math"/>
+        </w:rPr>
+        <w:t>x,z</w:t>
+      </w:r>
+      <w:proofErr w:type="spellEnd"/>
+      <w:r>
+        <w:rPr>
+          <w:rFonts w:ascii="Cambria Math" w:eastAsiaTheme="minorEastAsia" w:hAnsi="Cambria Math" w:cs="Cambria Math"/>
+        </w:rPr>
+        <w:t xml:space="preserve">) = 2 </w:t>
       </w:r>
       <w:r>
         <w:rPr>
@@ -5593,20 +7797,48 @@
         <w:rPr>
           <w:rFonts w:ascii="Cambria Math" w:eastAsiaTheme="minorEastAsia" w:hAnsi="Cambria Math" w:cs="Cambria Math"/>
         </w:rPr>
-        <w:t xml:space="preserve"> P(y,z) = 0) &amp;&amp;</w:t>
-      </w:r>
-    </w:p>
-    <w:p>
-      <w:pPr>
-        <w:rPr>
-          <w:rFonts w:ascii="Cambria Math" w:eastAsiaTheme="minorEastAsia" w:hAnsi="Cambria Math" w:cs="Cambria Math"/>
-        </w:rPr>
-      </w:pPr>
-      <w:r>
-        <w:rPr>
-          <w:rFonts w:ascii="Cambria Math" w:eastAsiaTheme="minorEastAsia" w:hAnsi="Cambria Math" w:cs="Cambria Math"/>
-        </w:rPr>
-        <w:t xml:space="preserve">(P(x,z) = 3 </w:t>
+        <w:t xml:space="preserve"> P(</w:t>
+      </w:r>
+      <w:proofErr w:type="spellStart"/>
+      <w:r>
+        <w:rPr>
+          <w:rFonts w:ascii="Cambria Math" w:eastAsiaTheme="minorEastAsia" w:hAnsi="Cambria Math" w:cs="Cambria Math"/>
+        </w:rPr>
+        <w:t>y,z</w:t>
+      </w:r>
+      <w:proofErr w:type="spellEnd"/>
+      <w:r>
+        <w:rPr>
+          <w:rFonts w:ascii="Cambria Math" w:eastAsiaTheme="minorEastAsia" w:hAnsi="Cambria Math" w:cs="Cambria Math"/>
+        </w:rPr>
+        <w:t>) = 0) &amp;&amp;</w:t>
+      </w:r>
+    </w:p>
+    <w:p>
+      <w:pPr>
+        <w:rPr>
+          <w:rFonts w:ascii="Cambria Math" w:eastAsiaTheme="minorEastAsia" w:hAnsi="Cambria Math" w:cs="Cambria Math"/>
+        </w:rPr>
+      </w:pPr>
+      <w:r>
+        <w:rPr>
+          <w:rFonts w:ascii="Cambria Math" w:eastAsiaTheme="minorEastAsia" w:hAnsi="Cambria Math" w:cs="Cambria Math"/>
+        </w:rPr>
+        <w:t>(P(</w:t>
+      </w:r>
+      <w:proofErr w:type="spellStart"/>
+      <w:r>
+        <w:rPr>
+          <w:rFonts w:ascii="Cambria Math" w:eastAsiaTheme="minorEastAsia" w:hAnsi="Cambria Math" w:cs="Cambria Math"/>
+        </w:rPr>
+        <w:t>x,z</w:t>
+      </w:r>
+      <w:proofErr w:type="spellEnd"/>
+      <w:r>
+        <w:rPr>
+          <w:rFonts w:ascii="Cambria Math" w:eastAsiaTheme="minorEastAsia" w:hAnsi="Cambria Math" w:cs="Cambria Math"/>
+        </w:rPr>
+        <w:t xml:space="preserve">) = 3 </w:t>
       </w:r>
       <w:r>
         <w:rPr>
@@ -5618,20 +7850,48 @@
         <w:rPr>
           <w:rFonts w:ascii="Cambria Math" w:eastAsiaTheme="minorEastAsia" w:hAnsi="Cambria Math" w:cs="Cambria Math"/>
         </w:rPr>
-        <w:t xml:space="preserve"> P(y,z) = 2) &amp;&amp;</w:t>
-      </w:r>
-    </w:p>
-    <w:p>
-      <w:pPr>
-        <w:rPr>
-          <w:rFonts w:ascii="Cambria Math" w:eastAsiaTheme="minorEastAsia" w:hAnsi="Cambria Math" w:cs="Cambria Math"/>
-        </w:rPr>
-      </w:pPr>
-      <w:r>
-        <w:rPr>
-          <w:rFonts w:ascii="Cambria Math" w:eastAsiaTheme="minorEastAsia" w:hAnsi="Cambria Math" w:cs="Cambria Math"/>
-        </w:rPr>
-        <w:t xml:space="preserve">(P(x,z) = 4 </w:t>
+        <w:t xml:space="preserve"> P(</w:t>
+      </w:r>
+      <w:proofErr w:type="spellStart"/>
+      <w:r>
+        <w:rPr>
+          <w:rFonts w:ascii="Cambria Math" w:eastAsiaTheme="minorEastAsia" w:hAnsi="Cambria Math" w:cs="Cambria Math"/>
+        </w:rPr>
+        <w:t>y,z</w:t>
+      </w:r>
+      <w:proofErr w:type="spellEnd"/>
+      <w:r>
+        <w:rPr>
+          <w:rFonts w:ascii="Cambria Math" w:eastAsiaTheme="minorEastAsia" w:hAnsi="Cambria Math" w:cs="Cambria Math"/>
+        </w:rPr>
+        <w:t>) = 2) &amp;&amp;</w:t>
+      </w:r>
+    </w:p>
+    <w:p>
+      <w:pPr>
+        <w:rPr>
+          <w:rFonts w:ascii="Cambria Math" w:eastAsiaTheme="minorEastAsia" w:hAnsi="Cambria Math" w:cs="Cambria Math"/>
+        </w:rPr>
+      </w:pPr>
+      <w:r>
+        <w:rPr>
+          <w:rFonts w:ascii="Cambria Math" w:eastAsiaTheme="minorEastAsia" w:hAnsi="Cambria Math" w:cs="Cambria Math"/>
+        </w:rPr>
+        <w:t>(P(</w:t>
+      </w:r>
+      <w:proofErr w:type="spellStart"/>
+      <w:r>
+        <w:rPr>
+          <w:rFonts w:ascii="Cambria Math" w:eastAsiaTheme="minorEastAsia" w:hAnsi="Cambria Math" w:cs="Cambria Math"/>
+        </w:rPr>
+        <w:t>x,z</w:t>
+      </w:r>
+      <w:proofErr w:type="spellEnd"/>
+      <w:r>
+        <w:rPr>
+          <w:rFonts w:ascii="Cambria Math" w:eastAsiaTheme="minorEastAsia" w:hAnsi="Cambria Math" w:cs="Cambria Math"/>
+        </w:rPr>
+        <w:t xml:space="preserve">) = 4 </w:t>
       </w:r>
       <w:r>
         <w:rPr>
@@ -5643,20 +7903,48 @@
         <w:rPr>
           <w:rFonts w:ascii="Cambria Math" w:eastAsiaTheme="minorEastAsia" w:hAnsi="Cambria Math" w:cs="Cambria Math"/>
         </w:rPr>
-        <w:t xml:space="preserve"> P(y,z) = 1) &amp;&amp;</w:t>
-      </w:r>
-    </w:p>
-    <w:p>
-      <w:pPr>
-        <w:rPr>
-          <w:rFonts w:ascii="Cambria Math" w:eastAsiaTheme="minorEastAsia" w:hAnsi="Cambria Math" w:cs="Cambria Math"/>
-        </w:rPr>
-      </w:pPr>
-      <w:r>
-        <w:rPr>
-          <w:rFonts w:ascii="Cambria Math" w:eastAsiaTheme="minorEastAsia" w:hAnsi="Cambria Math" w:cs="Cambria Math"/>
-        </w:rPr>
-        <w:t xml:space="preserve">(P(x,z) = 5 </w:t>
+        <w:t xml:space="preserve"> P(</w:t>
+      </w:r>
+      <w:proofErr w:type="spellStart"/>
+      <w:r>
+        <w:rPr>
+          <w:rFonts w:ascii="Cambria Math" w:eastAsiaTheme="minorEastAsia" w:hAnsi="Cambria Math" w:cs="Cambria Math"/>
+        </w:rPr>
+        <w:t>y,z</w:t>
+      </w:r>
+      <w:proofErr w:type="spellEnd"/>
+      <w:r>
+        <w:rPr>
+          <w:rFonts w:ascii="Cambria Math" w:eastAsiaTheme="minorEastAsia" w:hAnsi="Cambria Math" w:cs="Cambria Math"/>
+        </w:rPr>
+        <w:t>) = 1) &amp;&amp;</w:t>
+      </w:r>
+    </w:p>
+    <w:p>
+      <w:pPr>
+        <w:rPr>
+          <w:rFonts w:ascii="Cambria Math" w:eastAsiaTheme="minorEastAsia" w:hAnsi="Cambria Math" w:cs="Cambria Math"/>
+        </w:rPr>
+      </w:pPr>
+      <w:r>
+        <w:rPr>
+          <w:rFonts w:ascii="Cambria Math" w:eastAsiaTheme="minorEastAsia" w:hAnsi="Cambria Math" w:cs="Cambria Math"/>
+        </w:rPr>
+        <w:t>(P(</w:t>
+      </w:r>
+      <w:proofErr w:type="spellStart"/>
+      <w:r>
+        <w:rPr>
+          <w:rFonts w:ascii="Cambria Math" w:eastAsiaTheme="minorEastAsia" w:hAnsi="Cambria Math" w:cs="Cambria Math"/>
+        </w:rPr>
+        <w:t>x,z</w:t>
+      </w:r>
+      <w:proofErr w:type="spellEnd"/>
+      <w:r>
+        <w:rPr>
+          <w:rFonts w:ascii="Cambria Math" w:eastAsiaTheme="minorEastAsia" w:hAnsi="Cambria Math" w:cs="Cambria Math"/>
+        </w:rPr>
+        <w:t xml:space="preserve">) = 5 </w:t>
       </w:r>
       <w:r>
         <w:rPr>
@@ -5668,19 +7956,61 @@
         <w:rPr>
           <w:rFonts w:ascii="Cambria Math" w:eastAsiaTheme="minorEastAsia" w:hAnsi="Cambria Math" w:cs="Cambria Math"/>
         </w:rPr>
-        <w:t xml:space="preserve"> (P(z,y) = 4 </w:t>
-      </w:r>
-      <w:r>
-        <w:rPr>
-          <w:rFonts w:ascii="Cambria Math" w:eastAsiaTheme="minorEastAsia" w:hAnsi="Cambria Math" w:cs="Cambria Math"/>
-        </w:rPr>
-        <w:t xml:space="preserve">|| P(z,y) = 9 </w:t>
-      </w:r>
-      <w:r>
-        <w:rPr>
-          <w:rFonts w:ascii="Cambria Math" w:eastAsiaTheme="minorEastAsia" w:hAnsi="Cambria Math" w:cs="Cambria Math"/>
-        </w:rPr>
-        <w:t xml:space="preserve">|| P(z,y) = </w:t>
+        <w:t xml:space="preserve"> (P(</w:t>
+      </w:r>
+      <w:proofErr w:type="spellStart"/>
+      <w:r>
+        <w:rPr>
+          <w:rFonts w:ascii="Cambria Math" w:eastAsiaTheme="minorEastAsia" w:hAnsi="Cambria Math" w:cs="Cambria Math"/>
+        </w:rPr>
+        <w:t>z,y</w:t>
+      </w:r>
+      <w:proofErr w:type="spellEnd"/>
+      <w:r>
+        <w:rPr>
+          <w:rFonts w:ascii="Cambria Math" w:eastAsiaTheme="minorEastAsia" w:hAnsi="Cambria Math" w:cs="Cambria Math"/>
+        </w:rPr>
+        <w:t xml:space="preserve">) = 4 </w:t>
+      </w:r>
+      <w:r>
+        <w:rPr>
+          <w:rFonts w:ascii="Cambria Math" w:eastAsiaTheme="minorEastAsia" w:hAnsi="Cambria Math" w:cs="Cambria Math"/>
+        </w:rPr>
+        <w:t>|| P(</w:t>
+      </w:r>
+      <w:proofErr w:type="spellStart"/>
+      <w:r>
+        <w:rPr>
+          <w:rFonts w:ascii="Cambria Math" w:eastAsiaTheme="minorEastAsia" w:hAnsi="Cambria Math" w:cs="Cambria Math"/>
+        </w:rPr>
+        <w:t>z,y</w:t>
+      </w:r>
+      <w:proofErr w:type="spellEnd"/>
+      <w:r>
+        <w:rPr>
+          <w:rFonts w:ascii="Cambria Math" w:eastAsiaTheme="minorEastAsia" w:hAnsi="Cambria Math" w:cs="Cambria Math"/>
+        </w:rPr>
+        <w:t xml:space="preserve">) = 9 </w:t>
+      </w:r>
+      <w:r>
+        <w:rPr>
+          <w:rFonts w:ascii="Cambria Math" w:eastAsiaTheme="minorEastAsia" w:hAnsi="Cambria Math" w:cs="Cambria Math"/>
+        </w:rPr>
+        <w:t>|| P(</w:t>
+      </w:r>
+      <w:proofErr w:type="spellStart"/>
+      <w:r>
+        <w:rPr>
+          <w:rFonts w:ascii="Cambria Math" w:eastAsiaTheme="minorEastAsia" w:hAnsi="Cambria Math" w:cs="Cambria Math"/>
+        </w:rPr>
+        <w:t>z,y</w:t>
+      </w:r>
+      <w:proofErr w:type="spellEnd"/>
+      <w:r>
+        <w:rPr>
+          <w:rFonts w:ascii="Cambria Math" w:eastAsiaTheme="minorEastAsia" w:hAnsi="Cambria Math" w:cs="Cambria Math"/>
+        </w:rPr>
+        <w:t xml:space="preserve">) = </w:t>
       </w:r>
       <w:r>
         <w:rPr>
@@ -5692,7 +8022,35 @@
         <w:rPr>
           <w:rFonts w:ascii="Cambria Math" w:eastAsiaTheme="minorEastAsia" w:hAnsi="Cambria Math" w:cs="Cambria Math"/>
         </w:rPr>
-        <w:t>P(z,y) = 11 || P(z,y) = 12</w:t>
+        <w:t>P(</w:t>
+      </w:r>
+      <w:proofErr w:type="spellStart"/>
+      <w:r>
+        <w:rPr>
+          <w:rFonts w:ascii="Cambria Math" w:eastAsiaTheme="minorEastAsia" w:hAnsi="Cambria Math" w:cs="Cambria Math"/>
+        </w:rPr>
+        <w:t>z,y</w:t>
+      </w:r>
+      <w:proofErr w:type="spellEnd"/>
+      <w:r>
+        <w:rPr>
+          <w:rFonts w:ascii="Cambria Math" w:eastAsiaTheme="minorEastAsia" w:hAnsi="Cambria Math" w:cs="Cambria Math"/>
+        </w:rPr>
+        <w:t>) = 11 || P(</w:t>
+      </w:r>
+      <w:proofErr w:type="spellStart"/>
+      <w:r>
+        <w:rPr>
+          <w:rFonts w:ascii="Cambria Math" w:eastAsiaTheme="minorEastAsia" w:hAnsi="Cambria Math" w:cs="Cambria Math"/>
+        </w:rPr>
+        <w:t>z,y</w:t>
+      </w:r>
+      <w:proofErr w:type="spellEnd"/>
+      <w:r>
+        <w:rPr>
+          <w:rFonts w:ascii="Cambria Math" w:eastAsiaTheme="minorEastAsia" w:hAnsi="Cambria Math" w:cs="Cambria Math"/>
+        </w:rPr>
+        <w:t>) = 12</w:t>
       </w:r>
       <w:r>
         <w:rPr>
@@ -5711,7 +8069,21 @@
         <w:rPr>
           <w:rFonts w:ascii="Cambria Math" w:eastAsiaTheme="minorEastAsia" w:hAnsi="Cambria Math" w:cs="Cambria Math"/>
         </w:rPr>
-        <w:t xml:space="preserve">(P(x,z) = 6 </w:t>
+        <w:t>(P(</w:t>
+      </w:r>
+      <w:proofErr w:type="spellStart"/>
+      <w:r>
+        <w:rPr>
+          <w:rFonts w:ascii="Cambria Math" w:eastAsiaTheme="minorEastAsia" w:hAnsi="Cambria Math" w:cs="Cambria Math"/>
+        </w:rPr>
+        <w:t>x,z</w:t>
+      </w:r>
+      <w:proofErr w:type="spellEnd"/>
+      <w:r>
+        <w:rPr>
+          <w:rFonts w:ascii="Cambria Math" w:eastAsiaTheme="minorEastAsia" w:hAnsi="Cambria Math" w:cs="Cambria Math"/>
+        </w:rPr>
+        <w:t xml:space="preserve">) = 6 </w:t>
       </w:r>
       <w:r>
         <w:rPr>
@@ -5723,7 +8095,21 @@
         <w:rPr>
           <w:rFonts w:ascii="Cambria Math" w:eastAsiaTheme="minorEastAsia" w:hAnsi="Cambria Math" w:cs="Cambria Math"/>
         </w:rPr>
-        <w:t xml:space="preserve"> (P(z,y) = </w:t>
+        <w:t xml:space="preserve"> (P(</w:t>
+      </w:r>
+      <w:proofErr w:type="spellStart"/>
+      <w:r>
+        <w:rPr>
+          <w:rFonts w:ascii="Cambria Math" w:eastAsiaTheme="minorEastAsia" w:hAnsi="Cambria Math" w:cs="Cambria Math"/>
+        </w:rPr>
+        <w:t>z,y</w:t>
+      </w:r>
+      <w:proofErr w:type="spellEnd"/>
+      <w:r>
+        <w:rPr>
+          <w:rFonts w:ascii="Cambria Math" w:eastAsiaTheme="minorEastAsia" w:hAnsi="Cambria Math" w:cs="Cambria Math"/>
+        </w:rPr>
+        <w:t xml:space="preserve">) = </w:t>
       </w:r>
       <w:r>
         <w:rPr>
@@ -5735,20 +8121,48 @@
         <w:rPr>
           <w:rFonts w:ascii="Cambria Math" w:eastAsiaTheme="minorEastAsia" w:hAnsi="Cambria Math" w:cs="Cambria Math"/>
         </w:rPr>
-        <w:t xml:space="preserve"> || P(z,y) = 9)) &amp;&amp;</w:t>
-      </w:r>
-    </w:p>
-    <w:p>
-      <w:pPr>
-        <w:rPr>
-          <w:rFonts w:ascii="Cambria Math" w:eastAsiaTheme="minorEastAsia" w:hAnsi="Cambria Math" w:cs="Cambria Math"/>
-        </w:rPr>
-      </w:pPr>
-      <w:r>
-        <w:rPr>
-          <w:rFonts w:ascii="Cambria Math" w:eastAsiaTheme="minorEastAsia" w:hAnsi="Cambria Math" w:cs="Cambria Math"/>
-        </w:rPr>
-        <w:t xml:space="preserve">(P(x,z) = </w:t>
+        <w:t xml:space="preserve"> || P(</w:t>
+      </w:r>
+      <w:proofErr w:type="spellStart"/>
+      <w:r>
+        <w:rPr>
+          <w:rFonts w:ascii="Cambria Math" w:eastAsiaTheme="minorEastAsia" w:hAnsi="Cambria Math" w:cs="Cambria Math"/>
+        </w:rPr>
+        <w:t>z,y</w:t>
+      </w:r>
+      <w:proofErr w:type="spellEnd"/>
+      <w:r>
+        <w:rPr>
+          <w:rFonts w:ascii="Cambria Math" w:eastAsiaTheme="minorEastAsia" w:hAnsi="Cambria Math" w:cs="Cambria Math"/>
+        </w:rPr>
+        <w:t>) = 9)) &amp;&amp;</w:t>
+      </w:r>
+    </w:p>
+    <w:p>
+      <w:pPr>
+        <w:rPr>
+          <w:rFonts w:ascii="Cambria Math" w:eastAsiaTheme="minorEastAsia" w:hAnsi="Cambria Math" w:cs="Cambria Math"/>
+        </w:rPr>
+      </w:pPr>
+      <w:r>
+        <w:rPr>
+          <w:rFonts w:ascii="Cambria Math" w:eastAsiaTheme="minorEastAsia" w:hAnsi="Cambria Math" w:cs="Cambria Math"/>
+        </w:rPr>
+        <w:t>(P(</w:t>
+      </w:r>
+      <w:proofErr w:type="spellStart"/>
+      <w:r>
+        <w:rPr>
+          <w:rFonts w:ascii="Cambria Math" w:eastAsiaTheme="minorEastAsia" w:hAnsi="Cambria Math" w:cs="Cambria Math"/>
+        </w:rPr>
+        <w:t>x,z</w:t>
+      </w:r>
+      <w:proofErr w:type="spellEnd"/>
+      <w:r>
+        <w:rPr>
+          <w:rFonts w:ascii="Cambria Math" w:eastAsiaTheme="minorEastAsia" w:hAnsi="Cambria Math" w:cs="Cambria Math"/>
+        </w:rPr>
+        <w:t xml:space="preserve">) = </w:t>
       </w:r>
       <w:r>
         <w:rPr>
@@ -5772,20 +8186,104 @@
         <w:rPr>
           <w:rFonts w:ascii="Cambria Math" w:eastAsiaTheme="minorEastAsia" w:hAnsi="Cambria Math" w:cs="Cambria Math"/>
         </w:rPr>
-        <w:t xml:space="preserve"> (P(z,y) = 4 || P(z,y) = 9 || P(z,y) = 10 || P(z,y) = 11 || P(z,y) = 12)) &amp;&amp;</w:t>
-      </w:r>
-    </w:p>
-    <w:p>
-      <w:pPr>
-        <w:rPr>
-          <w:rFonts w:ascii="Cambria Math" w:eastAsiaTheme="minorEastAsia" w:hAnsi="Cambria Math" w:cs="Cambria Math"/>
-        </w:rPr>
-      </w:pPr>
-      <w:r>
-        <w:rPr>
-          <w:rFonts w:ascii="Cambria Math" w:eastAsiaTheme="minorEastAsia" w:hAnsi="Cambria Math" w:cs="Cambria Math"/>
-        </w:rPr>
-        <w:t xml:space="preserve">(P(x,z) = </w:t>
+        <w:t xml:space="preserve"> (P(</w:t>
+      </w:r>
+      <w:proofErr w:type="spellStart"/>
+      <w:r>
+        <w:rPr>
+          <w:rFonts w:ascii="Cambria Math" w:eastAsiaTheme="minorEastAsia" w:hAnsi="Cambria Math" w:cs="Cambria Math"/>
+        </w:rPr>
+        <w:t>z,y</w:t>
+      </w:r>
+      <w:proofErr w:type="spellEnd"/>
+      <w:r>
+        <w:rPr>
+          <w:rFonts w:ascii="Cambria Math" w:eastAsiaTheme="minorEastAsia" w:hAnsi="Cambria Math" w:cs="Cambria Math"/>
+        </w:rPr>
+        <w:t>) = 4 || P(</w:t>
+      </w:r>
+      <w:proofErr w:type="spellStart"/>
+      <w:r>
+        <w:rPr>
+          <w:rFonts w:ascii="Cambria Math" w:eastAsiaTheme="minorEastAsia" w:hAnsi="Cambria Math" w:cs="Cambria Math"/>
+        </w:rPr>
+        <w:t>z,y</w:t>
+      </w:r>
+      <w:proofErr w:type="spellEnd"/>
+      <w:r>
+        <w:rPr>
+          <w:rFonts w:ascii="Cambria Math" w:eastAsiaTheme="minorEastAsia" w:hAnsi="Cambria Math" w:cs="Cambria Math"/>
+        </w:rPr>
+        <w:t>) = 9 || P(</w:t>
+      </w:r>
+      <w:proofErr w:type="spellStart"/>
+      <w:r>
+        <w:rPr>
+          <w:rFonts w:ascii="Cambria Math" w:eastAsiaTheme="minorEastAsia" w:hAnsi="Cambria Math" w:cs="Cambria Math"/>
+        </w:rPr>
+        <w:t>z,y</w:t>
+      </w:r>
+      <w:proofErr w:type="spellEnd"/>
+      <w:r>
+        <w:rPr>
+          <w:rFonts w:ascii="Cambria Math" w:eastAsiaTheme="minorEastAsia" w:hAnsi="Cambria Math" w:cs="Cambria Math"/>
+        </w:rPr>
+        <w:t>) = 10 || P(</w:t>
+      </w:r>
+      <w:proofErr w:type="spellStart"/>
+      <w:r>
+        <w:rPr>
+          <w:rFonts w:ascii="Cambria Math" w:eastAsiaTheme="minorEastAsia" w:hAnsi="Cambria Math" w:cs="Cambria Math"/>
+        </w:rPr>
+        <w:t>z,y</w:t>
+      </w:r>
+      <w:proofErr w:type="spellEnd"/>
+      <w:r>
+        <w:rPr>
+          <w:rFonts w:ascii="Cambria Math" w:eastAsiaTheme="minorEastAsia" w:hAnsi="Cambria Math" w:cs="Cambria Math"/>
+        </w:rPr>
+        <w:t>) = 11 || P(</w:t>
+      </w:r>
+      <w:proofErr w:type="spellStart"/>
+      <w:r>
+        <w:rPr>
+          <w:rFonts w:ascii="Cambria Math" w:eastAsiaTheme="minorEastAsia" w:hAnsi="Cambria Math" w:cs="Cambria Math"/>
+        </w:rPr>
+        <w:t>z,y</w:t>
+      </w:r>
+      <w:proofErr w:type="spellEnd"/>
+      <w:r>
+        <w:rPr>
+          <w:rFonts w:ascii="Cambria Math" w:eastAsiaTheme="minorEastAsia" w:hAnsi="Cambria Math" w:cs="Cambria Math"/>
+        </w:rPr>
+        <w:t>) = 12)) &amp;&amp;</w:t>
+      </w:r>
+    </w:p>
+    <w:p>
+      <w:pPr>
+        <w:rPr>
+          <w:rFonts w:ascii="Cambria Math" w:eastAsiaTheme="minorEastAsia" w:hAnsi="Cambria Math" w:cs="Cambria Math"/>
+        </w:rPr>
+      </w:pPr>
+      <w:r>
+        <w:rPr>
+          <w:rFonts w:ascii="Cambria Math" w:eastAsiaTheme="minorEastAsia" w:hAnsi="Cambria Math" w:cs="Cambria Math"/>
+        </w:rPr>
+        <w:t>(P(</w:t>
+      </w:r>
+      <w:proofErr w:type="spellStart"/>
+      <w:r>
+        <w:rPr>
+          <w:rFonts w:ascii="Cambria Math" w:eastAsiaTheme="minorEastAsia" w:hAnsi="Cambria Math" w:cs="Cambria Math"/>
+        </w:rPr>
+        <w:t>x,z</w:t>
+      </w:r>
+      <w:proofErr w:type="spellEnd"/>
+      <w:r>
+        <w:rPr>
+          <w:rFonts w:ascii="Cambria Math" w:eastAsiaTheme="minorEastAsia" w:hAnsi="Cambria Math" w:cs="Cambria Math"/>
+        </w:rPr>
+        <w:t xml:space="preserve">) = </w:t>
       </w:r>
       <w:r>
         <w:rPr>
@@ -5809,7 +8307,21 @@
         <w:rPr>
           <w:rFonts w:ascii="Cambria Math" w:eastAsiaTheme="minorEastAsia" w:hAnsi="Cambria Math" w:cs="Cambria Math"/>
         </w:rPr>
-        <w:t xml:space="preserve"> (P(z,y) = </w:t>
+        <w:t xml:space="preserve"> (P(</w:t>
+      </w:r>
+      <w:proofErr w:type="spellStart"/>
+      <w:r>
+        <w:rPr>
+          <w:rFonts w:ascii="Cambria Math" w:eastAsiaTheme="minorEastAsia" w:hAnsi="Cambria Math" w:cs="Cambria Math"/>
+        </w:rPr>
+        <w:t>z,y</w:t>
+      </w:r>
+      <w:proofErr w:type="spellEnd"/>
+      <w:r>
+        <w:rPr>
+          <w:rFonts w:ascii="Cambria Math" w:eastAsiaTheme="minorEastAsia" w:hAnsi="Cambria Math" w:cs="Cambria Math"/>
+        </w:rPr>
+        <w:t xml:space="preserve">) = </w:t>
       </w:r>
       <w:r>
         <w:rPr>
@@ -5821,20 +8333,48 @@
         <w:rPr>
           <w:rFonts w:ascii="Cambria Math" w:eastAsiaTheme="minorEastAsia" w:hAnsi="Cambria Math" w:cs="Cambria Math"/>
         </w:rPr>
-        <w:t xml:space="preserve"> || P(z,y) = 9)) &amp;&amp;</w:t>
-      </w:r>
-    </w:p>
-    <w:p>
-      <w:pPr>
-        <w:rPr>
-          <w:rFonts w:ascii="Cambria Math" w:eastAsiaTheme="minorEastAsia" w:hAnsi="Cambria Math" w:cs="Cambria Math"/>
-        </w:rPr>
-      </w:pPr>
-      <w:r>
-        <w:rPr>
-          <w:rFonts w:ascii="Cambria Math" w:eastAsiaTheme="minorEastAsia" w:hAnsi="Cambria Math" w:cs="Cambria Math"/>
-        </w:rPr>
-        <w:t xml:space="preserve">(P(x,z) = 9 </w:t>
+        <w:t xml:space="preserve"> || P(</w:t>
+      </w:r>
+      <w:proofErr w:type="spellStart"/>
+      <w:r>
+        <w:rPr>
+          <w:rFonts w:ascii="Cambria Math" w:eastAsiaTheme="minorEastAsia" w:hAnsi="Cambria Math" w:cs="Cambria Math"/>
+        </w:rPr>
+        <w:t>z,y</w:t>
+      </w:r>
+      <w:proofErr w:type="spellEnd"/>
+      <w:r>
+        <w:rPr>
+          <w:rFonts w:ascii="Cambria Math" w:eastAsiaTheme="minorEastAsia" w:hAnsi="Cambria Math" w:cs="Cambria Math"/>
+        </w:rPr>
+        <w:t>) = 9)) &amp;&amp;</w:t>
+      </w:r>
+    </w:p>
+    <w:p>
+      <w:pPr>
+        <w:rPr>
+          <w:rFonts w:ascii="Cambria Math" w:eastAsiaTheme="minorEastAsia" w:hAnsi="Cambria Math" w:cs="Cambria Math"/>
+        </w:rPr>
+      </w:pPr>
+      <w:r>
+        <w:rPr>
+          <w:rFonts w:ascii="Cambria Math" w:eastAsiaTheme="minorEastAsia" w:hAnsi="Cambria Math" w:cs="Cambria Math"/>
+        </w:rPr>
+        <w:t>(P(</w:t>
+      </w:r>
+      <w:proofErr w:type="spellStart"/>
+      <w:r>
+        <w:rPr>
+          <w:rFonts w:ascii="Cambria Math" w:eastAsiaTheme="minorEastAsia" w:hAnsi="Cambria Math" w:cs="Cambria Math"/>
+        </w:rPr>
+        <w:t>x,z</w:t>
+      </w:r>
+      <w:proofErr w:type="spellEnd"/>
+      <w:r>
+        <w:rPr>
+          <w:rFonts w:ascii="Cambria Math" w:eastAsiaTheme="minorEastAsia" w:hAnsi="Cambria Math" w:cs="Cambria Math"/>
+        </w:rPr>
+        <w:t xml:space="preserve">) = 9 </w:t>
       </w:r>
       <w:r>
         <w:rPr>
@@ -5846,20 +8386,62 @@
         <w:rPr>
           <w:rFonts w:ascii="Cambria Math" w:eastAsiaTheme="minorEastAsia" w:hAnsi="Cambria Math" w:cs="Cambria Math"/>
         </w:rPr>
-        <w:t xml:space="preserve"> (P(z,y) = 5 || P(z,y) = 6)) &amp;&amp;</w:t>
-      </w:r>
-    </w:p>
-    <w:p>
-      <w:pPr>
-        <w:rPr>
-          <w:rFonts w:ascii="Cambria Math" w:eastAsiaTheme="minorEastAsia" w:hAnsi="Cambria Math" w:cs="Cambria Math"/>
-        </w:rPr>
-      </w:pPr>
-      <w:r>
-        <w:rPr>
-          <w:rFonts w:ascii="Cambria Math" w:eastAsiaTheme="minorEastAsia" w:hAnsi="Cambria Math" w:cs="Cambria Math"/>
-        </w:rPr>
-        <w:t>(P(x,z) = 1</w:t>
+        <w:t xml:space="preserve"> (P(</w:t>
+      </w:r>
+      <w:proofErr w:type="spellStart"/>
+      <w:r>
+        <w:rPr>
+          <w:rFonts w:ascii="Cambria Math" w:eastAsiaTheme="minorEastAsia" w:hAnsi="Cambria Math" w:cs="Cambria Math"/>
+        </w:rPr>
+        <w:t>z,y</w:t>
+      </w:r>
+      <w:proofErr w:type="spellEnd"/>
+      <w:r>
+        <w:rPr>
+          <w:rFonts w:ascii="Cambria Math" w:eastAsiaTheme="minorEastAsia" w:hAnsi="Cambria Math" w:cs="Cambria Math"/>
+        </w:rPr>
+        <w:t>) = 5 || P(</w:t>
+      </w:r>
+      <w:proofErr w:type="spellStart"/>
+      <w:r>
+        <w:rPr>
+          <w:rFonts w:ascii="Cambria Math" w:eastAsiaTheme="minorEastAsia" w:hAnsi="Cambria Math" w:cs="Cambria Math"/>
+        </w:rPr>
+        <w:t>z,y</w:t>
+      </w:r>
+      <w:proofErr w:type="spellEnd"/>
+      <w:r>
+        <w:rPr>
+          <w:rFonts w:ascii="Cambria Math" w:eastAsiaTheme="minorEastAsia" w:hAnsi="Cambria Math" w:cs="Cambria Math"/>
+        </w:rPr>
+        <w:t>) = 6)) &amp;&amp;</w:t>
+      </w:r>
+    </w:p>
+    <w:p>
+      <w:pPr>
+        <w:rPr>
+          <w:rFonts w:ascii="Cambria Math" w:eastAsiaTheme="minorEastAsia" w:hAnsi="Cambria Math" w:cs="Cambria Math"/>
+        </w:rPr>
+      </w:pPr>
+      <w:r>
+        <w:rPr>
+          <w:rFonts w:ascii="Cambria Math" w:eastAsiaTheme="minorEastAsia" w:hAnsi="Cambria Math" w:cs="Cambria Math"/>
+        </w:rPr>
+        <w:t>(P(</w:t>
+      </w:r>
+      <w:proofErr w:type="spellStart"/>
+      <w:r>
+        <w:rPr>
+          <w:rFonts w:ascii="Cambria Math" w:eastAsiaTheme="minorEastAsia" w:hAnsi="Cambria Math" w:cs="Cambria Math"/>
+        </w:rPr>
+        <w:t>x,z</w:t>
+      </w:r>
+      <w:proofErr w:type="spellEnd"/>
+      <w:r>
+        <w:rPr>
+          <w:rFonts w:ascii="Cambria Math" w:eastAsiaTheme="minorEastAsia" w:hAnsi="Cambria Math" w:cs="Cambria Math"/>
+        </w:rPr>
+        <w:t>) = 1</w:t>
       </w:r>
       <w:r>
         <w:rPr>
@@ -5883,20 +8465,48 @@
         <w:rPr>
           <w:rFonts w:ascii="Cambria Math" w:eastAsiaTheme="minorEastAsia" w:hAnsi="Cambria Math" w:cs="Cambria Math"/>
         </w:rPr>
-        <w:t xml:space="preserve"> P(z,y) = 7) &amp;&amp;</w:t>
-      </w:r>
-    </w:p>
-    <w:p>
-      <w:pPr>
-        <w:rPr>
-          <w:rFonts w:ascii="Cambria Math" w:eastAsiaTheme="minorEastAsia" w:hAnsi="Cambria Math" w:cs="Cambria Math"/>
-        </w:rPr>
-      </w:pPr>
-      <w:r>
-        <w:rPr>
-          <w:rFonts w:ascii="Cambria Math" w:eastAsiaTheme="minorEastAsia" w:hAnsi="Cambria Math" w:cs="Cambria Math"/>
-        </w:rPr>
-        <w:t xml:space="preserve">(P(x,z) = 11 </w:t>
+        <w:t xml:space="preserve"> P(</w:t>
+      </w:r>
+      <w:proofErr w:type="spellStart"/>
+      <w:r>
+        <w:rPr>
+          <w:rFonts w:ascii="Cambria Math" w:eastAsiaTheme="minorEastAsia" w:hAnsi="Cambria Math" w:cs="Cambria Math"/>
+        </w:rPr>
+        <w:t>z,y</w:t>
+      </w:r>
+      <w:proofErr w:type="spellEnd"/>
+      <w:r>
+        <w:rPr>
+          <w:rFonts w:ascii="Cambria Math" w:eastAsiaTheme="minorEastAsia" w:hAnsi="Cambria Math" w:cs="Cambria Math"/>
+        </w:rPr>
+        <w:t>) = 7) &amp;&amp;</w:t>
+      </w:r>
+    </w:p>
+    <w:p>
+      <w:pPr>
+        <w:rPr>
+          <w:rFonts w:ascii="Cambria Math" w:eastAsiaTheme="minorEastAsia" w:hAnsi="Cambria Math" w:cs="Cambria Math"/>
+        </w:rPr>
+      </w:pPr>
+      <w:r>
+        <w:rPr>
+          <w:rFonts w:ascii="Cambria Math" w:eastAsiaTheme="minorEastAsia" w:hAnsi="Cambria Math" w:cs="Cambria Math"/>
+        </w:rPr>
+        <w:t>(P(</w:t>
+      </w:r>
+      <w:proofErr w:type="spellStart"/>
+      <w:r>
+        <w:rPr>
+          <w:rFonts w:ascii="Cambria Math" w:eastAsiaTheme="minorEastAsia" w:hAnsi="Cambria Math" w:cs="Cambria Math"/>
+        </w:rPr>
+        <w:t>x,z</w:t>
+      </w:r>
+      <w:proofErr w:type="spellEnd"/>
+      <w:r>
+        <w:rPr>
+          <w:rFonts w:ascii="Cambria Math" w:eastAsiaTheme="minorEastAsia" w:hAnsi="Cambria Math" w:cs="Cambria Math"/>
+        </w:rPr>
+        <w:t xml:space="preserve">) = 11 </w:t>
       </w:r>
       <w:r>
         <w:rPr>
@@ -5908,20 +8518,62 @@
         <w:rPr>
           <w:rFonts w:ascii="Cambria Math" w:eastAsiaTheme="minorEastAsia" w:hAnsi="Cambria Math" w:cs="Cambria Math"/>
         </w:rPr>
-        <w:t xml:space="preserve"> (P(z,y) = 7 || P(z,y) = 8)) &amp;&amp;</w:t>
-      </w:r>
-    </w:p>
-    <w:p>
-      <w:pPr>
-        <w:rPr>
-          <w:rFonts w:ascii="Cambria Math" w:eastAsiaTheme="minorEastAsia" w:hAnsi="Cambria Math" w:cs="Cambria Math"/>
-        </w:rPr>
-      </w:pPr>
-      <w:r>
-        <w:rPr>
-          <w:rFonts w:ascii="Cambria Math" w:eastAsiaTheme="minorEastAsia" w:hAnsi="Cambria Math" w:cs="Cambria Math"/>
-        </w:rPr>
-        <w:t xml:space="preserve">(P(x,z) = 12 </w:t>
+        <w:t xml:space="preserve"> (P(</w:t>
+      </w:r>
+      <w:proofErr w:type="spellStart"/>
+      <w:r>
+        <w:rPr>
+          <w:rFonts w:ascii="Cambria Math" w:eastAsiaTheme="minorEastAsia" w:hAnsi="Cambria Math" w:cs="Cambria Math"/>
+        </w:rPr>
+        <w:t>z,y</w:t>
+      </w:r>
+      <w:proofErr w:type="spellEnd"/>
+      <w:r>
+        <w:rPr>
+          <w:rFonts w:ascii="Cambria Math" w:eastAsiaTheme="minorEastAsia" w:hAnsi="Cambria Math" w:cs="Cambria Math"/>
+        </w:rPr>
+        <w:t>) = 7 || P(</w:t>
+      </w:r>
+      <w:proofErr w:type="spellStart"/>
+      <w:r>
+        <w:rPr>
+          <w:rFonts w:ascii="Cambria Math" w:eastAsiaTheme="minorEastAsia" w:hAnsi="Cambria Math" w:cs="Cambria Math"/>
+        </w:rPr>
+        <w:t>z,y</w:t>
+      </w:r>
+      <w:proofErr w:type="spellEnd"/>
+      <w:r>
+        <w:rPr>
+          <w:rFonts w:ascii="Cambria Math" w:eastAsiaTheme="minorEastAsia" w:hAnsi="Cambria Math" w:cs="Cambria Math"/>
+        </w:rPr>
+        <w:t>) = 8)) &amp;&amp;</w:t>
+      </w:r>
+    </w:p>
+    <w:p>
+      <w:pPr>
+        <w:rPr>
+          <w:rFonts w:ascii="Cambria Math" w:eastAsiaTheme="minorEastAsia" w:hAnsi="Cambria Math" w:cs="Cambria Math"/>
+        </w:rPr>
+      </w:pPr>
+      <w:r>
+        <w:rPr>
+          <w:rFonts w:ascii="Cambria Math" w:eastAsiaTheme="minorEastAsia" w:hAnsi="Cambria Math" w:cs="Cambria Math"/>
+        </w:rPr>
+        <w:t>(P(</w:t>
+      </w:r>
+      <w:proofErr w:type="spellStart"/>
+      <w:r>
+        <w:rPr>
+          <w:rFonts w:ascii="Cambria Math" w:eastAsiaTheme="minorEastAsia" w:hAnsi="Cambria Math" w:cs="Cambria Math"/>
+        </w:rPr>
+        <w:t>x,z</w:t>
+      </w:r>
+      <w:proofErr w:type="spellEnd"/>
+      <w:r>
+        <w:rPr>
+          <w:rFonts w:ascii="Cambria Math" w:eastAsiaTheme="minorEastAsia" w:hAnsi="Cambria Math" w:cs="Cambria Math"/>
+        </w:rPr>
+        <w:t xml:space="preserve">) = 12 </w:t>
       </w:r>
       <w:r>
         <w:rPr>
@@ -5933,7 +8585,21 @@
         <w:rPr>
           <w:rFonts w:ascii="Cambria Math" w:eastAsiaTheme="minorEastAsia" w:hAnsi="Cambria Math" w:cs="Cambria Math"/>
         </w:rPr>
-        <w:t xml:space="preserve"> P(z,y) = 5)</w:t>
+        <w:t xml:space="preserve"> P(</w:t>
+      </w:r>
+      <w:proofErr w:type="spellStart"/>
+      <w:r>
+        <w:rPr>
+          <w:rFonts w:ascii="Cambria Math" w:eastAsiaTheme="minorEastAsia" w:hAnsi="Cambria Math" w:cs="Cambria Math"/>
+        </w:rPr>
+        <w:t>z,y</w:t>
+      </w:r>
+      <w:proofErr w:type="spellEnd"/>
+      <w:r>
+        <w:rPr>
+          <w:rFonts w:ascii="Cambria Math" w:eastAsiaTheme="minorEastAsia" w:hAnsi="Cambria Math" w:cs="Cambria Math"/>
+        </w:rPr>
+        <w:t>) = 5)</w:t>
       </w:r>
     </w:p>
     <w:p>
@@ -6188,6 +8854,244 @@
         <w:rPr>
           <w:rFonts w:ascii="Cambria Math" w:eastAsiaTheme="minorEastAsia" w:hAnsi="Cambria Math" w:cs="Cambria Math"/>
         </w:rPr>
+        <w:t>Furthermore,</w:t>
+      </w:r>
+      <w:r>
+        <w:rPr>
+          <w:rFonts w:ascii="Cambria Math" w:eastAsiaTheme="minorEastAsia" w:hAnsi="Cambria Math" w:cs="Cambria Math"/>
+        </w:rPr>
+        <w:t xml:space="preserve"> </w:t>
+      </w:r>
+      <w:r>
+        <w:rPr>
+          <w:rFonts w:ascii="Cambria Math" w:eastAsiaTheme="minorEastAsia" w:hAnsi="Cambria Math" w:cs="Cambria Math"/>
+        </w:rPr>
+        <w:t>the newly constructed horizontal implications force states 5-8 to horizontally occur (right-adjacent) next to positions containing a state value of either 1 or 2. T</w:t>
+      </w:r>
+      <w:r>
+        <w:rPr>
+          <w:rFonts w:ascii="Cambria Math" w:eastAsiaTheme="minorEastAsia" w:hAnsi="Cambria Math" w:cs="Cambria Math"/>
+        </w:rPr>
+        <w:t>he</w:t>
+      </w:r>
+      <w:r>
+        <w:rPr>
+          <w:rFonts w:ascii="Cambria Math" w:eastAsiaTheme="minorEastAsia" w:hAnsi="Cambria Math" w:cs="Cambria Math"/>
+        </w:rPr>
+        <w:t xml:space="preserve"> anti-symmetry constraints force the unique occurrence of states 1-2 (per row) to occur exactly at the line of the main diagonal</w:t>
+      </w:r>
+      <w:r>
+        <w:rPr>
+          <w:rFonts w:ascii="Cambria Math" w:eastAsiaTheme="minorEastAsia" w:hAnsi="Cambria Math" w:cs="Cambria Math"/>
+        </w:rPr>
+        <w:t xml:space="preserve">, since states 9-12 cannot occur there. </w:t>
+      </w:r>
+      <w:r>
+        <w:rPr>
+          <w:rFonts w:ascii="Cambria Math" w:eastAsiaTheme="minorEastAsia" w:hAnsi="Cambria Math" w:cs="Cambria Math"/>
+        </w:rPr>
+        <w:t xml:space="preserve">   The inductive cycle here is that starting out (P(</w:t>
+      </w:r>
+      <w:proofErr w:type="spellStart"/>
+      <w:r>
+        <w:rPr>
+          <w:rFonts w:ascii="Cambria Math" w:eastAsiaTheme="minorEastAsia" w:hAnsi="Cambria Math" w:cs="Cambria Math"/>
+        </w:rPr>
+        <w:t>a,a</w:t>
+      </w:r>
+      <w:proofErr w:type="spellEnd"/>
+      <w:r>
+        <w:rPr>
+          <w:rFonts w:ascii="Cambria Math" w:eastAsiaTheme="minorEastAsia" w:hAnsi="Cambria Math" w:cs="Cambria Math"/>
+        </w:rPr>
+        <w:t xml:space="preserve">)=1) with state 1 or 2 forces states 5-8 directly next to it on the right (on the diagonal line y = x + 1), which in turn, because these states 5-8 occur right next to the main diagonal, the state values at vertical-adjacent positions (which are the positions of the main diagonal) are required to be 1 and 2 with the anti-symmetry constraints on 9-12 taken into account. Lastly, it is worth reasoning why the cycle occurring on the line y = x + 1 must be the 4-cycle (5,6,7,8) and not a dynamically expanded version of it. </w:t>
+      </w:r>
+    </w:p>
+    <w:p>
+      <w:pPr>
+        <w:rPr>
+          <w:rFonts w:ascii="Cambria Math" w:eastAsiaTheme="minorEastAsia" w:hAnsi="Cambria Math" w:cs="Cambria Math"/>
+        </w:rPr>
+      </w:pPr>
+      <w:r>
+        <w:rPr>
+          <w:rFonts w:ascii="Cambria Math" w:eastAsiaTheme="minorEastAsia" w:hAnsi="Cambria Math" w:cs="Cambria Math"/>
+        </w:rPr>
+        <w:t xml:space="preserve">First, by </w:t>
+      </w:r>
+      <w:r>
+        <w:rPr>
+          <w:rFonts w:ascii="Cambria Math" w:eastAsiaTheme="minorEastAsia" w:hAnsi="Cambria Math" w:cs="Cambria Math"/>
+        </w:rPr>
+        <w:t>horizontal</w:t>
+      </w:r>
+      <w:r>
+        <w:rPr>
+          <w:rFonts w:ascii="Cambria Math" w:eastAsiaTheme="minorEastAsia" w:hAnsi="Cambria Math" w:cs="Cambria Math"/>
+        </w:rPr>
+        <w:t xml:space="preserve"> relationships, if a current main-diagonal space is 1</w:t>
+      </w:r>
+      <w:r>
+        <w:rPr>
+          <w:rFonts w:ascii="Cambria Math" w:eastAsiaTheme="minorEastAsia" w:hAnsi="Cambria Math" w:cs="Cambria Math"/>
+        </w:rPr>
+        <w:t xml:space="preserve">, then its right adjacent position has state value 5 or 7. </w:t>
+      </w:r>
+      <w:r>
+        <w:rPr>
+          <w:rFonts w:ascii="Cambria Math" w:eastAsiaTheme="minorEastAsia" w:hAnsi="Cambria Math" w:cs="Cambria Math"/>
+        </w:rPr>
+        <w:t xml:space="preserve">In turn, the vertical-adjacent position from that right-adjacent horizontal position would be the next position (i.e. from </w:t>
+      </w:r>
+      <w:proofErr w:type="spellStart"/>
+      <w:r>
+        <w:rPr>
+          <w:rFonts w:ascii="Cambria Math" w:eastAsiaTheme="minorEastAsia" w:hAnsi="Cambria Math" w:cs="Cambria Math"/>
+        </w:rPr>
+        <w:t>x,y</w:t>
+      </w:r>
+      <w:proofErr w:type="spellEnd"/>
+      <w:r>
+        <w:rPr>
+          <w:rFonts w:ascii="Cambria Math" w:eastAsiaTheme="minorEastAsia" w:hAnsi="Cambria Math" w:cs="Cambria Math"/>
+        </w:rPr>
+        <w:t xml:space="preserve"> to x+1,y+1) on the main diagonal, which by vertical rules and anti-symmetric constraints, forced to have state value 2. The same reasoning can be applied again to show that the right-adjacent positions next to such a space with state-value two are 6 and 8, </w:t>
+      </w:r>
+      <w:r>
+        <w:rPr>
+          <w:rFonts w:ascii="Cambria Math" w:eastAsiaTheme="minorEastAsia" w:hAnsi="Cambria Math" w:cs="Cambria Math"/>
+        </w:rPr>
+        <w:t>and the next diagonal position</w:t>
+      </w:r>
+      <w:r>
+        <w:rPr>
+          <w:rFonts w:ascii="Cambria Math" w:eastAsiaTheme="minorEastAsia" w:hAnsi="Cambria Math" w:cs="Cambria Math"/>
+        </w:rPr>
+        <w:t xml:space="preserve"> (again, i.e. from x+1,y+1 to x+2,y+2)</w:t>
+      </w:r>
+      <w:r>
+        <w:rPr>
+          <w:rFonts w:ascii="Cambria Math" w:eastAsiaTheme="minorEastAsia" w:hAnsi="Cambria Math" w:cs="Cambria Math"/>
+        </w:rPr>
+        <w:t xml:space="preserve"> from that (vertically-adjacent / anti-symmetry implications) would force </w:t>
+      </w:r>
+      <w:r>
+        <w:rPr>
+          <w:rFonts w:ascii="Cambria Math" w:eastAsiaTheme="minorEastAsia" w:hAnsi="Cambria Math" w:cs="Cambria Math"/>
+        </w:rPr>
+        <w:t>that position to be constrained to state value 1</w:t>
+      </w:r>
+      <w:r>
+        <w:rPr>
+          <w:rFonts w:ascii="Cambria Math" w:eastAsiaTheme="minorEastAsia" w:hAnsi="Cambria Math" w:cs="Cambria Math"/>
+        </w:rPr>
+        <w:t>, so the process repeats. At this point, the only possible cycles could be (5,8,7,</w:t>
+      </w:r>
+      <w:r>
+        <w:rPr>
+          <w:rFonts w:ascii="Cambria Math" w:eastAsiaTheme="minorEastAsia" w:hAnsi="Cambria Math" w:cs="Cambria Math"/>
+        </w:rPr>
+        <w:t>6) or (5,6,7,8), disregarding isomorphic constraints (i.e. the ambiguity between choosing 5 and 7 from 1 horizontally is allowed).</w:t>
+      </w:r>
+      <w:r>
+        <w:rPr>
+          <w:rFonts w:ascii="Cambria Math" w:eastAsiaTheme="minorEastAsia" w:hAnsi="Cambria Math" w:cs="Cambria Math"/>
+        </w:rPr>
+        <w:t xml:space="preserve"> Pre-existing conditions (namely vertical implications from states 9 and 11) force</w:t>
+      </w:r>
+      <w:r>
+        <w:rPr>
+          <w:rFonts w:ascii="Cambria Math" w:eastAsiaTheme="minorEastAsia" w:hAnsi="Cambria Math" w:cs="Cambria Math"/>
+        </w:rPr>
+        <w:t>, in perspective of an arbitrary diagonal line with states 5-8,  the “next” diagonal position from one with state value 5 (</w:t>
+      </w:r>
+      <w:proofErr w:type="spellStart"/>
+      <w:r>
+        <w:rPr>
+          <w:rFonts w:ascii="Cambria Math" w:eastAsiaTheme="minorEastAsia" w:hAnsi="Cambria Math" w:cs="Cambria Math"/>
+        </w:rPr>
+        <w:t>x,y</w:t>
+      </w:r>
+      <w:proofErr w:type="spellEnd"/>
+      <w:r>
+        <w:rPr>
+          <w:rFonts w:ascii="Cambria Math" w:eastAsiaTheme="minorEastAsia" w:hAnsi="Cambria Math" w:cs="Cambria Math"/>
+        </w:rPr>
+        <w:t xml:space="preserve"> to x+1,y+1) must be either a 5 or a 6. Similarly, the next </w:t>
+      </w:r>
+      <w:r>
+        <w:rPr>
+          <w:rFonts w:ascii="Cambria Math" w:eastAsiaTheme="minorEastAsia" w:hAnsi="Cambria Math" w:cs="Cambria Math"/>
+        </w:rPr>
+        <w:t xml:space="preserve">diagonal position from one with state value </w:t>
+      </w:r>
+      <w:r>
+        <w:rPr>
+          <w:rFonts w:ascii="Cambria Math" w:eastAsiaTheme="minorEastAsia" w:hAnsi="Cambria Math" w:cs="Cambria Math"/>
+        </w:rPr>
+        <w:t>7</w:t>
+      </w:r>
+      <w:r>
+        <w:rPr>
+          <w:rFonts w:ascii="Cambria Math" w:eastAsiaTheme="minorEastAsia" w:hAnsi="Cambria Math" w:cs="Cambria Math"/>
+        </w:rPr>
+        <w:t xml:space="preserve"> (</w:t>
+      </w:r>
+      <w:proofErr w:type="spellStart"/>
+      <w:r>
+        <w:rPr>
+          <w:rFonts w:ascii="Cambria Math" w:eastAsiaTheme="minorEastAsia" w:hAnsi="Cambria Math" w:cs="Cambria Math"/>
+        </w:rPr>
+        <w:t>x,y</w:t>
+      </w:r>
+      <w:proofErr w:type="spellEnd"/>
+      <w:r>
+        <w:rPr>
+          <w:rFonts w:ascii="Cambria Math" w:eastAsiaTheme="minorEastAsia" w:hAnsi="Cambria Math" w:cs="Cambria Math"/>
+        </w:rPr>
+        <w:t xml:space="preserve"> to x+1,y+1) must be either a </w:t>
+      </w:r>
+      <w:r>
+        <w:rPr>
+          <w:rFonts w:ascii="Cambria Math" w:eastAsiaTheme="minorEastAsia" w:hAnsi="Cambria Math" w:cs="Cambria Math"/>
+        </w:rPr>
+        <w:t>7</w:t>
+      </w:r>
+      <w:r>
+        <w:rPr>
+          <w:rFonts w:ascii="Cambria Math" w:eastAsiaTheme="minorEastAsia" w:hAnsi="Cambria Math" w:cs="Cambria Math"/>
+        </w:rPr>
+        <w:t xml:space="preserve"> or a </w:t>
+      </w:r>
+      <w:r>
+        <w:rPr>
+          <w:rFonts w:ascii="Cambria Math" w:eastAsiaTheme="minorEastAsia" w:hAnsi="Cambria Math" w:cs="Cambria Math"/>
+        </w:rPr>
+        <w:t>8</w:t>
+      </w:r>
+      <w:r>
+        <w:rPr>
+          <w:rFonts w:ascii="Cambria Math" w:eastAsiaTheme="minorEastAsia" w:hAnsi="Cambria Math" w:cs="Cambria Math"/>
+        </w:rPr>
+        <w:t>.</w:t>
+      </w:r>
+      <w:r>
+        <w:rPr>
+          <w:rFonts w:ascii="Cambria Math" w:eastAsiaTheme="minorEastAsia" w:hAnsi="Cambria Math" w:cs="Cambria Math"/>
+        </w:rPr>
+        <w:t xml:space="preserve"> </w:t>
+      </w:r>
+    </w:p>
+    <w:p>
+      <w:pPr>
+        <w:rPr>
+          <w:rFonts w:ascii="Cambria Math" w:eastAsiaTheme="minorEastAsia" w:hAnsi="Cambria Math" w:cs="Cambria Math"/>
+        </w:rPr>
+      </w:pPr>
+      <w:r>
+        <w:rPr>
+          <w:rFonts w:ascii="Cambria Math" w:eastAsiaTheme="minorEastAsia" w:hAnsi="Cambria Math" w:cs="Cambria Math"/>
+        </w:rPr>
         <w:t>With this in mind, t</w:t>
       </w:r>
       <w:r>
@@ -6207,7 +9111,14 @@
         <w:rPr>
           <w:rFonts w:ascii="Cambria Math" w:eastAsiaTheme="minorEastAsia" w:hAnsi="Cambria Math" w:cs="Cambria Math"/>
         </w:rPr>
-        <w:t>∃a∀x∃y∀</w:t>
+        <w:t>∃</w:t>
+      </w:r>
+      <w:proofErr w:type="spellStart"/>
+      <w:r>
+        <w:rPr>
+          <w:rFonts w:ascii="Cambria Math" w:eastAsiaTheme="minorEastAsia" w:hAnsi="Cambria Math" w:cs="Cambria Math"/>
+        </w:rPr>
+        <w:t>a∀x∃y∀</w:t>
       </w:r>
       <w:r>
         <w:rPr>
@@ -6215,18 +9126,34 @@
         </w:rPr>
         <w:t>z</w:t>
       </w:r>
-    </w:p>
-    <w:p>
-      <w:pPr>
-        <w:rPr>
-          <w:rFonts w:ascii="Cambria Math" w:eastAsiaTheme="minorEastAsia" w:hAnsi="Cambria Math" w:cs="Cambria Math"/>
-        </w:rPr>
-      </w:pPr>
-      <w:r>
-        <w:rPr>
-          <w:rFonts w:ascii="Cambria Math" w:eastAsiaTheme="minorEastAsia" w:hAnsi="Cambria Math" w:cs="Cambria Math"/>
-        </w:rPr>
-        <w:t>P(a,a) = 1</w:t>
+      <w:proofErr w:type="spellEnd"/>
+    </w:p>
+    <w:p>
+      <w:pPr>
+        <w:rPr>
+          <w:rFonts w:ascii="Cambria Math" w:eastAsiaTheme="minorEastAsia" w:hAnsi="Cambria Math" w:cs="Cambria Math"/>
+        </w:rPr>
+      </w:pPr>
+      <w:r>
+        <w:rPr>
+          <w:rFonts w:ascii="Cambria Math" w:eastAsiaTheme="minorEastAsia" w:hAnsi="Cambria Math" w:cs="Cambria Math"/>
+        </w:rPr>
+        <w:lastRenderedPageBreak/>
+        <w:t>P(</w:t>
+      </w:r>
+      <w:proofErr w:type="spellStart"/>
+      <w:r>
+        <w:rPr>
+          <w:rFonts w:ascii="Cambria Math" w:eastAsiaTheme="minorEastAsia" w:hAnsi="Cambria Math" w:cs="Cambria Math"/>
+        </w:rPr>
+        <w:t>a,a</w:t>
+      </w:r>
+      <w:proofErr w:type="spellEnd"/>
+      <w:r>
+        <w:rPr>
+          <w:rFonts w:ascii="Cambria Math" w:eastAsiaTheme="minorEastAsia" w:hAnsi="Cambria Math" w:cs="Cambria Math"/>
+        </w:rPr>
+        <w:t>) = 1</w:t>
       </w:r>
       <w:r>
         <w:rPr>
@@ -6245,59 +9172,185 @@
         <w:rPr>
           <w:rFonts w:ascii="Cambria Math" w:eastAsiaTheme="minorEastAsia" w:hAnsi="Cambria Math" w:cs="Cambria Math"/>
         </w:rPr>
-        <w:t>~(P(x,z) = 9 &amp;&amp; P(z,x) = 9) &amp;&amp;</w:t>
-      </w:r>
-    </w:p>
-    <w:p>
-      <w:pPr>
-        <w:rPr>
-          <w:rFonts w:ascii="Cambria Math" w:eastAsiaTheme="minorEastAsia" w:hAnsi="Cambria Math" w:cs="Cambria Math"/>
-        </w:rPr>
-      </w:pPr>
-      <w:r>
-        <w:rPr>
-          <w:rFonts w:ascii="Cambria Math" w:eastAsiaTheme="minorEastAsia" w:hAnsi="Cambria Math" w:cs="Cambria Math"/>
-        </w:rPr>
-        <w:t>~(P(x,z) = 10 &amp;&amp; P(z,x) = 10) &amp;&amp;</w:t>
-      </w:r>
-    </w:p>
-    <w:p>
-      <w:pPr>
-        <w:rPr>
-          <w:rFonts w:ascii="Cambria Math" w:eastAsiaTheme="minorEastAsia" w:hAnsi="Cambria Math" w:cs="Cambria Math"/>
-        </w:rPr>
-      </w:pPr>
-      <w:r>
-        <w:rPr>
-          <w:rFonts w:ascii="Cambria Math" w:eastAsiaTheme="minorEastAsia" w:hAnsi="Cambria Math" w:cs="Cambria Math"/>
-        </w:rPr>
-        <w:t>~(P(x,z) = 11 &amp;&amp; P(z,x) = 11) &amp;&amp;</w:t>
-      </w:r>
-    </w:p>
-    <w:p>
-      <w:pPr>
-        <w:rPr>
-          <w:rFonts w:ascii="Cambria Math" w:eastAsiaTheme="minorEastAsia" w:hAnsi="Cambria Math" w:cs="Cambria Math"/>
-        </w:rPr>
-      </w:pPr>
-      <w:r>
-        <w:rPr>
-          <w:rFonts w:ascii="Cambria Math" w:eastAsiaTheme="minorEastAsia" w:hAnsi="Cambria Math" w:cs="Cambria Math"/>
-        </w:rPr>
-        <w:t>~(P(x,z) = 12 &amp;&amp; P(z,x) = 12) &amp;&amp;</w:t>
-      </w:r>
-    </w:p>
-    <w:p>
-      <w:pPr>
-        <w:rPr>
-          <w:rFonts w:ascii="Cambria Math" w:eastAsiaTheme="minorEastAsia" w:hAnsi="Cambria Math" w:cs="Cambria Math"/>
-        </w:rPr>
-      </w:pPr>
-      <w:r>
-        <w:rPr>
-          <w:rFonts w:ascii="Cambria Math" w:eastAsiaTheme="minorEastAsia" w:hAnsi="Cambria Math" w:cs="Cambria Math"/>
-        </w:rPr>
-        <w:t xml:space="preserve">(P(z,x) = 1 </w:t>
+        <w:t>~(P(</w:t>
+      </w:r>
+      <w:proofErr w:type="spellStart"/>
+      <w:r>
+        <w:rPr>
+          <w:rFonts w:ascii="Cambria Math" w:eastAsiaTheme="minorEastAsia" w:hAnsi="Cambria Math" w:cs="Cambria Math"/>
+        </w:rPr>
+        <w:t>x,z</w:t>
+      </w:r>
+      <w:proofErr w:type="spellEnd"/>
+      <w:r>
+        <w:rPr>
+          <w:rFonts w:ascii="Cambria Math" w:eastAsiaTheme="minorEastAsia" w:hAnsi="Cambria Math" w:cs="Cambria Math"/>
+        </w:rPr>
+        <w:t>) = 9 &amp;&amp; P(</w:t>
+      </w:r>
+      <w:proofErr w:type="spellStart"/>
+      <w:r>
+        <w:rPr>
+          <w:rFonts w:ascii="Cambria Math" w:eastAsiaTheme="minorEastAsia" w:hAnsi="Cambria Math" w:cs="Cambria Math"/>
+        </w:rPr>
+        <w:t>z,x</w:t>
+      </w:r>
+      <w:proofErr w:type="spellEnd"/>
+      <w:r>
+        <w:rPr>
+          <w:rFonts w:ascii="Cambria Math" w:eastAsiaTheme="minorEastAsia" w:hAnsi="Cambria Math" w:cs="Cambria Math"/>
+        </w:rPr>
+        <w:t>) = 9) &amp;&amp;</w:t>
+      </w:r>
+    </w:p>
+    <w:p>
+      <w:pPr>
+        <w:rPr>
+          <w:rFonts w:ascii="Cambria Math" w:eastAsiaTheme="minorEastAsia" w:hAnsi="Cambria Math" w:cs="Cambria Math"/>
+        </w:rPr>
+      </w:pPr>
+      <w:r>
+        <w:rPr>
+          <w:rFonts w:ascii="Cambria Math" w:eastAsiaTheme="minorEastAsia" w:hAnsi="Cambria Math" w:cs="Cambria Math"/>
+        </w:rPr>
+        <w:t>~(P(</w:t>
+      </w:r>
+      <w:proofErr w:type="spellStart"/>
+      <w:r>
+        <w:rPr>
+          <w:rFonts w:ascii="Cambria Math" w:eastAsiaTheme="minorEastAsia" w:hAnsi="Cambria Math" w:cs="Cambria Math"/>
+        </w:rPr>
+        <w:t>x,z</w:t>
+      </w:r>
+      <w:proofErr w:type="spellEnd"/>
+      <w:r>
+        <w:rPr>
+          <w:rFonts w:ascii="Cambria Math" w:eastAsiaTheme="minorEastAsia" w:hAnsi="Cambria Math" w:cs="Cambria Math"/>
+        </w:rPr>
+        <w:t>) = 10 &amp;&amp; P(</w:t>
+      </w:r>
+      <w:proofErr w:type="spellStart"/>
+      <w:r>
+        <w:rPr>
+          <w:rFonts w:ascii="Cambria Math" w:eastAsiaTheme="minorEastAsia" w:hAnsi="Cambria Math" w:cs="Cambria Math"/>
+        </w:rPr>
+        <w:t>z,x</w:t>
+      </w:r>
+      <w:proofErr w:type="spellEnd"/>
+      <w:r>
+        <w:rPr>
+          <w:rFonts w:ascii="Cambria Math" w:eastAsiaTheme="minorEastAsia" w:hAnsi="Cambria Math" w:cs="Cambria Math"/>
+        </w:rPr>
+        <w:t>) = 10) &amp;&amp;</w:t>
+      </w:r>
+    </w:p>
+    <w:p>
+      <w:pPr>
+        <w:rPr>
+          <w:rFonts w:ascii="Cambria Math" w:eastAsiaTheme="minorEastAsia" w:hAnsi="Cambria Math" w:cs="Cambria Math"/>
+        </w:rPr>
+      </w:pPr>
+      <w:r>
+        <w:rPr>
+          <w:rFonts w:ascii="Cambria Math" w:eastAsiaTheme="minorEastAsia" w:hAnsi="Cambria Math" w:cs="Cambria Math"/>
+        </w:rPr>
+        <w:t>~(P(</w:t>
+      </w:r>
+      <w:proofErr w:type="spellStart"/>
+      <w:r>
+        <w:rPr>
+          <w:rFonts w:ascii="Cambria Math" w:eastAsiaTheme="minorEastAsia" w:hAnsi="Cambria Math" w:cs="Cambria Math"/>
+        </w:rPr>
+        <w:t>x,z</w:t>
+      </w:r>
+      <w:proofErr w:type="spellEnd"/>
+      <w:r>
+        <w:rPr>
+          <w:rFonts w:ascii="Cambria Math" w:eastAsiaTheme="minorEastAsia" w:hAnsi="Cambria Math" w:cs="Cambria Math"/>
+        </w:rPr>
+        <w:t>) = 11 &amp;&amp; P(</w:t>
+      </w:r>
+      <w:proofErr w:type="spellStart"/>
+      <w:r>
+        <w:rPr>
+          <w:rFonts w:ascii="Cambria Math" w:eastAsiaTheme="minorEastAsia" w:hAnsi="Cambria Math" w:cs="Cambria Math"/>
+        </w:rPr>
+        <w:t>z,x</w:t>
+      </w:r>
+      <w:proofErr w:type="spellEnd"/>
+      <w:r>
+        <w:rPr>
+          <w:rFonts w:ascii="Cambria Math" w:eastAsiaTheme="minorEastAsia" w:hAnsi="Cambria Math" w:cs="Cambria Math"/>
+        </w:rPr>
+        <w:t>) = 11) &amp;&amp;</w:t>
+      </w:r>
+    </w:p>
+    <w:p>
+      <w:pPr>
+        <w:rPr>
+          <w:rFonts w:ascii="Cambria Math" w:eastAsiaTheme="minorEastAsia" w:hAnsi="Cambria Math" w:cs="Cambria Math"/>
+        </w:rPr>
+      </w:pPr>
+      <w:r>
+        <w:rPr>
+          <w:rFonts w:ascii="Cambria Math" w:eastAsiaTheme="minorEastAsia" w:hAnsi="Cambria Math" w:cs="Cambria Math"/>
+        </w:rPr>
+        <w:t>~(P(</w:t>
+      </w:r>
+      <w:proofErr w:type="spellStart"/>
+      <w:r>
+        <w:rPr>
+          <w:rFonts w:ascii="Cambria Math" w:eastAsiaTheme="minorEastAsia" w:hAnsi="Cambria Math" w:cs="Cambria Math"/>
+        </w:rPr>
+        <w:t>x,z</w:t>
+      </w:r>
+      <w:proofErr w:type="spellEnd"/>
+      <w:r>
+        <w:rPr>
+          <w:rFonts w:ascii="Cambria Math" w:eastAsiaTheme="minorEastAsia" w:hAnsi="Cambria Math" w:cs="Cambria Math"/>
+        </w:rPr>
+        <w:t>) = 12 &amp;&amp; P(</w:t>
+      </w:r>
+      <w:proofErr w:type="spellStart"/>
+      <w:r>
+        <w:rPr>
+          <w:rFonts w:ascii="Cambria Math" w:eastAsiaTheme="minorEastAsia" w:hAnsi="Cambria Math" w:cs="Cambria Math"/>
+        </w:rPr>
+        <w:t>z,x</w:t>
+      </w:r>
+      <w:proofErr w:type="spellEnd"/>
+      <w:r>
+        <w:rPr>
+          <w:rFonts w:ascii="Cambria Math" w:eastAsiaTheme="minorEastAsia" w:hAnsi="Cambria Math" w:cs="Cambria Math"/>
+        </w:rPr>
+        <w:t>) = 12) &amp;&amp;</w:t>
+      </w:r>
+    </w:p>
+    <w:p>
+      <w:pPr>
+        <w:rPr>
+          <w:rFonts w:ascii="Cambria Math" w:eastAsiaTheme="minorEastAsia" w:hAnsi="Cambria Math" w:cs="Cambria Math"/>
+        </w:rPr>
+      </w:pPr>
+      <w:r>
+        <w:rPr>
+          <w:rFonts w:ascii="Cambria Math" w:eastAsiaTheme="minorEastAsia" w:hAnsi="Cambria Math" w:cs="Cambria Math"/>
+        </w:rPr>
+        <w:t>(P(</w:t>
+      </w:r>
+      <w:proofErr w:type="spellStart"/>
+      <w:r>
+        <w:rPr>
+          <w:rFonts w:ascii="Cambria Math" w:eastAsiaTheme="minorEastAsia" w:hAnsi="Cambria Math" w:cs="Cambria Math"/>
+        </w:rPr>
+        <w:t>z,x</w:t>
+      </w:r>
+      <w:proofErr w:type="spellEnd"/>
+      <w:r>
+        <w:rPr>
+          <w:rFonts w:ascii="Cambria Math" w:eastAsiaTheme="minorEastAsia" w:hAnsi="Cambria Math" w:cs="Cambria Math"/>
+        </w:rPr>
+        <w:t xml:space="preserve">) = 1 </w:t>
       </w:r>
       <w:r>
         <w:rPr>
@@ -6309,20 +9362,62 @@
         <w:rPr>
           <w:rFonts w:ascii="Cambria Math" w:eastAsiaTheme="minorEastAsia" w:hAnsi="Cambria Math" w:cs="Cambria Math"/>
         </w:rPr>
-        <w:t xml:space="preserve"> (P(z,y) = 5 || P(z,y) = 7)) &amp;&amp;</w:t>
-      </w:r>
-    </w:p>
-    <w:p>
-      <w:pPr>
-        <w:rPr>
-          <w:rFonts w:ascii="Cambria Math" w:eastAsiaTheme="minorEastAsia" w:hAnsi="Cambria Math" w:cs="Cambria Math"/>
-        </w:rPr>
-      </w:pPr>
-      <w:r>
-        <w:rPr>
-          <w:rFonts w:ascii="Cambria Math" w:eastAsiaTheme="minorEastAsia" w:hAnsi="Cambria Math" w:cs="Cambria Math"/>
-        </w:rPr>
-        <w:t xml:space="preserve">(P(z,x) = 2 </w:t>
+        <w:t xml:space="preserve"> (P(</w:t>
+      </w:r>
+      <w:proofErr w:type="spellStart"/>
+      <w:r>
+        <w:rPr>
+          <w:rFonts w:ascii="Cambria Math" w:eastAsiaTheme="minorEastAsia" w:hAnsi="Cambria Math" w:cs="Cambria Math"/>
+        </w:rPr>
+        <w:t>z,y</w:t>
+      </w:r>
+      <w:proofErr w:type="spellEnd"/>
+      <w:r>
+        <w:rPr>
+          <w:rFonts w:ascii="Cambria Math" w:eastAsiaTheme="minorEastAsia" w:hAnsi="Cambria Math" w:cs="Cambria Math"/>
+        </w:rPr>
+        <w:t>) = 5 || P(</w:t>
+      </w:r>
+      <w:proofErr w:type="spellStart"/>
+      <w:r>
+        <w:rPr>
+          <w:rFonts w:ascii="Cambria Math" w:eastAsiaTheme="minorEastAsia" w:hAnsi="Cambria Math" w:cs="Cambria Math"/>
+        </w:rPr>
+        <w:t>z,y</w:t>
+      </w:r>
+      <w:proofErr w:type="spellEnd"/>
+      <w:r>
+        <w:rPr>
+          <w:rFonts w:ascii="Cambria Math" w:eastAsiaTheme="minorEastAsia" w:hAnsi="Cambria Math" w:cs="Cambria Math"/>
+        </w:rPr>
+        <w:t>) = 7)) &amp;&amp;</w:t>
+      </w:r>
+    </w:p>
+    <w:p>
+      <w:pPr>
+        <w:rPr>
+          <w:rFonts w:ascii="Cambria Math" w:eastAsiaTheme="minorEastAsia" w:hAnsi="Cambria Math" w:cs="Cambria Math"/>
+        </w:rPr>
+      </w:pPr>
+      <w:r>
+        <w:rPr>
+          <w:rFonts w:ascii="Cambria Math" w:eastAsiaTheme="minorEastAsia" w:hAnsi="Cambria Math" w:cs="Cambria Math"/>
+        </w:rPr>
+        <w:t>(P(</w:t>
+      </w:r>
+      <w:proofErr w:type="spellStart"/>
+      <w:r>
+        <w:rPr>
+          <w:rFonts w:ascii="Cambria Math" w:eastAsiaTheme="minorEastAsia" w:hAnsi="Cambria Math" w:cs="Cambria Math"/>
+        </w:rPr>
+        <w:t>z,x</w:t>
+      </w:r>
+      <w:proofErr w:type="spellEnd"/>
+      <w:r>
+        <w:rPr>
+          <w:rFonts w:ascii="Cambria Math" w:eastAsiaTheme="minorEastAsia" w:hAnsi="Cambria Math" w:cs="Cambria Math"/>
+        </w:rPr>
+        <w:t xml:space="preserve">) = 2 </w:t>
       </w:r>
       <w:r>
         <w:rPr>
@@ -6334,20 +9429,62 @@
         <w:rPr>
           <w:rFonts w:ascii="Cambria Math" w:eastAsiaTheme="minorEastAsia" w:hAnsi="Cambria Math" w:cs="Cambria Math"/>
         </w:rPr>
-        <w:t xml:space="preserve"> (P(z,y) = 6 || P(z,y) = 8)) &amp;&amp;</w:t>
-      </w:r>
-    </w:p>
-    <w:p>
-      <w:pPr>
-        <w:rPr>
-          <w:rFonts w:ascii="Cambria Math" w:eastAsiaTheme="minorEastAsia" w:hAnsi="Cambria Math" w:cs="Cambria Math"/>
-        </w:rPr>
-      </w:pPr>
-      <w:r>
-        <w:rPr>
-          <w:rFonts w:ascii="Cambria Math" w:eastAsiaTheme="minorEastAsia" w:hAnsi="Cambria Math" w:cs="Cambria Math"/>
-        </w:rPr>
-        <w:t xml:space="preserve">(P(z,x) = 5 </w:t>
+        <w:t xml:space="preserve"> (P(</w:t>
+      </w:r>
+      <w:proofErr w:type="spellStart"/>
+      <w:r>
+        <w:rPr>
+          <w:rFonts w:ascii="Cambria Math" w:eastAsiaTheme="minorEastAsia" w:hAnsi="Cambria Math" w:cs="Cambria Math"/>
+        </w:rPr>
+        <w:t>z,y</w:t>
+      </w:r>
+      <w:proofErr w:type="spellEnd"/>
+      <w:r>
+        <w:rPr>
+          <w:rFonts w:ascii="Cambria Math" w:eastAsiaTheme="minorEastAsia" w:hAnsi="Cambria Math" w:cs="Cambria Math"/>
+        </w:rPr>
+        <w:t>) = 6 || P(</w:t>
+      </w:r>
+      <w:proofErr w:type="spellStart"/>
+      <w:r>
+        <w:rPr>
+          <w:rFonts w:ascii="Cambria Math" w:eastAsiaTheme="minorEastAsia" w:hAnsi="Cambria Math" w:cs="Cambria Math"/>
+        </w:rPr>
+        <w:t>z,y</w:t>
+      </w:r>
+      <w:proofErr w:type="spellEnd"/>
+      <w:r>
+        <w:rPr>
+          <w:rFonts w:ascii="Cambria Math" w:eastAsiaTheme="minorEastAsia" w:hAnsi="Cambria Math" w:cs="Cambria Math"/>
+        </w:rPr>
+        <w:t>) = 8)) &amp;&amp;</w:t>
+      </w:r>
+    </w:p>
+    <w:p>
+      <w:pPr>
+        <w:rPr>
+          <w:rFonts w:ascii="Cambria Math" w:eastAsiaTheme="minorEastAsia" w:hAnsi="Cambria Math" w:cs="Cambria Math"/>
+        </w:rPr>
+      </w:pPr>
+      <w:r>
+        <w:rPr>
+          <w:rFonts w:ascii="Cambria Math" w:eastAsiaTheme="minorEastAsia" w:hAnsi="Cambria Math" w:cs="Cambria Math"/>
+        </w:rPr>
+        <w:t>(P(</w:t>
+      </w:r>
+      <w:proofErr w:type="spellStart"/>
+      <w:r>
+        <w:rPr>
+          <w:rFonts w:ascii="Cambria Math" w:eastAsiaTheme="minorEastAsia" w:hAnsi="Cambria Math" w:cs="Cambria Math"/>
+        </w:rPr>
+        <w:t>z,x</w:t>
+      </w:r>
+      <w:proofErr w:type="spellEnd"/>
+      <w:r>
+        <w:rPr>
+          <w:rFonts w:ascii="Cambria Math" w:eastAsiaTheme="minorEastAsia" w:hAnsi="Cambria Math" w:cs="Cambria Math"/>
+        </w:rPr>
+        <w:t xml:space="preserve">) = 5 </w:t>
       </w:r>
       <w:r>
         <w:rPr>
@@ -6359,20 +9496,48 @@
         <w:rPr>
           <w:rFonts w:ascii="Cambria Math" w:eastAsiaTheme="minorEastAsia" w:hAnsi="Cambria Math" w:cs="Cambria Math"/>
         </w:rPr>
-        <w:t xml:space="preserve"> P(z,y) = 9) &amp;&amp;</w:t>
-      </w:r>
-    </w:p>
-    <w:p>
-      <w:pPr>
-        <w:rPr>
-          <w:rFonts w:ascii="Cambria Math" w:eastAsiaTheme="minorEastAsia" w:hAnsi="Cambria Math" w:cs="Cambria Math"/>
-        </w:rPr>
-      </w:pPr>
-      <w:r>
-        <w:rPr>
-          <w:rFonts w:ascii="Cambria Math" w:eastAsiaTheme="minorEastAsia" w:hAnsi="Cambria Math" w:cs="Cambria Math"/>
-        </w:rPr>
-        <w:t xml:space="preserve">(P(z,x) = 6 </w:t>
+        <w:t xml:space="preserve"> P(</w:t>
+      </w:r>
+      <w:proofErr w:type="spellStart"/>
+      <w:r>
+        <w:rPr>
+          <w:rFonts w:ascii="Cambria Math" w:eastAsiaTheme="minorEastAsia" w:hAnsi="Cambria Math" w:cs="Cambria Math"/>
+        </w:rPr>
+        <w:t>z,y</w:t>
+      </w:r>
+      <w:proofErr w:type="spellEnd"/>
+      <w:r>
+        <w:rPr>
+          <w:rFonts w:ascii="Cambria Math" w:eastAsiaTheme="minorEastAsia" w:hAnsi="Cambria Math" w:cs="Cambria Math"/>
+        </w:rPr>
+        <w:t>) = 9) &amp;&amp;</w:t>
+      </w:r>
+    </w:p>
+    <w:p>
+      <w:pPr>
+        <w:rPr>
+          <w:rFonts w:ascii="Cambria Math" w:eastAsiaTheme="minorEastAsia" w:hAnsi="Cambria Math" w:cs="Cambria Math"/>
+        </w:rPr>
+      </w:pPr>
+      <w:r>
+        <w:rPr>
+          <w:rFonts w:ascii="Cambria Math" w:eastAsiaTheme="minorEastAsia" w:hAnsi="Cambria Math" w:cs="Cambria Math"/>
+        </w:rPr>
+        <w:t>(P(</w:t>
+      </w:r>
+      <w:proofErr w:type="spellStart"/>
+      <w:r>
+        <w:rPr>
+          <w:rFonts w:ascii="Cambria Math" w:eastAsiaTheme="minorEastAsia" w:hAnsi="Cambria Math" w:cs="Cambria Math"/>
+        </w:rPr>
+        <w:t>z,x</w:t>
+      </w:r>
+      <w:proofErr w:type="spellEnd"/>
+      <w:r>
+        <w:rPr>
+          <w:rFonts w:ascii="Cambria Math" w:eastAsiaTheme="minorEastAsia" w:hAnsi="Cambria Math" w:cs="Cambria Math"/>
+        </w:rPr>
+        <w:t xml:space="preserve">) = 6 </w:t>
       </w:r>
       <w:r>
         <w:rPr>
@@ -6384,20 +9549,48 @@
         <w:rPr>
           <w:rFonts w:ascii="Cambria Math" w:eastAsiaTheme="minorEastAsia" w:hAnsi="Cambria Math" w:cs="Cambria Math"/>
         </w:rPr>
-        <w:t xml:space="preserve"> P(z,y) = 10) &amp;&amp;</w:t>
-      </w:r>
-    </w:p>
-    <w:p>
-      <w:pPr>
-        <w:rPr>
-          <w:rFonts w:ascii="Cambria Math" w:eastAsiaTheme="minorEastAsia" w:hAnsi="Cambria Math" w:cs="Cambria Math"/>
-        </w:rPr>
-      </w:pPr>
-      <w:r>
-        <w:rPr>
-          <w:rFonts w:ascii="Cambria Math" w:eastAsiaTheme="minorEastAsia" w:hAnsi="Cambria Math" w:cs="Cambria Math"/>
-        </w:rPr>
-        <w:t xml:space="preserve">(P(z,x) = 7 </w:t>
+        <w:t xml:space="preserve"> P(</w:t>
+      </w:r>
+      <w:proofErr w:type="spellStart"/>
+      <w:r>
+        <w:rPr>
+          <w:rFonts w:ascii="Cambria Math" w:eastAsiaTheme="minorEastAsia" w:hAnsi="Cambria Math" w:cs="Cambria Math"/>
+        </w:rPr>
+        <w:t>z,y</w:t>
+      </w:r>
+      <w:proofErr w:type="spellEnd"/>
+      <w:r>
+        <w:rPr>
+          <w:rFonts w:ascii="Cambria Math" w:eastAsiaTheme="minorEastAsia" w:hAnsi="Cambria Math" w:cs="Cambria Math"/>
+        </w:rPr>
+        <w:t>) = 10) &amp;&amp;</w:t>
+      </w:r>
+    </w:p>
+    <w:p>
+      <w:pPr>
+        <w:rPr>
+          <w:rFonts w:ascii="Cambria Math" w:eastAsiaTheme="minorEastAsia" w:hAnsi="Cambria Math" w:cs="Cambria Math"/>
+        </w:rPr>
+      </w:pPr>
+      <w:r>
+        <w:rPr>
+          <w:rFonts w:ascii="Cambria Math" w:eastAsiaTheme="minorEastAsia" w:hAnsi="Cambria Math" w:cs="Cambria Math"/>
+        </w:rPr>
+        <w:t>(P(</w:t>
+      </w:r>
+      <w:proofErr w:type="spellStart"/>
+      <w:r>
+        <w:rPr>
+          <w:rFonts w:ascii="Cambria Math" w:eastAsiaTheme="minorEastAsia" w:hAnsi="Cambria Math" w:cs="Cambria Math"/>
+        </w:rPr>
+        <w:t>z,x</w:t>
+      </w:r>
+      <w:proofErr w:type="spellEnd"/>
+      <w:r>
+        <w:rPr>
+          <w:rFonts w:ascii="Cambria Math" w:eastAsiaTheme="minorEastAsia" w:hAnsi="Cambria Math" w:cs="Cambria Math"/>
+        </w:rPr>
+        <w:t xml:space="preserve">) = 7 </w:t>
       </w:r>
       <w:r>
         <w:rPr>
@@ -6409,20 +9602,48 @@
         <w:rPr>
           <w:rFonts w:ascii="Cambria Math" w:eastAsiaTheme="minorEastAsia" w:hAnsi="Cambria Math" w:cs="Cambria Math"/>
         </w:rPr>
-        <w:t xml:space="preserve"> P(z,y) = 11) &amp;&amp;</w:t>
-      </w:r>
-    </w:p>
-    <w:p>
-      <w:pPr>
-        <w:rPr>
-          <w:rFonts w:ascii="Cambria Math" w:eastAsiaTheme="minorEastAsia" w:hAnsi="Cambria Math" w:cs="Cambria Math"/>
-        </w:rPr>
-      </w:pPr>
-      <w:r>
-        <w:rPr>
-          <w:rFonts w:ascii="Cambria Math" w:eastAsiaTheme="minorEastAsia" w:hAnsi="Cambria Math" w:cs="Cambria Math"/>
-        </w:rPr>
-        <w:t xml:space="preserve">(P(z,x) = 8 </w:t>
+        <w:t xml:space="preserve"> P(</w:t>
+      </w:r>
+      <w:proofErr w:type="spellStart"/>
+      <w:r>
+        <w:rPr>
+          <w:rFonts w:ascii="Cambria Math" w:eastAsiaTheme="minorEastAsia" w:hAnsi="Cambria Math" w:cs="Cambria Math"/>
+        </w:rPr>
+        <w:t>z,y</w:t>
+      </w:r>
+      <w:proofErr w:type="spellEnd"/>
+      <w:r>
+        <w:rPr>
+          <w:rFonts w:ascii="Cambria Math" w:eastAsiaTheme="minorEastAsia" w:hAnsi="Cambria Math" w:cs="Cambria Math"/>
+        </w:rPr>
+        <w:t>) = 11) &amp;&amp;</w:t>
+      </w:r>
+    </w:p>
+    <w:p>
+      <w:pPr>
+        <w:rPr>
+          <w:rFonts w:ascii="Cambria Math" w:eastAsiaTheme="minorEastAsia" w:hAnsi="Cambria Math" w:cs="Cambria Math"/>
+        </w:rPr>
+      </w:pPr>
+      <w:r>
+        <w:rPr>
+          <w:rFonts w:ascii="Cambria Math" w:eastAsiaTheme="minorEastAsia" w:hAnsi="Cambria Math" w:cs="Cambria Math"/>
+        </w:rPr>
+        <w:t>(P(</w:t>
+      </w:r>
+      <w:proofErr w:type="spellStart"/>
+      <w:r>
+        <w:rPr>
+          <w:rFonts w:ascii="Cambria Math" w:eastAsiaTheme="minorEastAsia" w:hAnsi="Cambria Math" w:cs="Cambria Math"/>
+        </w:rPr>
+        <w:t>z,x</w:t>
+      </w:r>
+      <w:proofErr w:type="spellEnd"/>
+      <w:r>
+        <w:rPr>
+          <w:rFonts w:ascii="Cambria Math" w:eastAsiaTheme="minorEastAsia" w:hAnsi="Cambria Math" w:cs="Cambria Math"/>
+        </w:rPr>
+        <w:t xml:space="preserve">) = 8 </w:t>
       </w:r>
       <w:r>
         <w:rPr>
@@ -6434,20 +9655,48 @@
         <w:rPr>
           <w:rFonts w:ascii="Cambria Math" w:eastAsiaTheme="minorEastAsia" w:hAnsi="Cambria Math" w:cs="Cambria Math"/>
         </w:rPr>
-        <w:t xml:space="preserve"> P(z,y) = 12) &amp;&amp;</w:t>
-      </w:r>
-    </w:p>
-    <w:p>
-      <w:pPr>
-        <w:rPr>
-          <w:rFonts w:ascii="Cambria Math" w:eastAsiaTheme="minorEastAsia" w:hAnsi="Cambria Math" w:cs="Cambria Math"/>
-        </w:rPr>
-      </w:pPr>
-      <w:r>
-        <w:rPr>
-          <w:rFonts w:ascii="Cambria Math" w:eastAsiaTheme="minorEastAsia" w:hAnsi="Cambria Math" w:cs="Cambria Math"/>
-        </w:rPr>
-        <w:t xml:space="preserve">(P(z,x) = 9 </w:t>
+        <w:t xml:space="preserve"> P(</w:t>
+      </w:r>
+      <w:proofErr w:type="spellStart"/>
+      <w:r>
+        <w:rPr>
+          <w:rFonts w:ascii="Cambria Math" w:eastAsiaTheme="minorEastAsia" w:hAnsi="Cambria Math" w:cs="Cambria Math"/>
+        </w:rPr>
+        <w:t>z,y</w:t>
+      </w:r>
+      <w:proofErr w:type="spellEnd"/>
+      <w:r>
+        <w:rPr>
+          <w:rFonts w:ascii="Cambria Math" w:eastAsiaTheme="minorEastAsia" w:hAnsi="Cambria Math" w:cs="Cambria Math"/>
+        </w:rPr>
+        <w:t>) = 12) &amp;&amp;</w:t>
+      </w:r>
+    </w:p>
+    <w:p>
+      <w:pPr>
+        <w:rPr>
+          <w:rFonts w:ascii="Cambria Math" w:eastAsiaTheme="minorEastAsia" w:hAnsi="Cambria Math" w:cs="Cambria Math"/>
+        </w:rPr>
+      </w:pPr>
+      <w:r>
+        <w:rPr>
+          <w:rFonts w:ascii="Cambria Math" w:eastAsiaTheme="minorEastAsia" w:hAnsi="Cambria Math" w:cs="Cambria Math"/>
+        </w:rPr>
+        <w:t>(P(</w:t>
+      </w:r>
+      <w:proofErr w:type="spellStart"/>
+      <w:r>
+        <w:rPr>
+          <w:rFonts w:ascii="Cambria Math" w:eastAsiaTheme="minorEastAsia" w:hAnsi="Cambria Math" w:cs="Cambria Math"/>
+        </w:rPr>
+        <w:t>z,x</w:t>
+      </w:r>
+      <w:proofErr w:type="spellEnd"/>
+      <w:r>
+        <w:rPr>
+          <w:rFonts w:ascii="Cambria Math" w:eastAsiaTheme="minorEastAsia" w:hAnsi="Cambria Math" w:cs="Cambria Math"/>
+        </w:rPr>
+        <w:t xml:space="preserve">) = 9 </w:t>
       </w:r>
       <w:r>
         <w:rPr>
@@ -6459,20 +9708,62 @@
         <w:rPr>
           <w:rFonts w:ascii="Cambria Math" w:eastAsiaTheme="minorEastAsia" w:hAnsi="Cambria Math" w:cs="Cambria Math"/>
         </w:rPr>
-        <w:t xml:space="preserve"> (P(z,y) = 5 || P(z,y) = 7)) &amp;&amp;</w:t>
-      </w:r>
-    </w:p>
-    <w:p>
-      <w:pPr>
-        <w:rPr>
-          <w:rFonts w:ascii="Cambria Math" w:eastAsiaTheme="minorEastAsia" w:hAnsi="Cambria Math" w:cs="Cambria Math"/>
-        </w:rPr>
-      </w:pPr>
-      <w:r>
-        <w:rPr>
-          <w:rFonts w:ascii="Cambria Math" w:eastAsiaTheme="minorEastAsia" w:hAnsi="Cambria Math" w:cs="Cambria Math"/>
-        </w:rPr>
-        <w:t xml:space="preserve">(P(z,x) = 10 </w:t>
+        <w:t xml:space="preserve"> (P(</w:t>
+      </w:r>
+      <w:proofErr w:type="spellStart"/>
+      <w:r>
+        <w:rPr>
+          <w:rFonts w:ascii="Cambria Math" w:eastAsiaTheme="minorEastAsia" w:hAnsi="Cambria Math" w:cs="Cambria Math"/>
+        </w:rPr>
+        <w:t>z,y</w:t>
+      </w:r>
+      <w:proofErr w:type="spellEnd"/>
+      <w:r>
+        <w:rPr>
+          <w:rFonts w:ascii="Cambria Math" w:eastAsiaTheme="minorEastAsia" w:hAnsi="Cambria Math" w:cs="Cambria Math"/>
+        </w:rPr>
+        <w:t>) = 5 || P(</w:t>
+      </w:r>
+      <w:proofErr w:type="spellStart"/>
+      <w:r>
+        <w:rPr>
+          <w:rFonts w:ascii="Cambria Math" w:eastAsiaTheme="minorEastAsia" w:hAnsi="Cambria Math" w:cs="Cambria Math"/>
+        </w:rPr>
+        <w:t>z,y</w:t>
+      </w:r>
+      <w:proofErr w:type="spellEnd"/>
+      <w:r>
+        <w:rPr>
+          <w:rFonts w:ascii="Cambria Math" w:eastAsiaTheme="minorEastAsia" w:hAnsi="Cambria Math" w:cs="Cambria Math"/>
+        </w:rPr>
+        <w:t>) = 7)) &amp;&amp;</w:t>
+      </w:r>
+    </w:p>
+    <w:p>
+      <w:pPr>
+        <w:rPr>
+          <w:rFonts w:ascii="Cambria Math" w:eastAsiaTheme="minorEastAsia" w:hAnsi="Cambria Math" w:cs="Cambria Math"/>
+        </w:rPr>
+      </w:pPr>
+      <w:r>
+        <w:rPr>
+          <w:rFonts w:ascii="Cambria Math" w:eastAsiaTheme="minorEastAsia" w:hAnsi="Cambria Math" w:cs="Cambria Math"/>
+        </w:rPr>
+        <w:t>(P(</w:t>
+      </w:r>
+      <w:proofErr w:type="spellStart"/>
+      <w:r>
+        <w:rPr>
+          <w:rFonts w:ascii="Cambria Math" w:eastAsiaTheme="minorEastAsia" w:hAnsi="Cambria Math" w:cs="Cambria Math"/>
+        </w:rPr>
+        <w:t>z,x</w:t>
+      </w:r>
+      <w:proofErr w:type="spellEnd"/>
+      <w:r>
+        <w:rPr>
+          <w:rFonts w:ascii="Cambria Math" w:eastAsiaTheme="minorEastAsia" w:hAnsi="Cambria Math" w:cs="Cambria Math"/>
+        </w:rPr>
+        <w:t xml:space="preserve">) = 10 </w:t>
       </w:r>
       <w:r>
         <w:rPr>
@@ -6484,20 +9775,62 @@
         <w:rPr>
           <w:rFonts w:ascii="Cambria Math" w:eastAsiaTheme="minorEastAsia" w:hAnsi="Cambria Math" w:cs="Cambria Math"/>
         </w:rPr>
-        <w:t xml:space="preserve"> (P(z,y) = 5 || P(z,y) = 7)) &amp;&amp;</w:t>
-      </w:r>
-    </w:p>
-    <w:p>
-      <w:pPr>
-        <w:rPr>
-          <w:rFonts w:ascii="Cambria Math" w:eastAsiaTheme="minorEastAsia" w:hAnsi="Cambria Math" w:cs="Cambria Math"/>
-        </w:rPr>
-      </w:pPr>
-      <w:r>
-        <w:rPr>
-          <w:rFonts w:ascii="Cambria Math" w:eastAsiaTheme="minorEastAsia" w:hAnsi="Cambria Math" w:cs="Cambria Math"/>
-        </w:rPr>
-        <w:t xml:space="preserve">(P(z,x) = 11 </w:t>
+        <w:t xml:space="preserve"> (P(</w:t>
+      </w:r>
+      <w:proofErr w:type="spellStart"/>
+      <w:r>
+        <w:rPr>
+          <w:rFonts w:ascii="Cambria Math" w:eastAsiaTheme="minorEastAsia" w:hAnsi="Cambria Math" w:cs="Cambria Math"/>
+        </w:rPr>
+        <w:t>z,y</w:t>
+      </w:r>
+      <w:proofErr w:type="spellEnd"/>
+      <w:r>
+        <w:rPr>
+          <w:rFonts w:ascii="Cambria Math" w:eastAsiaTheme="minorEastAsia" w:hAnsi="Cambria Math" w:cs="Cambria Math"/>
+        </w:rPr>
+        <w:t>) = 5 || P(</w:t>
+      </w:r>
+      <w:proofErr w:type="spellStart"/>
+      <w:r>
+        <w:rPr>
+          <w:rFonts w:ascii="Cambria Math" w:eastAsiaTheme="minorEastAsia" w:hAnsi="Cambria Math" w:cs="Cambria Math"/>
+        </w:rPr>
+        <w:t>z,y</w:t>
+      </w:r>
+      <w:proofErr w:type="spellEnd"/>
+      <w:r>
+        <w:rPr>
+          <w:rFonts w:ascii="Cambria Math" w:eastAsiaTheme="minorEastAsia" w:hAnsi="Cambria Math" w:cs="Cambria Math"/>
+        </w:rPr>
+        <w:t>) = 7)) &amp;&amp;</w:t>
+      </w:r>
+    </w:p>
+    <w:p>
+      <w:pPr>
+        <w:rPr>
+          <w:rFonts w:ascii="Cambria Math" w:eastAsiaTheme="minorEastAsia" w:hAnsi="Cambria Math" w:cs="Cambria Math"/>
+        </w:rPr>
+      </w:pPr>
+      <w:r>
+        <w:rPr>
+          <w:rFonts w:ascii="Cambria Math" w:eastAsiaTheme="minorEastAsia" w:hAnsi="Cambria Math" w:cs="Cambria Math"/>
+        </w:rPr>
+        <w:t>(P(</w:t>
+      </w:r>
+      <w:proofErr w:type="spellStart"/>
+      <w:r>
+        <w:rPr>
+          <w:rFonts w:ascii="Cambria Math" w:eastAsiaTheme="minorEastAsia" w:hAnsi="Cambria Math" w:cs="Cambria Math"/>
+        </w:rPr>
+        <w:t>z,x</w:t>
+      </w:r>
+      <w:proofErr w:type="spellEnd"/>
+      <w:r>
+        <w:rPr>
+          <w:rFonts w:ascii="Cambria Math" w:eastAsiaTheme="minorEastAsia" w:hAnsi="Cambria Math" w:cs="Cambria Math"/>
+        </w:rPr>
+        <w:t xml:space="preserve">) = 11 </w:t>
       </w:r>
       <w:r>
         <w:rPr>
@@ -6509,20 +9842,62 @@
         <w:rPr>
           <w:rFonts w:ascii="Cambria Math" w:eastAsiaTheme="minorEastAsia" w:hAnsi="Cambria Math" w:cs="Cambria Math"/>
         </w:rPr>
-        <w:t xml:space="preserve"> (P(z,y) = 5 || P(z,y) = 7)) &amp;&amp;</w:t>
-      </w:r>
-    </w:p>
-    <w:p>
-      <w:pPr>
-        <w:rPr>
-          <w:rFonts w:ascii="Cambria Math" w:eastAsiaTheme="minorEastAsia" w:hAnsi="Cambria Math" w:cs="Cambria Math"/>
-        </w:rPr>
-      </w:pPr>
-      <w:r>
-        <w:rPr>
-          <w:rFonts w:ascii="Cambria Math" w:eastAsiaTheme="minorEastAsia" w:hAnsi="Cambria Math" w:cs="Cambria Math"/>
-        </w:rPr>
-        <w:t xml:space="preserve">(P(z,x) = 12 </w:t>
+        <w:t xml:space="preserve"> (P(</w:t>
+      </w:r>
+      <w:proofErr w:type="spellStart"/>
+      <w:r>
+        <w:rPr>
+          <w:rFonts w:ascii="Cambria Math" w:eastAsiaTheme="minorEastAsia" w:hAnsi="Cambria Math" w:cs="Cambria Math"/>
+        </w:rPr>
+        <w:t>z,y</w:t>
+      </w:r>
+      <w:proofErr w:type="spellEnd"/>
+      <w:r>
+        <w:rPr>
+          <w:rFonts w:ascii="Cambria Math" w:eastAsiaTheme="minorEastAsia" w:hAnsi="Cambria Math" w:cs="Cambria Math"/>
+        </w:rPr>
+        <w:t>) = 5 || P(</w:t>
+      </w:r>
+      <w:proofErr w:type="spellStart"/>
+      <w:r>
+        <w:rPr>
+          <w:rFonts w:ascii="Cambria Math" w:eastAsiaTheme="minorEastAsia" w:hAnsi="Cambria Math" w:cs="Cambria Math"/>
+        </w:rPr>
+        <w:t>z,y</w:t>
+      </w:r>
+      <w:proofErr w:type="spellEnd"/>
+      <w:r>
+        <w:rPr>
+          <w:rFonts w:ascii="Cambria Math" w:eastAsiaTheme="minorEastAsia" w:hAnsi="Cambria Math" w:cs="Cambria Math"/>
+        </w:rPr>
+        <w:t>) = 7)) &amp;&amp;</w:t>
+      </w:r>
+    </w:p>
+    <w:p>
+      <w:pPr>
+        <w:rPr>
+          <w:rFonts w:ascii="Cambria Math" w:eastAsiaTheme="minorEastAsia" w:hAnsi="Cambria Math" w:cs="Cambria Math"/>
+        </w:rPr>
+      </w:pPr>
+      <w:r>
+        <w:rPr>
+          <w:rFonts w:ascii="Cambria Math" w:eastAsiaTheme="minorEastAsia" w:hAnsi="Cambria Math" w:cs="Cambria Math"/>
+        </w:rPr>
+        <w:t>(P(</w:t>
+      </w:r>
+      <w:proofErr w:type="spellStart"/>
+      <w:r>
+        <w:rPr>
+          <w:rFonts w:ascii="Cambria Math" w:eastAsiaTheme="minorEastAsia" w:hAnsi="Cambria Math" w:cs="Cambria Math"/>
+        </w:rPr>
+        <w:t>z,x</w:t>
+      </w:r>
+      <w:proofErr w:type="spellEnd"/>
+      <w:r>
+        <w:rPr>
+          <w:rFonts w:ascii="Cambria Math" w:eastAsiaTheme="minorEastAsia" w:hAnsi="Cambria Math" w:cs="Cambria Math"/>
+        </w:rPr>
+        <w:t xml:space="preserve">) = 12 </w:t>
       </w:r>
       <w:r>
         <w:rPr>
@@ -6534,20 +9909,62 @@
         <w:rPr>
           <w:rFonts w:ascii="Cambria Math" w:eastAsiaTheme="minorEastAsia" w:hAnsi="Cambria Math" w:cs="Cambria Math"/>
         </w:rPr>
-        <w:t xml:space="preserve"> (P(z,y) = 6 || P(z,y) = 8)) &amp;&amp;</w:t>
-      </w:r>
-    </w:p>
-    <w:p>
-      <w:pPr>
-        <w:rPr>
-          <w:rFonts w:ascii="Cambria Math" w:eastAsiaTheme="minorEastAsia" w:hAnsi="Cambria Math" w:cs="Cambria Math"/>
-        </w:rPr>
-      </w:pPr>
-      <w:r>
-        <w:rPr>
-          <w:rFonts w:ascii="Cambria Math" w:eastAsiaTheme="minorEastAsia" w:hAnsi="Cambria Math" w:cs="Cambria Math"/>
-        </w:rPr>
-        <w:t xml:space="preserve">(P(x,z) = 0 </w:t>
+        <w:t xml:space="preserve"> (P(</w:t>
+      </w:r>
+      <w:proofErr w:type="spellStart"/>
+      <w:r>
+        <w:rPr>
+          <w:rFonts w:ascii="Cambria Math" w:eastAsiaTheme="minorEastAsia" w:hAnsi="Cambria Math" w:cs="Cambria Math"/>
+        </w:rPr>
+        <w:t>z,y</w:t>
+      </w:r>
+      <w:proofErr w:type="spellEnd"/>
+      <w:r>
+        <w:rPr>
+          <w:rFonts w:ascii="Cambria Math" w:eastAsiaTheme="minorEastAsia" w:hAnsi="Cambria Math" w:cs="Cambria Math"/>
+        </w:rPr>
+        <w:t>) = 6 || P(</w:t>
+      </w:r>
+      <w:proofErr w:type="spellStart"/>
+      <w:r>
+        <w:rPr>
+          <w:rFonts w:ascii="Cambria Math" w:eastAsiaTheme="minorEastAsia" w:hAnsi="Cambria Math" w:cs="Cambria Math"/>
+        </w:rPr>
+        <w:t>z,y</w:t>
+      </w:r>
+      <w:proofErr w:type="spellEnd"/>
+      <w:r>
+        <w:rPr>
+          <w:rFonts w:ascii="Cambria Math" w:eastAsiaTheme="minorEastAsia" w:hAnsi="Cambria Math" w:cs="Cambria Math"/>
+        </w:rPr>
+        <w:t>) = 8)) &amp;&amp;</w:t>
+      </w:r>
+    </w:p>
+    <w:p>
+      <w:pPr>
+        <w:rPr>
+          <w:rFonts w:ascii="Cambria Math" w:eastAsiaTheme="minorEastAsia" w:hAnsi="Cambria Math" w:cs="Cambria Math"/>
+        </w:rPr>
+      </w:pPr>
+      <w:r>
+        <w:rPr>
+          <w:rFonts w:ascii="Cambria Math" w:eastAsiaTheme="minorEastAsia" w:hAnsi="Cambria Math" w:cs="Cambria Math"/>
+        </w:rPr>
+        <w:t>(P(</w:t>
+      </w:r>
+      <w:proofErr w:type="spellStart"/>
+      <w:r>
+        <w:rPr>
+          <w:rFonts w:ascii="Cambria Math" w:eastAsiaTheme="minorEastAsia" w:hAnsi="Cambria Math" w:cs="Cambria Math"/>
+        </w:rPr>
+        <w:t>x,z</w:t>
+      </w:r>
+      <w:proofErr w:type="spellEnd"/>
+      <w:r>
+        <w:rPr>
+          <w:rFonts w:ascii="Cambria Math" w:eastAsiaTheme="minorEastAsia" w:hAnsi="Cambria Math" w:cs="Cambria Math"/>
+        </w:rPr>
+        <w:t xml:space="preserve">) = 0 </w:t>
       </w:r>
       <w:r>
         <w:rPr>
@@ -6559,20 +9976,48 @@
         <w:rPr>
           <w:rFonts w:ascii="Cambria Math" w:eastAsiaTheme="minorEastAsia" w:hAnsi="Cambria Math" w:cs="Cambria Math"/>
         </w:rPr>
-        <w:t xml:space="preserve"> P(y,z) = 0) &amp;&amp;</w:t>
-      </w:r>
-    </w:p>
-    <w:p>
-      <w:pPr>
-        <w:rPr>
-          <w:rFonts w:ascii="Cambria Math" w:eastAsiaTheme="minorEastAsia" w:hAnsi="Cambria Math" w:cs="Cambria Math"/>
-        </w:rPr>
-      </w:pPr>
-      <w:r>
-        <w:rPr>
-          <w:rFonts w:ascii="Cambria Math" w:eastAsiaTheme="minorEastAsia" w:hAnsi="Cambria Math" w:cs="Cambria Math"/>
-        </w:rPr>
-        <w:t xml:space="preserve">(P(x,z) = 1 </w:t>
+        <w:t xml:space="preserve"> P(</w:t>
+      </w:r>
+      <w:proofErr w:type="spellStart"/>
+      <w:r>
+        <w:rPr>
+          <w:rFonts w:ascii="Cambria Math" w:eastAsiaTheme="minorEastAsia" w:hAnsi="Cambria Math" w:cs="Cambria Math"/>
+        </w:rPr>
+        <w:t>y,z</w:t>
+      </w:r>
+      <w:proofErr w:type="spellEnd"/>
+      <w:r>
+        <w:rPr>
+          <w:rFonts w:ascii="Cambria Math" w:eastAsiaTheme="minorEastAsia" w:hAnsi="Cambria Math" w:cs="Cambria Math"/>
+        </w:rPr>
+        <w:t>) = 0) &amp;&amp;</w:t>
+      </w:r>
+    </w:p>
+    <w:p>
+      <w:pPr>
+        <w:rPr>
+          <w:rFonts w:ascii="Cambria Math" w:eastAsiaTheme="minorEastAsia" w:hAnsi="Cambria Math" w:cs="Cambria Math"/>
+        </w:rPr>
+      </w:pPr>
+      <w:r>
+        <w:rPr>
+          <w:rFonts w:ascii="Cambria Math" w:eastAsiaTheme="minorEastAsia" w:hAnsi="Cambria Math" w:cs="Cambria Math"/>
+        </w:rPr>
+        <w:t>(P(</w:t>
+      </w:r>
+      <w:proofErr w:type="spellStart"/>
+      <w:r>
+        <w:rPr>
+          <w:rFonts w:ascii="Cambria Math" w:eastAsiaTheme="minorEastAsia" w:hAnsi="Cambria Math" w:cs="Cambria Math"/>
+        </w:rPr>
+        <w:t>x,z</w:t>
+      </w:r>
+      <w:proofErr w:type="spellEnd"/>
+      <w:r>
+        <w:rPr>
+          <w:rFonts w:ascii="Cambria Math" w:eastAsiaTheme="minorEastAsia" w:hAnsi="Cambria Math" w:cs="Cambria Math"/>
+        </w:rPr>
+        <w:t xml:space="preserve">) = 1 </w:t>
       </w:r>
       <w:r>
         <w:rPr>
@@ -6584,20 +10029,48 @@
         <w:rPr>
           <w:rFonts w:ascii="Cambria Math" w:eastAsiaTheme="minorEastAsia" w:hAnsi="Cambria Math" w:cs="Cambria Math"/>
         </w:rPr>
-        <w:t xml:space="preserve"> P(y,z) = 0) &amp;&amp;</w:t>
-      </w:r>
-    </w:p>
-    <w:p>
-      <w:pPr>
-        <w:rPr>
-          <w:rFonts w:ascii="Cambria Math" w:eastAsiaTheme="minorEastAsia" w:hAnsi="Cambria Math" w:cs="Cambria Math"/>
-        </w:rPr>
-      </w:pPr>
-      <w:r>
-        <w:rPr>
-          <w:rFonts w:ascii="Cambria Math" w:eastAsiaTheme="minorEastAsia" w:hAnsi="Cambria Math" w:cs="Cambria Math"/>
-        </w:rPr>
-        <w:t xml:space="preserve">(P(x,z) = 2 </w:t>
+        <w:t xml:space="preserve"> P(</w:t>
+      </w:r>
+      <w:proofErr w:type="spellStart"/>
+      <w:r>
+        <w:rPr>
+          <w:rFonts w:ascii="Cambria Math" w:eastAsiaTheme="minorEastAsia" w:hAnsi="Cambria Math" w:cs="Cambria Math"/>
+        </w:rPr>
+        <w:t>y,z</w:t>
+      </w:r>
+      <w:proofErr w:type="spellEnd"/>
+      <w:r>
+        <w:rPr>
+          <w:rFonts w:ascii="Cambria Math" w:eastAsiaTheme="minorEastAsia" w:hAnsi="Cambria Math" w:cs="Cambria Math"/>
+        </w:rPr>
+        <w:t>) = 0) &amp;&amp;</w:t>
+      </w:r>
+    </w:p>
+    <w:p>
+      <w:pPr>
+        <w:rPr>
+          <w:rFonts w:ascii="Cambria Math" w:eastAsiaTheme="minorEastAsia" w:hAnsi="Cambria Math" w:cs="Cambria Math"/>
+        </w:rPr>
+      </w:pPr>
+      <w:r>
+        <w:rPr>
+          <w:rFonts w:ascii="Cambria Math" w:eastAsiaTheme="minorEastAsia" w:hAnsi="Cambria Math" w:cs="Cambria Math"/>
+        </w:rPr>
+        <w:t>(P(</w:t>
+      </w:r>
+      <w:proofErr w:type="spellStart"/>
+      <w:r>
+        <w:rPr>
+          <w:rFonts w:ascii="Cambria Math" w:eastAsiaTheme="minorEastAsia" w:hAnsi="Cambria Math" w:cs="Cambria Math"/>
+        </w:rPr>
+        <w:t>x,z</w:t>
+      </w:r>
+      <w:proofErr w:type="spellEnd"/>
+      <w:r>
+        <w:rPr>
+          <w:rFonts w:ascii="Cambria Math" w:eastAsiaTheme="minorEastAsia" w:hAnsi="Cambria Math" w:cs="Cambria Math"/>
+        </w:rPr>
+        <w:t xml:space="preserve">) = 2 </w:t>
       </w:r>
       <w:r>
         <w:rPr>
@@ -6609,20 +10082,48 @@
         <w:rPr>
           <w:rFonts w:ascii="Cambria Math" w:eastAsiaTheme="minorEastAsia" w:hAnsi="Cambria Math" w:cs="Cambria Math"/>
         </w:rPr>
-        <w:t xml:space="preserve"> P(y,z) = 0) &amp;&amp;</w:t>
-      </w:r>
-    </w:p>
-    <w:p>
-      <w:pPr>
-        <w:rPr>
-          <w:rFonts w:ascii="Cambria Math" w:eastAsiaTheme="minorEastAsia" w:hAnsi="Cambria Math" w:cs="Cambria Math"/>
-        </w:rPr>
-      </w:pPr>
-      <w:r>
-        <w:rPr>
-          <w:rFonts w:ascii="Cambria Math" w:eastAsiaTheme="minorEastAsia" w:hAnsi="Cambria Math" w:cs="Cambria Math"/>
-        </w:rPr>
-        <w:t xml:space="preserve">(P(x,z) = 5 </w:t>
+        <w:t xml:space="preserve"> P(</w:t>
+      </w:r>
+      <w:proofErr w:type="spellStart"/>
+      <w:r>
+        <w:rPr>
+          <w:rFonts w:ascii="Cambria Math" w:eastAsiaTheme="minorEastAsia" w:hAnsi="Cambria Math" w:cs="Cambria Math"/>
+        </w:rPr>
+        <w:t>y,z</w:t>
+      </w:r>
+      <w:proofErr w:type="spellEnd"/>
+      <w:r>
+        <w:rPr>
+          <w:rFonts w:ascii="Cambria Math" w:eastAsiaTheme="minorEastAsia" w:hAnsi="Cambria Math" w:cs="Cambria Math"/>
+        </w:rPr>
+        <w:t>) = 0) &amp;&amp;</w:t>
+      </w:r>
+    </w:p>
+    <w:p>
+      <w:pPr>
+        <w:rPr>
+          <w:rFonts w:ascii="Cambria Math" w:eastAsiaTheme="minorEastAsia" w:hAnsi="Cambria Math" w:cs="Cambria Math"/>
+        </w:rPr>
+      </w:pPr>
+      <w:r>
+        <w:rPr>
+          <w:rFonts w:ascii="Cambria Math" w:eastAsiaTheme="minorEastAsia" w:hAnsi="Cambria Math" w:cs="Cambria Math"/>
+        </w:rPr>
+        <w:t>(P(</w:t>
+      </w:r>
+      <w:proofErr w:type="spellStart"/>
+      <w:r>
+        <w:rPr>
+          <w:rFonts w:ascii="Cambria Math" w:eastAsiaTheme="minorEastAsia" w:hAnsi="Cambria Math" w:cs="Cambria Math"/>
+        </w:rPr>
+        <w:t>x,z</w:t>
+      </w:r>
+      <w:proofErr w:type="spellEnd"/>
+      <w:r>
+        <w:rPr>
+          <w:rFonts w:ascii="Cambria Math" w:eastAsiaTheme="minorEastAsia" w:hAnsi="Cambria Math" w:cs="Cambria Math"/>
+        </w:rPr>
+        <w:t xml:space="preserve">) = 5 </w:t>
       </w:r>
       <w:r>
         <w:rPr>
@@ -6640,13 +10141,674 @@
         <w:rPr>
           <w:rFonts w:ascii="Cambria Math" w:eastAsiaTheme="minorEastAsia" w:hAnsi="Cambria Math" w:cs="Cambria Math"/>
         </w:rPr>
-        <w:t xml:space="preserve">P(z,y) = 1 || </w:t>
-      </w:r>
-      <w:r>
-        <w:rPr>
-          <w:rFonts w:ascii="Cambria Math" w:eastAsiaTheme="minorEastAsia" w:hAnsi="Cambria Math" w:cs="Cambria Math"/>
-        </w:rPr>
-        <w:t>P(z,y) = 9 || P(z,y) = 10 || P(z,y) = 11 || P(z,y) = 12)) &amp;&amp;</w:t>
+        <w:t>P(</w:t>
+      </w:r>
+      <w:proofErr w:type="spellStart"/>
+      <w:r>
+        <w:rPr>
+          <w:rFonts w:ascii="Cambria Math" w:eastAsiaTheme="minorEastAsia" w:hAnsi="Cambria Math" w:cs="Cambria Math"/>
+        </w:rPr>
+        <w:t>z,y</w:t>
+      </w:r>
+      <w:proofErr w:type="spellEnd"/>
+      <w:r>
+        <w:rPr>
+          <w:rFonts w:ascii="Cambria Math" w:eastAsiaTheme="minorEastAsia" w:hAnsi="Cambria Math" w:cs="Cambria Math"/>
+        </w:rPr>
+        <w:t xml:space="preserve">) = </w:t>
+      </w:r>
+      <w:r>
+        <w:rPr>
+          <w:rFonts w:ascii="Cambria Math" w:eastAsiaTheme="minorEastAsia" w:hAnsi="Cambria Math" w:cs="Cambria Math"/>
+        </w:rPr>
+        <w:t>2</w:t>
+      </w:r>
+      <w:r>
+        <w:rPr>
+          <w:rFonts w:ascii="Cambria Math" w:eastAsiaTheme="minorEastAsia" w:hAnsi="Cambria Math" w:cs="Cambria Math"/>
+        </w:rPr>
+        <w:t xml:space="preserve"> || </w:t>
+      </w:r>
+      <w:r>
+        <w:rPr>
+          <w:rFonts w:ascii="Cambria Math" w:eastAsiaTheme="minorEastAsia" w:hAnsi="Cambria Math" w:cs="Cambria Math"/>
+        </w:rPr>
+        <w:t>P(</w:t>
+      </w:r>
+      <w:proofErr w:type="spellStart"/>
+      <w:r>
+        <w:rPr>
+          <w:rFonts w:ascii="Cambria Math" w:eastAsiaTheme="minorEastAsia" w:hAnsi="Cambria Math" w:cs="Cambria Math"/>
+        </w:rPr>
+        <w:t>z,y</w:t>
+      </w:r>
+      <w:proofErr w:type="spellEnd"/>
+      <w:r>
+        <w:rPr>
+          <w:rFonts w:ascii="Cambria Math" w:eastAsiaTheme="minorEastAsia" w:hAnsi="Cambria Math" w:cs="Cambria Math"/>
+        </w:rPr>
+        <w:t>) = 9 || P(</w:t>
+      </w:r>
+      <w:proofErr w:type="spellStart"/>
+      <w:r>
+        <w:rPr>
+          <w:rFonts w:ascii="Cambria Math" w:eastAsiaTheme="minorEastAsia" w:hAnsi="Cambria Math" w:cs="Cambria Math"/>
+        </w:rPr>
+        <w:t>z,y</w:t>
+      </w:r>
+      <w:proofErr w:type="spellEnd"/>
+      <w:r>
+        <w:rPr>
+          <w:rFonts w:ascii="Cambria Math" w:eastAsiaTheme="minorEastAsia" w:hAnsi="Cambria Math" w:cs="Cambria Math"/>
+        </w:rPr>
+        <w:t>) = 10 || P(</w:t>
+      </w:r>
+      <w:proofErr w:type="spellStart"/>
+      <w:r>
+        <w:rPr>
+          <w:rFonts w:ascii="Cambria Math" w:eastAsiaTheme="minorEastAsia" w:hAnsi="Cambria Math" w:cs="Cambria Math"/>
+        </w:rPr>
+        <w:t>z,y</w:t>
+      </w:r>
+      <w:proofErr w:type="spellEnd"/>
+      <w:r>
+        <w:rPr>
+          <w:rFonts w:ascii="Cambria Math" w:eastAsiaTheme="minorEastAsia" w:hAnsi="Cambria Math" w:cs="Cambria Math"/>
+        </w:rPr>
+        <w:t>) = 11 || P(</w:t>
+      </w:r>
+      <w:proofErr w:type="spellStart"/>
+      <w:r>
+        <w:rPr>
+          <w:rFonts w:ascii="Cambria Math" w:eastAsiaTheme="minorEastAsia" w:hAnsi="Cambria Math" w:cs="Cambria Math"/>
+        </w:rPr>
+        <w:t>z,y</w:t>
+      </w:r>
+      <w:proofErr w:type="spellEnd"/>
+      <w:r>
+        <w:rPr>
+          <w:rFonts w:ascii="Cambria Math" w:eastAsiaTheme="minorEastAsia" w:hAnsi="Cambria Math" w:cs="Cambria Math"/>
+        </w:rPr>
+        <w:t>) = 12)) &amp;&amp;</w:t>
+      </w:r>
+    </w:p>
+    <w:p>
+      <w:pPr>
+        <w:rPr>
+          <w:rFonts w:ascii="Cambria Math" w:eastAsiaTheme="minorEastAsia" w:hAnsi="Cambria Math" w:cs="Cambria Math"/>
+        </w:rPr>
+      </w:pPr>
+      <w:r>
+        <w:rPr>
+          <w:rFonts w:ascii="Cambria Math" w:eastAsiaTheme="minorEastAsia" w:hAnsi="Cambria Math" w:cs="Cambria Math"/>
+        </w:rPr>
+        <w:t>(P(</w:t>
+      </w:r>
+      <w:proofErr w:type="spellStart"/>
+      <w:r>
+        <w:rPr>
+          <w:rFonts w:ascii="Cambria Math" w:eastAsiaTheme="minorEastAsia" w:hAnsi="Cambria Math" w:cs="Cambria Math"/>
+        </w:rPr>
+        <w:t>x,z</w:t>
+      </w:r>
+      <w:proofErr w:type="spellEnd"/>
+      <w:r>
+        <w:rPr>
+          <w:rFonts w:ascii="Cambria Math" w:eastAsiaTheme="minorEastAsia" w:hAnsi="Cambria Math" w:cs="Cambria Math"/>
+        </w:rPr>
+        <w:t xml:space="preserve">) = 6 </w:t>
+      </w:r>
+      <w:r>
+        <w:rPr>
+          <w:rFonts w:ascii="Cambria Math" w:eastAsiaTheme="minorEastAsia" w:hAnsi="Cambria Math" w:cs="Cambria Math"/>
+        </w:rPr>
+        <w:t>--&gt;</w:t>
+      </w:r>
+      <w:r>
+        <w:rPr>
+          <w:rFonts w:ascii="Cambria Math" w:eastAsiaTheme="minorEastAsia" w:hAnsi="Cambria Math" w:cs="Cambria Math"/>
+        </w:rPr>
+        <w:t xml:space="preserve"> </w:t>
+      </w:r>
+      <w:r>
+        <w:rPr>
+          <w:rFonts w:ascii="Cambria Math" w:eastAsiaTheme="minorEastAsia" w:hAnsi="Cambria Math" w:cs="Cambria Math"/>
+        </w:rPr>
+        <w:t>(P(</w:t>
+      </w:r>
+      <w:proofErr w:type="spellStart"/>
+      <w:r>
+        <w:rPr>
+          <w:rFonts w:ascii="Cambria Math" w:eastAsiaTheme="minorEastAsia" w:hAnsi="Cambria Math" w:cs="Cambria Math"/>
+        </w:rPr>
+        <w:t>z,y</w:t>
+      </w:r>
+      <w:proofErr w:type="spellEnd"/>
+      <w:r>
+        <w:rPr>
+          <w:rFonts w:ascii="Cambria Math" w:eastAsiaTheme="minorEastAsia" w:hAnsi="Cambria Math" w:cs="Cambria Math"/>
+        </w:rPr>
+        <w:t xml:space="preserve">) = </w:t>
+      </w:r>
+      <w:r>
+        <w:rPr>
+          <w:rFonts w:ascii="Cambria Math" w:eastAsiaTheme="minorEastAsia" w:hAnsi="Cambria Math" w:cs="Cambria Math"/>
+        </w:rPr>
+        <w:t>1</w:t>
+      </w:r>
+      <w:r>
+        <w:rPr>
+          <w:rFonts w:ascii="Cambria Math" w:eastAsiaTheme="minorEastAsia" w:hAnsi="Cambria Math" w:cs="Cambria Math"/>
+        </w:rPr>
+        <w:t xml:space="preserve"> || </w:t>
+      </w:r>
+      <w:r>
+        <w:rPr>
+          <w:rFonts w:ascii="Cambria Math" w:eastAsiaTheme="minorEastAsia" w:hAnsi="Cambria Math" w:cs="Cambria Math"/>
+        </w:rPr>
+        <w:t>P(</w:t>
+      </w:r>
+      <w:proofErr w:type="spellStart"/>
+      <w:r>
+        <w:rPr>
+          <w:rFonts w:ascii="Cambria Math" w:eastAsiaTheme="minorEastAsia" w:hAnsi="Cambria Math" w:cs="Cambria Math"/>
+        </w:rPr>
+        <w:t>z,y</w:t>
+      </w:r>
+      <w:proofErr w:type="spellEnd"/>
+      <w:r>
+        <w:rPr>
+          <w:rFonts w:ascii="Cambria Math" w:eastAsiaTheme="minorEastAsia" w:hAnsi="Cambria Math" w:cs="Cambria Math"/>
+        </w:rPr>
+        <w:t>) = 9</w:t>
+      </w:r>
+      <w:r>
+        <w:rPr>
+          <w:rFonts w:ascii="Cambria Math" w:eastAsiaTheme="minorEastAsia" w:hAnsi="Cambria Math" w:cs="Cambria Math"/>
+        </w:rPr>
+        <w:t>)</w:t>
+      </w:r>
+      <w:r>
+        <w:rPr>
+          <w:rFonts w:ascii="Cambria Math" w:eastAsiaTheme="minorEastAsia" w:hAnsi="Cambria Math" w:cs="Cambria Math"/>
+        </w:rPr>
+        <w:t>) &amp;&amp;</w:t>
+      </w:r>
+    </w:p>
+    <w:p>
+      <w:pPr>
+        <w:rPr>
+          <w:rFonts w:ascii="Cambria Math" w:eastAsiaTheme="minorEastAsia" w:hAnsi="Cambria Math" w:cs="Cambria Math"/>
+        </w:rPr>
+      </w:pPr>
+      <w:r>
+        <w:rPr>
+          <w:rFonts w:ascii="Cambria Math" w:eastAsiaTheme="minorEastAsia" w:hAnsi="Cambria Math" w:cs="Cambria Math"/>
+        </w:rPr>
+        <w:t>(P(</w:t>
+      </w:r>
+      <w:proofErr w:type="spellStart"/>
+      <w:r>
+        <w:rPr>
+          <w:rFonts w:ascii="Cambria Math" w:eastAsiaTheme="minorEastAsia" w:hAnsi="Cambria Math" w:cs="Cambria Math"/>
+        </w:rPr>
+        <w:t>x,z</w:t>
+      </w:r>
+      <w:proofErr w:type="spellEnd"/>
+      <w:r>
+        <w:rPr>
+          <w:rFonts w:ascii="Cambria Math" w:eastAsiaTheme="minorEastAsia" w:hAnsi="Cambria Math" w:cs="Cambria Math"/>
+        </w:rPr>
+        <w:t xml:space="preserve">) = 7 </w:t>
+      </w:r>
+      <w:r>
+        <w:rPr>
+          <w:rFonts w:ascii="Cambria Math" w:eastAsiaTheme="minorEastAsia" w:hAnsi="Cambria Math" w:cs="Cambria Math"/>
+        </w:rPr>
+        <w:t>--&gt;</w:t>
+      </w:r>
+      <w:r>
+        <w:rPr>
+          <w:rFonts w:ascii="Cambria Math" w:eastAsiaTheme="minorEastAsia" w:hAnsi="Cambria Math" w:cs="Cambria Math"/>
+        </w:rPr>
+        <w:t xml:space="preserve"> (</w:t>
+      </w:r>
+      <w:r>
+        <w:rPr>
+          <w:rFonts w:ascii="Cambria Math" w:eastAsiaTheme="minorEastAsia" w:hAnsi="Cambria Math" w:cs="Cambria Math"/>
+        </w:rPr>
+        <w:t>P(</w:t>
+      </w:r>
+      <w:proofErr w:type="spellStart"/>
+      <w:r>
+        <w:rPr>
+          <w:rFonts w:ascii="Cambria Math" w:eastAsiaTheme="minorEastAsia" w:hAnsi="Cambria Math" w:cs="Cambria Math"/>
+        </w:rPr>
+        <w:t>z,y</w:t>
+      </w:r>
+      <w:proofErr w:type="spellEnd"/>
+      <w:r>
+        <w:rPr>
+          <w:rFonts w:ascii="Cambria Math" w:eastAsiaTheme="minorEastAsia" w:hAnsi="Cambria Math" w:cs="Cambria Math"/>
+        </w:rPr>
+        <w:t xml:space="preserve">) = </w:t>
+      </w:r>
+      <w:r>
+        <w:rPr>
+          <w:rFonts w:ascii="Cambria Math" w:eastAsiaTheme="minorEastAsia" w:hAnsi="Cambria Math" w:cs="Cambria Math"/>
+        </w:rPr>
+        <w:t>2</w:t>
+      </w:r>
+      <w:r>
+        <w:rPr>
+          <w:rFonts w:ascii="Cambria Math" w:eastAsiaTheme="minorEastAsia" w:hAnsi="Cambria Math" w:cs="Cambria Math"/>
+        </w:rPr>
+        <w:t xml:space="preserve"> || </w:t>
+      </w:r>
+      <w:r>
+        <w:rPr>
+          <w:rFonts w:ascii="Cambria Math" w:eastAsiaTheme="minorEastAsia" w:hAnsi="Cambria Math" w:cs="Cambria Math"/>
+        </w:rPr>
+        <w:t>P(</w:t>
+      </w:r>
+      <w:proofErr w:type="spellStart"/>
+      <w:r>
+        <w:rPr>
+          <w:rFonts w:ascii="Cambria Math" w:eastAsiaTheme="minorEastAsia" w:hAnsi="Cambria Math" w:cs="Cambria Math"/>
+        </w:rPr>
+        <w:t>z,y</w:t>
+      </w:r>
+      <w:proofErr w:type="spellEnd"/>
+      <w:r>
+        <w:rPr>
+          <w:rFonts w:ascii="Cambria Math" w:eastAsiaTheme="minorEastAsia" w:hAnsi="Cambria Math" w:cs="Cambria Math"/>
+        </w:rPr>
+        <w:t>) = 9 || P(</w:t>
+      </w:r>
+      <w:proofErr w:type="spellStart"/>
+      <w:r>
+        <w:rPr>
+          <w:rFonts w:ascii="Cambria Math" w:eastAsiaTheme="minorEastAsia" w:hAnsi="Cambria Math" w:cs="Cambria Math"/>
+        </w:rPr>
+        <w:t>z,y</w:t>
+      </w:r>
+      <w:proofErr w:type="spellEnd"/>
+      <w:r>
+        <w:rPr>
+          <w:rFonts w:ascii="Cambria Math" w:eastAsiaTheme="minorEastAsia" w:hAnsi="Cambria Math" w:cs="Cambria Math"/>
+        </w:rPr>
+        <w:t>) = 10 || P(</w:t>
+      </w:r>
+      <w:proofErr w:type="spellStart"/>
+      <w:r>
+        <w:rPr>
+          <w:rFonts w:ascii="Cambria Math" w:eastAsiaTheme="minorEastAsia" w:hAnsi="Cambria Math" w:cs="Cambria Math"/>
+        </w:rPr>
+        <w:t>z,y</w:t>
+      </w:r>
+      <w:proofErr w:type="spellEnd"/>
+      <w:r>
+        <w:rPr>
+          <w:rFonts w:ascii="Cambria Math" w:eastAsiaTheme="minorEastAsia" w:hAnsi="Cambria Math" w:cs="Cambria Math"/>
+        </w:rPr>
+        <w:t>) = 11 || P(</w:t>
+      </w:r>
+      <w:proofErr w:type="spellStart"/>
+      <w:r>
+        <w:rPr>
+          <w:rFonts w:ascii="Cambria Math" w:eastAsiaTheme="minorEastAsia" w:hAnsi="Cambria Math" w:cs="Cambria Math"/>
+        </w:rPr>
+        <w:t>z,y</w:t>
+      </w:r>
+      <w:proofErr w:type="spellEnd"/>
+      <w:r>
+        <w:rPr>
+          <w:rFonts w:ascii="Cambria Math" w:eastAsiaTheme="minorEastAsia" w:hAnsi="Cambria Math" w:cs="Cambria Math"/>
+        </w:rPr>
+        <w:t>) = 12)) &amp;&amp;</w:t>
+      </w:r>
+    </w:p>
+    <w:p>
+      <w:pPr>
+        <w:rPr>
+          <w:rFonts w:ascii="Cambria Math" w:eastAsiaTheme="minorEastAsia" w:hAnsi="Cambria Math" w:cs="Cambria Math"/>
+        </w:rPr>
+      </w:pPr>
+      <w:r>
+        <w:rPr>
+          <w:rFonts w:ascii="Cambria Math" w:eastAsiaTheme="minorEastAsia" w:hAnsi="Cambria Math" w:cs="Cambria Math"/>
+        </w:rPr>
+        <w:t>(P(</w:t>
+      </w:r>
+      <w:proofErr w:type="spellStart"/>
+      <w:r>
+        <w:rPr>
+          <w:rFonts w:ascii="Cambria Math" w:eastAsiaTheme="minorEastAsia" w:hAnsi="Cambria Math" w:cs="Cambria Math"/>
+        </w:rPr>
+        <w:t>x,z</w:t>
+      </w:r>
+      <w:proofErr w:type="spellEnd"/>
+      <w:r>
+        <w:rPr>
+          <w:rFonts w:ascii="Cambria Math" w:eastAsiaTheme="minorEastAsia" w:hAnsi="Cambria Math" w:cs="Cambria Math"/>
+        </w:rPr>
+        <w:t xml:space="preserve">) = 8 </w:t>
+      </w:r>
+      <w:r>
+        <w:rPr>
+          <w:rFonts w:ascii="Cambria Math" w:eastAsiaTheme="minorEastAsia" w:hAnsi="Cambria Math" w:cs="Cambria Math"/>
+        </w:rPr>
+        <w:t>--&gt;</w:t>
+      </w:r>
+      <w:r>
+        <w:rPr>
+          <w:rFonts w:ascii="Cambria Math" w:eastAsiaTheme="minorEastAsia" w:hAnsi="Cambria Math" w:cs="Cambria Math"/>
+        </w:rPr>
+        <w:t xml:space="preserve"> </w:t>
+      </w:r>
+      <w:r>
+        <w:rPr>
+          <w:rFonts w:ascii="Cambria Math" w:eastAsiaTheme="minorEastAsia" w:hAnsi="Cambria Math" w:cs="Cambria Math"/>
+        </w:rPr>
+        <w:t>(P(</w:t>
+      </w:r>
+      <w:proofErr w:type="spellStart"/>
+      <w:r>
+        <w:rPr>
+          <w:rFonts w:ascii="Cambria Math" w:eastAsiaTheme="minorEastAsia" w:hAnsi="Cambria Math" w:cs="Cambria Math"/>
+        </w:rPr>
+        <w:t>z,y</w:t>
+      </w:r>
+      <w:proofErr w:type="spellEnd"/>
+      <w:r>
+        <w:rPr>
+          <w:rFonts w:ascii="Cambria Math" w:eastAsiaTheme="minorEastAsia" w:hAnsi="Cambria Math" w:cs="Cambria Math"/>
+        </w:rPr>
+        <w:t xml:space="preserve">) = </w:t>
+      </w:r>
+      <w:r>
+        <w:rPr>
+          <w:rFonts w:ascii="Cambria Math" w:eastAsiaTheme="minorEastAsia" w:hAnsi="Cambria Math" w:cs="Cambria Math"/>
+        </w:rPr>
+        <w:t>1</w:t>
+      </w:r>
+      <w:r>
+        <w:rPr>
+          <w:rFonts w:ascii="Cambria Math" w:eastAsiaTheme="minorEastAsia" w:hAnsi="Cambria Math" w:cs="Cambria Math"/>
+        </w:rPr>
+        <w:t xml:space="preserve"> || </w:t>
+      </w:r>
+      <w:r>
+        <w:rPr>
+          <w:rFonts w:ascii="Cambria Math" w:eastAsiaTheme="minorEastAsia" w:hAnsi="Cambria Math" w:cs="Cambria Math"/>
+        </w:rPr>
+        <w:t>P(</w:t>
+      </w:r>
+      <w:proofErr w:type="spellStart"/>
+      <w:r>
+        <w:rPr>
+          <w:rFonts w:ascii="Cambria Math" w:eastAsiaTheme="minorEastAsia" w:hAnsi="Cambria Math" w:cs="Cambria Math"/>
+        </w:rPr>
+        <w:t>z,y</w:t>
+      </w:r>
+      <w:proofErr w:type="spellEnd"/>
+      <w:r>
+        <w:rPr>
+          <w:rFonts w:ascii="Cambria Math" w:eastAsiaTheme="minorEastAsia" w:hAnsi="Cambria Math" w:cs="Cambria Math"/>
+        </w:rPr>
+        <w:t>) = 9</w:t>
+      </w:r>
+      <w:r>
+        <w:rPr>
+          <w:rFonts w:ascii="Cambria Math" w:eastAsiaTheme="minorEastAsia" w:hAnsi="Cambria Math" w:cs="Cambria Math"/>
+        </w:rPr>
+        <w:t>)</w:t>
+      </w:r>
+      <w:r>
+        <w:rPr>
+          <w:rFonts w:ascii="Cambria Math" w:eastAsiaTheme="minorEastAsia" w:hAnsi="Cambria Math" w:cs="Cambria Math"/>
+        </w:rPr>
+        <w:t>) &amp;&amp;</w:t>
+      </w:r>
+    </w:p>
+    <w:p>
+      <w:pPr>
+        <w:rPr>
+          <w:rFonts w:ascii="Cambria Math" w:eastAsiaTheme="minorEastAsia" w:hAnsi="Cambria Math" w:cs="Cambria Math"/>
+        </w:rPr>
+      </w:pPr>
+      <w:r>
+        <w:rPr>
+          <w:rFonts w:ascii="Cambria Math" w:eastAsiaTheme="minorEastAsia" w:hAnsi="Cambria Math" w:cs="Cambria Math"/>
+        </w:rPr>
+        <w:t>(P(</w:t>
+      </w:r>
+      <w:proofErr w:type="spellStart"/>
+      <w:r>
+        <w:rPr>
+          <w:rFonts w:ascii="Cambria Math" w:eastAsiaTheme="minorEastAsia" w:hAnsi="Cambria Math" w:cs="Cambria Math"/>
+        </w:rPr>
+        <w:t>x,z</w:t>
+      </w:r>
+      <w:proofErr w:type="spellEnd"/>
+      <w:r>
+        <w:rPr>
+          <w:rFonts w:ascii="Cambria Math" w:eastAsiaTheme="minorEastAsia" w:hAnsi="Cambria Math" w:cs="Cambria Math"/>
+        </w:rPr>
+        <w:t xml:space="preserve">) = 9 </w:t>
+      </w:r>
+      <w:r>
+        <w:rPr>
+          <w:rFonts w:ascii="Cambria Math" w:eastAsiaTheme="minorEastAsia" w:hAnsi="Cambria Math" w:cs="Cambria Math"/>
+        </w:rPr>
+        <w:t>--&gt;</w:t>
+      </w:r>
+      <w:r>
+        <w:rPr>
+          <w:rFonts w:ascii="Cambria Math" w:eastAsiaTheme="minorEastAsia" w:hAnsi="Cambria Math" w:cs="Cambria Math"/>
+        </w:rPr>
+        <w:t xml:space="preserve"> (P(</w:t>
+      </w:r>
+      <w:proofErr w:type="spellStart"/>
+      <w:r>
+        <w:rPr>
+          <w:rFonts w:ascii="Cambria Math" w:eastAsiaTheme="minorEastAsia" w:hAnsi="Cambria Math" w:cs="Cambria Math"/>
+        </w:rPr>
+        <w:t>z,y</w:t>
+      </w:r>
+      <w:proofErr w:type="spellEnd"/>
+      <w:r>
+        <w:rPr>
+          <w:rFonts w:ascii="Cambria Math" w:eastAsiaTheme="minorEastAsia" w:hAnsi="Cambria Math" w:cs="Cambria Math"/>
+        </w:rPr>
+        <w:t>) = 5 || P(</w:t>
+      </w:r>
+      <w:proofErr w:type="spellStart"/>
+      <w:r>
+        <w:rPr>
+          <w:rFonts w:ascii="Cambria Math" w:eastAsiaTheme="minorEastAsia" w:hAnsi="Cambria Math" w:cs="Cambria Math"/>
+        </w:rPr>
+        <w:t>z,y</w:t>
+      </w:r>
+      <w:proofErr w:type="spellEnd"/>
+      <w:r>
+        <w:rPr>
+          <w:rFonts w:ascii="Cambria Math" w:eastAsiaTheme="minorEastAsia" w:hAnsi="Cambria Math" w:cs="Cambria Math"/>
+        </w:rPr>
+        <w:t>) = 6)) &amp;&amp;</w:t>
+      </w:r>
+    </w:p>
+    <w:p>
+      <w:pPr>
+        <w:rPr>
+          <w:rFonts w:ascii="Cambria Math" w:eastAsiaTheme="minorEastAsia" w:hAnsi="Cambria Math" w:cs="Cambria Math"/>
+        </w:rPr>
+      </w:pPr>
+      <w:r>
+        <w:rPr>
+          <w:rFonts w:ascii="Cambria Math" w:eastAsiaTheme="minorEastAsia" w:hAnsi="Cambria Math" w:cs="Cambria Math"/>
+        </w:rPr>
+        <w:t>(P(</w:t>
+      </w:r>
+      <w:proofErr w:type="spellStart"/>
+      <w:r>
+        <w:rPr>
+          <w:rFonts w:ascii="Cambria Math" w:eastAsiaTheme="minorEastAsia" w:hAnsi="Cambria Math" w:cs="Cambria Math"/>
+        </w:rPr>
+        <w:t>x,z</w:t>
+      </w:r>
+      <w:proofErr w:type="spellEnd"/>
+      <w:r>
+        <w:rPr>
+          <w:rFonts w:ascii="Cambria Math" w:eastAsiaTheme="minorEastAsia" w:hAnsi="Cambria Math" w:cs="Cambria Math"/>
+        </w:rPr>
+        <w:t xml:space="preserve">) = 10 </w:t>
+      </w:r>
+      <w:r>
+        <w:rPr>
+          <w:rFonts w:ascii="Cambria Math" w:eastAsiaTheme="minorEastAsia" w:hAnsi="Cambria Math" w:cs="Cambria Math"/>
+        </w:rPr>
+        <w:t>--&gt;</w:t>
+      </w:r>
+      <w:r>
+        <w:rPr>
+          <w:rFonts w:ascii="Cambria Math" w:eastAsiaTheme="minorEastAsia" w:hAnsi="Cambria Math" w:cs="Cambria Math"/>
+        </w:rPr>
+        <w:t xml:space="preserve"> P(</w:t>
+      </w:r>
+      <w:proofErr w:type="spellStart"/>
+      <w:r>
+        <w:rPr>
+          <w:rFonts w:ascii="Cambria Math" w:eastAsiaTheme="minorEastAsia" w:hAnsi="Cambria Math" w:cs="Cambria Math"/>
+        </w:rPr>
+        <w:t>z,y</w:t>
+      </w:r>
+      <w:proofErr w:type="spellEnd"/>
+      <w:r>
+        <w:rPr>
+          <w:rFonts w:ascii="Cambria Math" w:eastAsiaTheme="minorEastAsia" w:hAnsi="Cambria Math" w:cs="Cambria Math"/>
+        </w:rPr>
+        <w:t>) = 7) &amp;&amp;</w:t>
+      </w:r>
+    </w:p>
+    <w:p>
+      <w:pPr>
+        <w:rPr>
+          <w:rFonts w:ascii="Cambria Math" w:eastAsiaTheme="minorEastAsia" w:hAnsi="Cambria Math" w:cs="Cambria Math"/>
+        </w:rPr>
+      </w:pPr>
+      <w:r>
+        <w:rPr>
+          <w:rFonts w:ascii="Cambria Math" w:eastAsiaTheme="minorEastAsia" w:hAnsi="Cambria Math" w:cs="Cambria Math"/>
+        </w:rPr>
+        <w:t>(P(</w:t>
+      </w:r>
+      <w:proofErr w:type="spellStart"/>
+      <w:r>
+        <w:rPr>
+          <w:rFonts w:ascii="Cambria Math" w:eastAsiaTheme="minorEastAsia" w:hAnsi="Cambria Math" w:cs="Cambria Math"/>
+        </w:rPr>
+        <w:t>x,z</w:t>
+      </w:r>
+      <w:proofErr w:type="spellEnd"/>
+      <w:r>
+        <w:rPr>
+          <w:rFonts w:ascii="Cambria Math" w:eastAsiaTheme="minorEastAsia" w:hAnsi="Cambria Math" w:cs="Cambria Math"/>
+        </w:rPr>
+        <w:t xml:space="preserve">) = 11 </w:t>
+      </w:r>
+      <w:r>
+        <w:rPr>
+          <w:rFonts w:ascii="Cambria Math" w:eastAsiaTheme="minorEastAsia" w:hAnsi="Cambria Math" w:cs="Cambria Math"/>
+        </w:rPr>
+        <w:t>--&gt;</w:t>
+      </w:r>
+      <w:r>
+        <w:rPr>
+          <w:rFonts w:ascii="Cambria Math" w:eastAsiaTheme="minorEastAsia" w:hAnsi="Cambria Math" w:cs="Cambria Math"/>
+        </w:rPr>
+        <w:t xml:space="preserve"> (P(</w:t>
+      </w:r>
+      <w:proofErr w:type="spellStart"/>
+      <w:r>
+        <w:rPr>
+          <w:rFonts w:ascii="Cambria Math" w:eastAsiaTheme="minorEastAsia" w:hAnsi="Cambria Math" w:cs="Cambria Math"/>
+        </w:rPr>
+        <w:t>z,y</w:t>
+      </w:r>
+      <w:proofErr w:type="spellEnd"/>
+      <w:r>
+        <w:rPr>
+          <w:rFonts w:ascii="Cambria Math" w:eastAsiaTheme="minorEastAsia" w:hAnsi="Cambria Math" w:cs="Cambria Math"/>
+        </w:rPr>
+        <w:t>) = 7 || P(</w:t>
+      </w:r>
+      <w:proofErr w:type="spellStart"/>
+      <w:r>
+        <w:rPr>
+          <w:rFonts w:ascii="Cambria Math" w:eastAsiaTheme="minorEastAsia" w:hAnsi="Cambria Math" w:cs="Cambria Math"/>
+        </w:rPr>
+        <w:t>z,y</w:t>
+      </w:r>
+      <w:proofErr w:type="spellEnd"/>
+      <w:r>
+        <w:rPr>
+          <w:rFonts w:ascii="Cambria Math" w:eastAsiaTheme="minorEastAsia" w:hAnsi="Cambria Math" w:cs="Cambria Math"/>
+        </w:rPr>
+        <w:t>) = 8)) &amp;&amp;</w:t>
+      </w:r>
+    </w:p>
+    <w:p>
+      <w:pPr>
+        <w:rPr>
+          <w:rFonts w:ascii="Cambria Math" w:eastAsiaTheme="minorEastAsia" w:hAnsi="Cambria Math" w:cs="Cambria Math"/>
+        </w:rPr>
+      </w:pPr>
+      <w:r>
+        <w:rPr>
+          <w:rFonts w:ascii="Cambria Math" w:eastAsiaTheme="minorEastAsia" w:hAnsi="Cambria Math" w:cs="Cambria Math"/>
+        </w:rPr>
+        <w:t>(P(</w:t>
+      </w:r>
+      <w:proofErr w:type="spellStart"/>
+      <w:r>
+        <w:rPr>
+          <w:rFonts w:ascii="Cambria Math" w:eastAsiaTheme="minorEastAsia" w:hAnsi="Cambria Math" w:cs="Cambria Math"/>
+        </w:rPr>
+        <w:t>x,z</w:t>
+      </w:r>
+      <w:proofErr w:type="spellEnd"/>
+      <w:r>
+        <w:rPr>
+          <w:rFonts w:ascii="Cambria Math" w:eastAsiaTheme="minorEastAsia" w:hAnsi="Cambria Math" w:cs="Cambria Math"/>
+        </w:rPr>
+        <w:t xml:space="preserve">) = 12 </w:t>
+      </w:r>
+      <w:r>
+        <w:rPr>
+          <w:rFonts w:ascii="Cambria Math" w:eastAsiaTheme="minorEastAsia" w:hAnsi="Cambria Math" w:cs="Cambria Math"/>
+        </w:rPr>
+        <w:t>--&gt;</w:t>
+      </w:r>
+      <w:r>
+        <w:rPr>
+          <w:rFonts w:ascii="Cambria Math" w:eastAsiaTheme="minorEastAsia" w:hAnsi="Cambria Math" w:cs="Cambria Math"/>
+        </w:rPr>
+        <w:t xml:space="preserve"> P(</w:t>
+      </w:r>
+      <w:proofErr w:type="spellStart"/>
+      <w:r>
+        <w:rPr>
+          <w:rFonts w:ascii="Cambria Math" w:eastAsiaTheme="minorEastAsia" w:hAnsi="Cambria Math" w:cs="Cambria Math"/>
+        </w:rPr>
+        <w:t>z,y</w:t>
+      </w:r>
+      <w:proofErr w:type="spellEnd"/>
+      <w:r>
+        <w:rPr>
+          <w:rFonts w:ascii="Cambria Math" w:eastAsiaTheme="minorEastAsia" w:hAnsi="Cambria Math" w:cs="Cambria Math"/>
+        </w:rPr>
+        <w:t>) = 5)</w:t>
       </w:r>
     </w:p>
     <w:p>
@@ -6660,241 +10822,6 @@
           <w:rFonts w:ascii="Cambria Math" w:eastAsiaTheme="minorEastAsia" w:hAnsi="Cambria Math" w:cs="Cambria Math"/>
         </w:rPr>
         <w:lastRenderedPageBreak/>
-        <w:t xml:space="preserve">(P(x,z) = 6 </w:t>
-      </w:r>
-      <w:r>
-        <w:rPr>
-          <w:rFonts w:ascii="Cambria Math" w:eastAsiaTheme="minorEastAsia" w:hAnsi="Cambria Math" w:cs="Cambria Math"/>
-        </w:rPr>
-        <w:t>--&gt;</w:t>
-      </w:r>
-      <w:r>
-        <w:rPr>
-          <w:rFonts w:ascii="Cambria Math" w:eastAsiaTheme="minorEastAsia" w:hAnsi="Cambria Math" w:cs="Cambria Math"/>
-        </w:rPr>
-        <w:t xml:space="preserve"> </w:t>
-      </w:r>
-      <w:r>
-        <w:rPr>
-          <w:rFonts w:ascii="Cambria Math" w:eastAsiaTheme="minorEastAsia" w:hAnsi="Cambria Math" w:cs="Cambria Math"/>
-        </w:rPr>
-        <w:t xml:space="preserve">(P(z,y) = 2 || </w:t>
-      </w:r>
-      <w:r>
-        <w:rPr>
-          <w:rFonts w:ascii="Cambria Math" w:eastAsiaTheme="minorEastAsia" w:hAnsi="Cambria Math" w:cs="Cambria Math"/>
-        </w:rPr>
-        <w:t>P(z,y) = 9</w:t>
-      </w:r>
-      <w:r>
-        <w:rPr>
-          <w:rFonts w:ascii="Cambria Math" w:eastAsiaTheme="minorEastAsia" w:hAnsi="Cambria Math" w:cs="Cambria Math"/>
-        </w:rPr>
-        <w:t>)</w:t>
-      </w:r>
-      <w:r>
-        <w:rPr>
-          <w:rFonts w:ascii="Cambria Math" w:eastAsiaTheme="minorEastAsia" w:hAnsi="Cambria Math" w:cs="Cambria Math"/>
-        </w:rPr>
-        <w:t>) &amp;&amp;</w:t>
-      </w:r>
-    </w:p>
-    <w:p>
-      <w:pPr>
-        <w:rPr>
-          <w:rFonts w:ascii="Cambria Math" w:eastAsiaTheme="minorEastAsia" w:hAnsi="Cambria Math" w:cs="Cambria Math"/>
-        </w:rPr>
-      </w:pPr>
-      <w:r>
-        <w:rPr>
-          <w:rFonts w:ascii="Cambria Math" w:eastAsiaTheme="minorEastAsia" w:hAnsi="Cambria Math" w:cs="Cambria Math"/>
-        </w:rPr>
-        <w:t xml:space="preserve">(P(x,z) = 7 </w:t>
-      </w:r>
-      <w:r>
-        <w:rPr>
-          <w:rFonts w:ascii="Cambria Math" w:eastAsiaTheme="minorEastAsia" w:hAnsi="Cambria Math" w:cs="Cambria Math"/>
-        </w:rPr>
-        <w:t>--&gt;</w:t>
-      </w:r>
-      <w:r>
-        <w:rPr>
-          <w:rFonts w:ascii="Cambria Math" w:eastAsiaTheme="minorEastAsia" w:hAnsi="Cambria Math" w:cs="Cambria Math"/>
-        </w:rPr>
-        <w:t xml:space="preserve"> (</w:t>
-      </w:r>
-      <w:r>
-        <w:rPr>
-          <w:rFonts w:ascii="Cambria Math" w:eastAsiaTheme="minorEastAsia" w:hAnsi="Cambria Math" w:cs="Cambria Math"/>
-        </w:rPr>
-        <w:t xml:space="preserve">P(z,y) = 1 || </w:t>
-      </w:r>
-      <w:r>
-        <w:rPr>
-          <w:rFonts w:ascii="Cambria Math" w:eastAsiaTheme="minorEastAsia" w:hAnsi="Cambria Math" w:cs="Cambria Math"/>
-        </w:rPr>
-        <w:t>P(z,y) = 9 || P(z,y) = 10 || P(z,y) = 11 || P(z,y) = 12)) &amp;&amp;</w:t>
-      </w:r>
-    </w:p>
-    <w:p>
-      <w:pPr>
-        <w:rPr>
-          <w:rFonts w:ascii="Cambria Math" w:eastAsiaTheme="minorEastAsia" w:hAnsi="Cambria Math" w:cs="Cambria Math"/>
-        </w:rPr>
-      </w:pPr>
-      <w:r>
-        <w:rPr>
-          <w:rFonts w:ascii="Cambria Math" w:eastAsiaTheme="minorEastAsia" w:hAnsi="Cambria Math" w:cs="Cambria Math"/>
-        </w:rPr>
-        <w:t xml:space="preserve">(P(x,z) = 8 </w:t>
-      </w:r>
-      <w:r>
-        <w:rPr>
-          <w:rFonts w:ascii="Cambria Math" w:eastAsiaTheme="minorEastAsia" w:hAnsi="Cambria Math" w:cs="Cambria Math"/>
-        </w:rPr>
-        <w:t>--&gt;</w:t>
-      </w:r>
-      <w:r>
-        <w:rPr>
-          <w:rFonts w:ascii="Cambria Math" w:eastAsiaTheme="minorEastAsia" w:hAnsi="Cambria Math" w:cs="Cambria Math"/>
-        </w:rPr>
-        <w:t xml:space="preserve"> </w:t>
-      </w:r>
-      <w:r>
-        <w:rPr>
-          <w:rFonts w:ascii="Cambria Math" w:eastAsiaTheme="minorEastAsia" w:hAnsi="Cambria Math" w:cs="Cambria Math"/>
-        </w:rPr>
-        <w:t xml:space="preserve">(P(z,y) = 2 || </w:t>
-      </w:r>
-      <w:r>
-        <w:rPr>
-          <w:rFonts w:ascii="Cambria Math" w:eastAsiaTheme="minorEastAsia" w:hAnsi="Cambria Math" w:cs="Cambria Math"/>
-        </w:rPr>
-        <w:t>P(z,y) = 9</w:t>
-      </w:r>
-      <w:r>
-        <w:rPr>
-          <w:rFonts w:ascii="Cambria Math" w:eastAsiaTheme="minorEastAsia" w:hAnsi="Cambria Math" w:cs="Cambria Math"/>
-        </w:rPr>
-        <w:t>)</w:t>
-      </w:r>
-      <w:r>
-        <w:rPr>
-          <w:rFonts w:ascii="Cambria Math" w:eastAsiaTheme="minorEastAsia" w:hAnsi="Cambria Math" w:cs="Cambria Math"/>
-        </w:rPr>
-        <w:t>) &amp;&amp;</w:t>
-      </w:r>
-    </w:p>
-    <w:p>
-      <w:pPr>
-        <w:rPr>
-          <w:rFonts w:ascii="Cambria Math" w:eastAsiaTheme="minorEastAsia" w:hAnsi="Cambria Math" w:cs="Cambria Math"/>
-        </w:rPr>
-      </w:pPr>
-      <w:r>
-        <w:rPr>
-          <w:rFonts w:ascii="Cambria Math" w:eastAsiaTheme="minorEastAsia" w:hAnsi="Cambria Math" w:cs="Cambria Math"/>
-        </w:rPr>
-        <w:t xml:space="preserve">(P(x,z) = 9 </w:t>
-      </w:r>
-      <w:r>
-        <w:rPr>
-          <w:rFonts w:ascii="Cambria Math" w:eastAsiaTheme="minorEastAsia" w:hAnsi="Cambria Math" w:cs="Cambria Math"/>
-        </w:rPr>
-        <w:t>--&gt;</w:t>
-      </w:r>
-      <w:r>
-        <w:rPr>
-          <w:rFonts w:ascii="Cambria Math" w:eastAsiaTheme="minorEastAsia" w:hAnsi="Cambria Math" w:cs="Cambria Math"/>
-        </w:rPr>
-        <w:t xml:space="preserve"> (P(z,y) = 5 || P(z,y) = 6)) &amp;&amp;</w:t>
-      </w:r>
-    </w:p>
-    <w:p>
-      <w:pPr>
-        <w:rPr>
-          <w:rFonts w:ascii="Cambria Math" w:eastAsiaTheme="minorEastAsia" w:hAnsi="Cambria Math" w:cs="Cambria Math"/>
-        </w:rPr>
-      </w:pPr>
-      <w:r>
-        <w:rPr>
-          <w:rFonts w:ascii="Cambria Math" w:eastAsiaTheme="minorEastAsia" w:hAnsi="Cambria Math" w:cs="Cambria Math"/>
-        </w:rPr>
-        <w:t xml:space="preserve">(P(x,z) = 10 </w:t>
-      </w:r>
-      <w:r>
-        <w:rPr>
-          <w:rFonts w:ascii="Cambria Math" w:eastAsiaTheme="minorEastAsia" w:hAnsi="Cambria Math" w:cs="Cambria Math"/>
-        </w:rPr>
-        <w:t>--&gt;</w:t>
-      </w:r>
-      <w:r>
-        <w:rPr>
-          <w:rFonts w:ascii="Cambria Math" w:eastAsiaTheme="minorEastAsia" w:hAnsi="Cambria Math" w:cs="Cambria Math"/>
-        </w:rPr>
-        <w:t xml:space="preserve"> P(z,y) = 7) &amp;&amp;</w:t>
-      </w:r>
-    </w:p>
-    <w:p>
-      <w:pPr>
-        <w:rPr>
-          <w:rFonts w:ascii="Cambria Math" w:eastAsiaTheme="minorEastAsia" w:hAnsi="Cambria Math" w:cs="Cambria Math"/>
-        </w:rPr>
-      </w:pPr>
-      <w:r>
-        <w:rPr>
-          <w:rFonts w:ascii="Cambria Math" w:eastAsiaTheme="minorEastAsia" w:hAnsi="Cambria Math" w:cs="Cambria Math"/>
-        </w:rPr>
-        <w:t xml:space="preserve">(P(x,z) = 11 </w:t>
-      </w:r>
-      <w:r>
-        <w:rPr>
-          <w:rFonts w:ascii="Cambria Math" w:eastAsiaTheme="minorEastAsia" w:hAnsi="Cambria Math" w:cs="Cambria Math"/>
-        </w:rPr>
-        <w:t>--&gt;</w:t>
-      </w:r>
-      <w:r>
-        <w:rPr>
-          <w:rFonts w:ascii="Cambria Math" w:eastAsiaTheme="minorEastAsia" w:hAnsi="Cambria Math" w:cs="Cambria Math"/>
-        </w:rPr>
-        <w:t xml:space="preserve"> (P(z,y) = 7 || P(z,y) = 8)) &amp;&amp;</w:t>
-      </w:r>
-    </w:p>
-    <w:p>
-      <w:pPr>
-        <w:rPr>
-          <w:rFonts w:ascii="Cambria Math" w:eastAsiaTheme="minorEastAsia" w:hAnsi="Cambria Math" w:cs="Cambria Math"/>
-        </w:rPr>
-      </w:pPr>
-      <w:r>
-        <w:rPr>
-          <w:rFonts w:ascii="Cambria Math" w:eastAsiaTheme="minorEastAsia" w:hAnsi="Cambria Math" w:cs="Cambria Math"/>
-        </w:rPr>
-        <w:t xml:space="preserve">(P(x,z) = 12 </w:t>
-      </w:r>
-      <w:r>
-        <w:rPr>
-          <w:rFonts w:ascii="Cambria Math" w:eastAsiaTheme="minorEastAsia" w:hAnsi="Cambria Math" w:cs="Cambria Math"/>
-        </w:rPr>
-        <w:t>--&gt;</w:t>
-      </w:r>
-      <w:r>
-        <w:rPr>
-          <w:rFonts w:ascii="Cambria Math" w:eastAsiaTheme="minorEastAsia" w:hAnsi="Cambria Math" w:cs="Cambria Math"/>
-        </w:rPr>
-        <w:t xml:space="preserve"> P(z,y) = 5)</w:t>
-      </w:r>
-    </w:p>
-    <w:p>
-      <w:pPr>
-        <w:rPr>
-          <w:rFonts w:ascii="Cambria Math" w:eastAsiaTheme="minorEastAsia" w:hAnsi="Cambria Math" w:cs="Cambria Math"/>
-        </w:rPr>
-      </w:pPr>
-      <w:r>
-        <w:rPr>
-          <w:rFonts w:ascii="Cambria Math" w:eastAsiaTheme="minorEastAsia" w:hAnsi="Cambria Math" w:cs="Cambria Math"/>
-        </w:rPr>
         <w:t xml:space="preserve">It is worth noting that this is not likened to the Original Wang-Tiling problem --- which requires adjacent-only matching. </w:t>
       </w:r>
       <w:r>
@@ -6907,7 +10834,21 @@
         <w:rPr>
           <w:rFonts w:ascii="Cambria Math" w:eastAsiaTheme="minorEastAsia" w:hAnsi="Cambria Math" w:cs="Cambria Math"/>
         </w:rPr>
-        <w:t xml:space="preserve">mathematical property was used to reduce the relation P(x,x) to one of a conjunction of anti-symmetry </w:t>
+        <w:t>mathematical property was used to reduce the relation P(</w:t>
+      </w:r>
+      <w:proofErr w:type="spellStart"/>
+      <w:r>
+        <w:rPr>
+          <w:rFonts w:ascii="Cambria Math" w:eastAsiaTheme="minorEastAsia" w:hAnsi="Cambria Math" w:cs="Cambria Math"/>
+        </w:rPr>
+        <w:t>x,x</w:t>
+      </w:r>
+      <w:proofErr w:type="spellEnd"/>
+      <w:r>
+        <w:rPr>
+          <w:rFonts w:ascii="Cambria Math" w:eastAsiaTheme="minorEastAsia" w:hAnsi="Cambria Math" w:cs="Cambria Math"/>
+        </w:rPr>
+        <w:t xml:space="preserve">) to one of a conjunction of anti-symmetry </w:t>
       </w:r>
       <w:r>
         <w:rPr>
